--- a/linear-algebra-complex.docx
+++ b/linear-algebra-complex.docx
@@ -15,7 +15,7 @@
         <w:pStyle w:val="Date"/>
       </w:pPr>
       <w:r>
-        <w:t xml:space="preserve">Last modified: 2026-10-09 22:14:55 (PDT)</w:t>
+        <w:t xml:space="preserve">Last modified: 2026-10-10 10:38:55 (PDT)</w:t>
       </w:r>
     </w:p>
     <w:bookmarkStart w:id="35" w:name="sec-complex-vectors-matrices"/>

--- a/linear-algebra-complex.docx
+++ b/linear-algebra-complex.docx
@@ -15,7 +15,7 @@
         <w:pStyle w:val="Date"/>
       </w:pPr>
       <w:r>
-        <w:t xml:space="preserve">Last modified: 2026-10-10 10:38:55 (PDT)</w:t>
+        <w:t xml:space="preserve">Last modified: 2026-10-10 11:17:20 (PDT)</w:t>
       </w:r>
     </w:p>
     <w:bookmarkStart w:id="35" w:name="sec-complex-vectors-matrices"/>

--- a/linear-algebra-complex.docx
+++ b/linear-algebra-complex.docx
@@ -15,7 +15,7 @@
         <w:pStyle w:val="Date"/>
       </w:pPr>
       <w:r>
-        <w:t xml:space="preserve">Last modified: 2026-10-10 11:17:20 (PDT)</w:t>
+        <w:t xml:space="preserve">Last modified: 2026-10-10 18:57:52 (PDT)</w:t>
       </w:r>
     </w:p>
     <w:bookmarkStart w:id="35" w:name="sec-complex-vectors-matrices"/>

--- a/linear-algebra-complex.docx
+++ b/linear-algebra-complex.docx
@@ -15,7 +15,7 @@
         <w:pStyle w:val="Date"/>
       </w:pPr>
       <w:r>
-        <w:t xml:space="preserve">Last modified: 2026-10-10 18:57:52 (PDT)</w:t>
+        <w:t xml:space="preserve">Last modified: 2026-10-10 19:44:14 (PDT)</w:t>
       </w:r>
     </w:p>
     <w:bookmarkStart w:id="35" w:name="sec-complex-vectors-matrices"/>

--- a/linear-algebra-complex.docx
+++ b/linear-algebra-complex.docx
@@ -15,7 +15,7 @@
         <w:pStyle w:val="Date"/>
       </w:pPr>
       <w:r>
-        <w:t xml:space="preserve">Last modified: 2026-10-10 19:44:14 (PDT)</w:t>
+        <w:t xml:space="preserve">Last modified: 2026-10-11 00:33:48 (PDT)</w:t>
       </w:r>
     </w:p>
     <w:bookmarkStart w:id="35" w:name="sec-complex-vectors-matrices"/>

--- a/linear-algebra-complex.docx
+++ b/linear-algebra-complex.docx
@@ -15,7 +15,7 @@
         <w:pStyle w:val="Date"/>
       </w:pPr>
       <w:r>
-        <w:t xml:space="preserve">Last modified: 2026-10-11 00:33:48 (PDT)</w:t>
+        <w:t xml:space="preserve">Last modified: 2026-10-11 01:21:14 (PDT)</w:t>
       </w:r>
     </w:p>
     <w:bookmarkStart w:id="35" w:name="sec-complex-vectors-matrices"/>

--- a/linear-algebra-complex.docx
+++ b/linear-algebra-complex.docx
@@ -15,7 +15,7 @@
         <w:pStyle w:val="Date"/>
       </w:pPr>
       <w:r>
-        <w:t xml:space="preserve">Last modified: 2026-10-11 01:21:14 (PDT)</w:t>
+        <w:t xml:space="preserve">Last modified: 2026-10-12 01:27:56 (PDT)</w:t>
       </w:r>
     </w:p>
     <w:bookmarkStart w:id="35" w:name="sec-complex-vectors-matrices"/>

--- a/linear-algebra-complex.docx
+++ b/linear-algebra-complex.docx
@@ -15,7 +15,7 @@
         <w:pStyle w:val="Date"/>
       </w:pPr>
       <w:r>
-        <w:t xml:space="preserve">Last modified: 2026-10-12 01:27:56 (PDT)</w:t>
+        <w:t xml:space="preserve">Last modified: 2026-10-12 19:40:12 (PDT)</w:t>
       </w:r>
     </w:p>
     <w:bookmarkStart w:id="35" w:name="sec-complex-vectors-matrices"/>

--- a/linear-algebra-complex.docx
+++ b/linear-algebra-complex.docx
@@ -15,7 +15,7 @@
         <w:pStyle w:val="Date"/>
       </w:pPr>
       <w:r>
-        <w:t xml:space="preserve">Last modified: 2026-10-12 19:40:12 (PDT)</w:t>
+        <w:t xml:space="preserve">Last modified: 2026-10-12 20:31:51 (PDT)</w:t>
       </w:r>
     </w:p>
     <w:bookmarkStart w:id="35" w:name="sec-complex-vectors-matrices"/>

--- a/linear-algebra-complex.docx
+++ b/linear-algebra-complex.docx
@@ -15,7 +15,7 @@
         <w:pStyle w:val="Date"/>
       </w:pPr>
       <w:r>
-        <w:t xml:space="preserve">Last modified: 2026-10-12 20:31:51 (PDT)</w:t>
+        <w:t xml:space="preserve">Last modified: 2026-10-12 21:21:07 (PDT)</w:t>
       </w:r>
     </w:p>
     <w:bookmarkStart w:id="35" w:name="sec-complex-vectors-matrices"/>

--- a/linear-algebra-complex.docx
+++ b/linear-algebra-complex.docx
@@ -15,7 +15,7 @@
         <w:pStyle w:val="Date"/>
       </w:pPr>
       <w:r>
-        <w:t xml:space="preserve">Last modified: 2026-10-12 21:21:07 (PDT)</w:t>
+        <w:t xml:space="preserve">Last modified: 2026-10-12 22:07:53 (PDT)</w:t>
       </w:r>
     </w:p>
     <w:bookmarkStart w:id="35" w:name="sec-complex-vectors-matrices"/>

--- a/linear-algebra-complex.docx
+++ b/linear-algebra-complex.docx
@@ -15,7 +15,7 @@
         <w:pStyle w:val="Date"/>
       </w:pPr>
       <w:r>
-        <w:t xml:space="preserve">Last modified: 2026-10-12 22:07:53 (PDT)</w:t>
+        <w:t xml:space="preserve">Last modified: 2026-10-12 22:45:08 (PDT)</w:t>
       </w:r>
     </w:p>
     <w:bookmarkStart w:id="35" w:name="sec-complex-vectors-matrices"/>

--- a/linear-algebra-complex.docx
+++ b/linear-algebra-complex.docx
@@ -15,7 +15,7 @@
         <w:pStyle w:val="Date"/>
       </w:pPr>
       <w:r>
-        <w:t xml:space="preserve">Last modified: 2026-10-12 22:45:08 (PDT)</w:t>
+        <w:t xml:space="preserve">Last modified: 2026-10-13 01:20:47 (PDT)</w:t>
       </w:r>
     </w:p>
     <w:bookmarkStart w:id="35" w:name="sec-complex-vectors-matrices"/>

--- a/linear-algebra-complex.docx
+++ b/linear-algebra-complex.docx
@@ -15,7 +15,7 @@
         <w:pStyle w:val="Date"/>
       </w:pPr>
       <w:r>
-        <w:t xml:space="preserve">Last modified: 2026-10-13 01:20:47 (PDT)</w:t>
+        <w:t xml:space="preserve">Last modified: 2026-10-13 10:37:49 (PDT)</w:t>
       </w:r>
     </w:p>
     <w:bookmarkStart w:id="35" w:name="sec-complex-vectors-matrices"/>

--- a/linear-algebra-complex.docx
+++ b/linear-algebra-complex.docx
@@ -15,7 +15,7 @@
         <w:pStyle w:val="Date"/>
       </w:pPr>
       <w:r>
-        <w:t xml:space="preserve">Last modified: 2026-10-13 10:37:49 (PDT)</w:t>
+        <w:t xml:space="preserve">Last modified: 2026-10-13 11:22:25 (PDT)</w:t>
       </w:r>
     </w:p>
     <w:bookmarkStart w:id="35" w:name="sec-complex-vectors-matrices"/>

--- a/linear-algebra-complex.docx
+++ b/linear-algebra-complex.docx
@@ -15,10 +15,10 @@
         <w:pStyle w:val="Date"/>
       </w:pPr>
       <w:r>
-        <w:t xml:space="preserve">Last modified: 2026-10-13 11:22:25 (PDT)</w:t>
+        <w:t xml:space="preserve">Last modified: 2026-10-13 14:29:41 (PDT)</w:t>
       </w:r>
     </w:p>
-    <w:bookmarkStart w:id="35" w:name="sec-complex-vectors-matrices"/>
+    <w:bookmarkStart w:id="37" w:name="sec-complex-vectors-matrices"/>
     <w:p>
       <w:pPr>
         <w:pStyle w:val="Heading2"/>
@@ -27,7 +27,7 @@
         <w:t xml:space="preserve">1 Complex vectors and matrices</w:t>
       </w:r>
     </w:p>
-    <w:bookmarkStart w:id="11" w:name="def-complex-vector"/>
+    <w:bookmarkStart w:id="10" w:name="def-complex-vector"/>
     <w:p>
       <w:pPr>
         <w:pStyle w:val="FirstParagraph"/>
@@ -210,141 +210,8 @@
         <w:t xml:space="preserve">.</w:t>
       </w:r>
     </w:p>
-    <w:p>
-      <w:pPr>
-        <w:pStyle w:val="BodyText"/>
-      </w:pPr>
-      <w:r>
-        <w:t xml:space="preserve">The</w:t>
-      </w:r>
-      <w:r>
-        <w:t xml:space="preserve"> </w:t>
-      </w:r>
-      <w:r>
-        <w:rPr>
-          <w:b/>
-          <w:bCs/>
-        </w:rPr>
-        <w:t xml:space="preserve">complex conjugate</w:t>
-      </w:r>
-      <w:r>
-        <w:t xml:space="preserve"> </w:t>
-      </w:r>
-      <w:r>
-        <w:t xml:space="preserve">of a complex vector or matrix</w:t>
-      </w:r>
-      <w:r>
-        <w:t xml:space="preserve"> </w:t>
-      </w:r>
-      <w:r>
-        <w:t xml:space="preserve">takes the</w:t>
-      </w:r>
-      <w:r>
-        <w:t xml:space="preserve"> </w:t>
-      </w:r>
-      <w:hyperlink r:id="rId10">
-        <w:r>
-          <w:rPr>
-            <w:rStyle w:val="Hyperlink"/>
-          </w:rPr>
-          <w:t xml:space="preserve">complex conjugate</w:t>
-        </w:r>
-      </w:hyperlink>
-      <w:r>
-        <w:t xml:space="preserve"> </w:t>
-      </w:r>
-      <w:r>
-        <w:t xml:space="preserve">of each entry:</w:t>
-      </w:r>
-      <w:r>
-        <w:t xml:space="preserve"> </w:t>
-      </w:r>
-      <m:oMath>
-        <m:r>
-          <m:rPr>
-            <m:sty m:val="p"/>
-          </m:rPr>
-          <m:t>(</m:t>
-        </m:r>
-        <m:bar>
-          <m:barPr>
-            <m:pos m:val="top"/>
-          </m:barPr>
-          <m:e>
-            <m:r>
-              <m:rPr>
-                <m:sty m:val="bi"/>
-              </m:rPr>
-              <m:t>A</m:t>
-            </m:r>
-          </m:e>
-        </m:bar>
-        <m:sSub>
-          <m:e>
-            <m:r>
-              <m:rPr>
-                <m:sty m:val="p"/>
-              </m:rPr>
-              <m:t>)</m:t>
-            </m:r>
-          </m:e>
-          <m:sub>
-            <m:r>
-              <m:t>j</m:t>
-            </m:r>
-            <m:r>
-              <m:t>k</m:t>
-            </m:r>
-          </m:sub>
-        </m:sSub>
-        <m:limUpp>
-          <m:e>
-            <m:r>
-              <m:rPr>
-                <m:sty m:val="p"/>
-              </m:rPr>
-              <m:t>=</m:t>
-            </m:r>
-          </m:e>
-          <m:lim>
-            <m:r>
-              <m:rPr>
-                <m:nor/>
-                <m:sty m:val="p"/>
-              </m:rPr>
-              <m:t>def</m:t>
-            </m:r>
-          </m:lim>
-        </m:limUpp>
-        <m:bar>
-          <m:barPr>
-            <m:pos m:val="top"/>
-          </m:barPr>
-          <m:e>
-            <m:sSub>
-              <m:e>
-                <m:r>
-                  <m:t>a</m:t>
-                </m:r>
-              </m:e>
-              <m:sub>
-                <m:r>
-                  <m:t>j</m:t>
-                </m:r>
-                <m:r>
-                  <m:t>k</m:t>
-                </m:r>
-              </m:sub>
-            </m:sSub>
-          </m:e>
-        </m:bar>
-      </m:oMath>
-      <w:r>
-        <w:t xml:space="preserve">.</w:t>
-      </w:r>
-    </w:p>
-    <w:bookmarkEnd w:id="11"/>
-    <w:bookmarkStart w:id="12" w:name="exm-complex-vector"/>
+    <w:bookmarkEnd w:id="10"/>
+    <w:bookmarkStart w:id="11" w:name="exm-complex-vector"/>
     <w:p>
       <w:pPr>
         <w:pStyle w:val="BodyText"/>
@@ -762,8 +629,8 @@
         <w:t xml:space="preserve">.</w:t>
       </w:r>
     </w:p>
-    <w:bookmarkEnd w:id="12"/>
-    <w:bookmarkStart w:id="13" w:name="def-conjugate-transpose"/>
+    <w:bookmarkEnd w:id="11"/>
+    <w:bookmarkStart w:id="13" w:name="def-complex-conjugate-matrix"/>
     <w:p>
       <w:pPr>
         <w:pStyle w:val="BodyText"/>
@@ -773,7 +640,152 @@
           <w:b/>
           <w:bCs/>
         </w:rPr>
-        <w:t xml:space="preserve">Definition 2 (Conjugate transpose (Hermitian adjoint, Hermitian conjugate, transjugate))</w:t>
+        <w:t xml:space="preserve">Definition 2 (Complex conjugate of a complex vector or matrix)</w:t>
+      </w:r>
+      <w:r>
+        <w:t xml:space="preserve"> </w:t>
+      </w:r>
+      <w:r>
+        <w:t xml:space="preserve">The</w:t>
+      </w:r>
+      <w:r>
+        <w:t xml:space="preserve"> </w:t>
+      </w:r>
+      <w:r>
+        <w:rPr>
+          <w:b/>
+          <w:bCs/>
+        </w:rPr>
+        <w:t xml:space="preserve">complex conjugate</w:t>
+      </w:r>
+      <w:r>
+        <w:t xml:space="preserve"> </w:t>
+      </w:r>
+      <w:r>
+        <w:t xml:space="preserve">of a complex vector or matrix</w:t>
+      </w:r>
+      <w:r>
+        <w:t xml:space="preserve"> </w:t>
+      </w:r>
+      <w:r>
+        <w:t xml:space="preserve">takes the</w:t>
+      </w:r>
+      <w:r>
+        <w:t xml:space="preserve"> </w:t>
+      </w:r>
+      <w:hyperlink r:id="rId12">
+        <w:r>
+          <w:rPr>
+            <w:rStyle w:val="Hyperlink"/>
+          </w:rPr>
+          <w:t xml:space="preserve">complex conjugate</w:t>
+        </w:r>
+      </w:hyperlink>
+      <w:r>
+        <w:t xml:space="preserve"> </w:t>
+      </w:r>
+      <w:r>
+        <w:t xml:space="preserve">of each entry:</w:t>
+      </w:r>
+      <w:r>
+        <w:t xml:space="preserve"> </w:t>
+      </w:r>
+      <m:oMath>
+        <m:r>
+          <m:rPr>
+            <m:sty m:val="p"/>
+          </m:rPr>
+          <m:t>(</m:t>
+        </m:r>
+        <m:bar>
+          <m:barPr>
+            <m:pos m:val="top"/>
+          </m:barPr>
+          <m:e>
+            <m:r>
+              <m:rPr>
+                <m:sty m:val="bi"/>
+              </m:rPr>
+              <m:t>A</m:t>
+            </m:r>
+          </m:e>
+        </m:bar>
+        <m:sSub>
+          <m:e>
+            <m:r>
+              <m:rPr>
+                <m:sty m:val="p"/>
+              </m:rPr>
+              <m:t>)</m:t>
+            </m:r>
+          </m:e>
+          <m:sub>
+            <m:r>
+              <m:t>j</m:t>
+            </m:r>
+            <m:r>
+              <m:t>k</m:t>
+            </m:r>
+          </m:sub>
+        </m:sSub>
+        <m:limUpp>
+          <m:e>
+            <m:r>
+              <m:rPr>
+                <m:sty m:val="p"/>
+              </m:rPr>
+              <m:t>=</m:t>
+            </m:r>
+          </m:e>
+          <m:lim>
+            <m:r>
+              <m:rPr>
+                <m:nor/>
+                <m:sty m:val="p"/>
+              </m:rPr>
+              <m:t>def</m:t>
+            </m:r>
+          </m:lim>
+        </m:limUpp>
+        <m:bar>
+          <m:barPr>
+            <m:pos m:val="top"/>
+          </m:barPr>
+          <m:e>
+            <m:sSub>
+              <m:e>
+                <m:r>
+                  <m:t>a</m:t>
+                </m:r>
+              </m:e>
+              <m:sub>
+                <m:r>
+                  <m:t>j</m:t>
+                </m:r>
+                <m:r>
+                  <m:t>k</m:t>
+                </m:r>
+              </m:sub>
+            </m:sSub>
+          </m:e>
+        </m:bar>
+      </m:oMath>
+      <w:r>
+        <w:t xml:space="preserve">.</w:t>
+      </w:r>
+    </w:p>
+    <w:bookmarkEnd w:id="13"/>
+    <w:bookmarkStart w:id="14" w:name="def-conjugate-transpose"/>
+    <w:p>
+      <w:pPr>
+        <w:pStyle w:val="BodyText"/>
+      </w:pPr>
+      <w:r>
+        <w:rPr>
+          <w:b/>
+          <w:bCs/>
+        </w:rPr>
+        <w:t xml:space="preserve">Definition 3 (Conjugate transpose (Hermitian adjoint, Hermitian conjugate, transjugate))</w:t>
       </w:r>
       <w:r>
         <w:t xml:space="preserve"> </w:t>
@@ -1164,196 +1176,11 @@
         </m:oMath>
       </m:oMathPara>
     </w:p>
+    <w:bookmarkEnd w:id="14"/>
+    <w:bookmarkStart w:id="15" w:name="rem-conjugate-transpose-notation"/>
     <w:p>
       <w:pPr>
         <w:pStyle w:val="FirstParagraph"/>
-      </w:pPr>
-      <w:r>
-        <w:t xml:space="preserve">The conjugate transpose of a column vector</w:t>
-      </w:r>
-      <w:r>
-        <w:t xml:space="preserve"> </w:t>
-      </w:r>
-      <m:oMath>
-        <m:acc>
-          <m:accPr>
-            <m:chr m:val="̃"/>
-          </m:accPr>
-          <m:e>
-            <m:r>
-              <m:t>z</m:t>
-            </m:r>
-          </m:e>
-        </m:acc>
-        <m:r>
-          <m:rPr>
-            <m:sty m:val="p"/>
-          </m:rPr>
-          <m:t>∈</m:t>
-        </m:r>
-        <m:sSup>
-          <m:e>
-            <m:r>
-              <m:rPr>
-                <m:scr m:val="double-struck"/>
-                <m:sty m:val="p"/>
-              </m:rPr>
-              <m:t>C</m:t>
-            </m:r>
-          </m:e>
-          <m:sup>
-            <m:r>
-              <m:t>p</m:t>
-            </m:r>
-          </m:sup>
-        </m:sSup>
-      </m:oMath>
-      <w:r>
-        <w:t xml:space="preserve"> </w:t>
-      </w:r>
-      <w:r>
-        <w:t xml:space="preserve">is the</w:t>
-      </w:r>
-      <w:r>
-        <w:t xml:space="preserve"> </w:t>
-      </w:r>
-      <m:oMath>
-        <m:r>
-          <m:t>1</m:t>
-        </m:r>
-        <m:r>
-          <m:rPr>
-            <m:sty m:val="p"/>
-          </m:rPr>
-          <m:t>×</m:t>
-        </m:r>
-        <m:r>
-          <m:t>p</m:t>
-        </m:r>
-      </m:oMath>
-      <w:r>
-        <w:t xml:space="preserve"> </w:t>
-      </w:r>
-      <w:r>
-        <w:t xml:space="preserve">row vector</w:t>
-      </w:r>
-      <w:r>
-        <w:t xml:space="preserve"> </w:t>
-      </w:r>
-      <m:oMath>
-        <m:sSup>
-          <m:e>
-            <m:acc>
-              <m:accPr>
-                <m:chr m:val="̃"/>
-              </m:accPr>
-              <m:e>
-                <m:r>
-                  <m:t>z</m:t>
-                </m:r>
-              </m:e>
-            </m:acc>
-          </m:e>
-          <m:sup>
-            <m:r>
-              <m:rPr>
-                <m:scr m:val="sans-serif"/>
-                <m:sty m:val="p"/>
-              </m:rPr>
-              <m:t>H</m:t>
-            </m:r>
-          </m:sup>
-        </m:sSup>
-        <m:r>
-          <m:rPr>
-            <m:sty m:val="p"/>
-          </m:rPr>
-          <m:t>=</m:t>
-        </m:r>
-        <m:r>
-          <m:rPr>
-            <m:sty m:val="p"/>
-          </m:rPr>
-          <m:t>[</m:t>
-        </m:r>
-        <m:bar>
-          <m:barPr>
-            <m:pos m:val="top"/>
-          </m:barPr>
-          <m:e>
-            <m:sSub>
-              <m:e>
-                <m:r>
-                  <m:t>z</m:t>
-                </m:r>
-              </m:e>
-              <m:sub>
-                <m:r>
-                  <m:t>1</m:t>
-                </m:r>
-              </m:sub>
-            </m:sSub>
-          </m:e>
-        </m:bar>
-        <m:r>
-          <m:rPr>
-            <m:sty m:val="p"/>
-          </m:rPr>
-          <m:t>,</m:t>
-        </m:r>
-        <m:r>
-          <m:t> </m:t>
-        </m:r>
-        <m:r>
-          <m:rPr>
-            <m:sty m:val="p"/>
-          </m:rPr>
-          <m:t>…</m:t>
-        </m:r>
-        <m:r>
-          <m:rPr>
-            <m:sty m:val="p"/>
-          </m:rPr>
-          <m:t>,</m:t>
-        </m:r>
-        <m:r>
-          <m:t> </m:t>
-        </m:r>
-        <m:bar>
-          <m:barPr>
-            <m:pos m:val="top"/>
-          </m:barPr>
-          <m:e>
-            <m:sSub>
-              <m:e>
-                <m:r>
-                  <m:t>z</m:t>
-                </m:r>
-              </m:e>
-              <m:sub>
-                <m:r>
-                  <m:t>p</m:t>
-                </m:r>
-              </m:sub>
-            </m:sSub>
-          </m:e>
-        </m:bar>
-        <m:r>
-          <m:rPr>
-            <m:sty m:val="p"/>
-          </m:rPr>
-          <m:t>]</m:t>
-        </m:r>
-      </m:oMath>
-      <w:r>
-        <w:t xml:space="preserve">.</w:t>
-      </w:r>
-    </w:p>
-    <w:bookmarkEnd w:id="13"/>
-    <w:bookmarkStart w:id="14" w:name="rem-conjugate-transpose-notation"/>
-    <w:p>
-      <w:pPr>
-        <w:pStyle w:val="BodyText"/>
       </w:pPr>
       <w:r>
         <w:rPr>
@@ -1643,8 +1470,8 @@
         <w:t xml:space="preserve">“adjoint.”</w:t>
       </w:r>
     </w:p>
-    <w:bookmarkEnd w:id="14"/>
-    <w:bookmarkStart w:id="15" w:name="exm-conjugate-transpose"/>
+    <w:bookmarkEnd w:id="15"/>
+    <w:bookmarkStart w:id="16" w:name="exm-conjugate-transpose"/>
     <w:p>
       <w:pPr>
         <w:pStyle w:val="BodyText"/>
@@ -2347,8 +2174,205 @@
         <w:t xml:space="preserve">.</w:t>
       </w:r>
     </w:p>
-    <w:bookmarkEnd w:id="15"/>
-    <w:bookmarkStart w:id="16" w:name="thm-hermitian-adjoint-properties"/>
+    <w:bookmarkEnd w:id="16"/>
+    <w:bookmarkStart w:id="17" w:name="rem-conjugate-transpose-vector"/>
+    <w:p>
+      <w:pPr>
+        <w:pStyle w:val="BodyText"/>
+      </w:pPr>
+      <w:r>
+        <w:rPr>
+          <w:i/>
+          <w:iCs/>
+        </w:rPr>
+        <w:t xml:space="preserve">Remark 2</w:t>
+      </w:r>
+      <w:r>
+        <w:t xml:space="preserve"> (Conjugate transpose of a complex vector). </w:t>
+      </w:r>
+      <w:r>
+        <w:t xml:space="preserve">The conjugate transpose of a column vector</w:t>
+      </w:r>
+      <w:r>
+        <w:t xml:space="preserve"> </w:t>
+      </w:r>
+      <m:oMath>
+        <m:acc>
+          <m:accPr>
+            <m:chr m:val="̃"/>
+          </m:accPr>
+          <m:e>
+            <m:r>
+              <m:t>z</m:t>
+            </m:r>
+          </m:e>
+        </m:acc>
+        <m:r>
+          <m:rPr>
+            <m:sty m:val="p"/>
+          </m:rPr>
+          <m:t>∈</m:t>
+        </m:r>
+        <m:sSup>
+          <m:e>
+            <m:r>
+              <m:rPr>
+                <m:scr m:val="double-struck"/>
+                <m:sty m:val="p"/>
+              </m:rPr>
+              <m:t>C</m:t>
+            </m:r>
+          </m:e>
+          <m:sup>
+            <m:r>
+              <m:t>p</m:t>
+            </m:r>
+          </m:sup>
+        </m:sSup>
+      </m:oMath>
+      <w:r>
+        <w:t xml:space="preserve"> </w:t>
+      </w:r>
+      <w:r>
+        <w:t xml:space="preserve">is the</w:t>
+      </w:r>
+      <w:r>
+        <w:t xml:space="preserve"> </w:t>
+      </w:r>
+      <m:oMath>
+        <m:r>
+          <m:t>1</m:t>
+        </m:r>
+        <m:r>
+          <m:rPr>
+            <m:sty m:val="p"/>
+          </m:rPr>
+          <m:t>×</m:t>
+        </m:r>
+        <m:r>
+          <m:t>p</m:t>
+        </m:r>
+      </m:oMath>
+      <w:r>
+        <w:t xml:space="preserve"> </w:t>
+      </w:r>
+      <w:r>
+        <w:t xml:space="preserve">row vector</w:t>
+      </w:r>
+      <w:r>
+        <w:t xml:space="preserve"> </w:t>
+      </w:r>
+      <m:oMath>
+        <m:sSup>
+          <m:e>
+            <m:acc>
+              <m:accPr>
+                <m:chr m:val="̃"/>
+              </m:accPr>
+              <m:e>
+                <m:r>
+                  <m:t>z</m:t>
+                </m:r>
+              </m:e>
+            </m:acc>
+          </m:e>
+          <m:sup>
+            <m:r>
+              <m:rPr>
+                <m:scr m:val="sans-serif"/>
+                <m:sty m:val="p"/>
+              </m:rPr>
+              <m:t>H</m:t>
+            </m:r>
+          </m:sup>
+        </m:sSup>
+        <m:r>
+          <m:rPr>
+            <m:sty m:val="p"/>
+          </m:rPr>
+          <m:t>=</m:t>
+        </m:r>
+        <m:r>
+          <m:rPr>
+            <m:sty m:val="p"/>
+          </m:rPr>
+          <m:t>[</m:t>
+        </m:r>
+        <m:bar>
+          <m:barPr>
+            <m:pos m:val="top"/>
+          </m:barPr>
+          <m:e>
+            <m:sSub>
+              <m:e>
+                <m:r>
+                  <m:t>z</m:t>
+                </m:r>
+              </m:e>
+              <m:sub>
+                <m:r>
+                  <m:t>1</m:t>
+                </m:r>
+              </m:sub>
+            </m:sSub>
+          </m:e>
+        </m:bar>
+        <m:r>
+          <m:rPr>
+            <m:sty m:val="p"/>
+          </m:rPr>
+          <m:t>,</m:t>
+        </m:r>
+        <m:r>
+          <m:t> </m:t>
+        </m:r>
+        <m:r>
+          <m:rPr>
+            <m:sty m:val="p"/>
+          </m:rPr>
+          <m:t>…</m:t>
+        </m:r>
+        <m:r>
+          <m:rPr>
+            <m:sty m:val="p"/>
+          </m:rPr>
+          <m:t>,</m:t>
+        </m:r>
+        <m:r>
+          <m:t> </m:t>
+        </m:r>
+        <m:bar>
+          <m:barPr>
+            <m:pos m:val="top"/>
+          </m:barPr>
+          <m:e>
+            <m:sSub>
+              <m:e>
+                <m:r>
+                  <m:t>z</m:t>
+                </m:r>
+              </m:e>
+              <m:sub>
+                <m:r>
+                  <m:t>p</m:t>
+                </m:r>
+              </m:sub>
+            </m:sSub>
+          </m:e>
+        </m:bar>
+        <m:r>
+          <m:rPr>
+            <m:sty m:val="p"/>
+          </m:rPr>
+          <m:t>]</m:t>
+        </m:r>
+      </m:oMath>
+      <w:r>
+        <w:t xml:space="preserve">.</w:t>
+      </w:r>
+    </w:p>
+    <w:bookmarkEnd w:id="17"/>
+    <w:bookmarkStart w:id="18" w:name="thm-hermitian-adjoint-properties"/>
     <w:p>
       <w:pPr>
         <w:pStyle w:val="BodyText"/>
@@ -2444,7 +2468,7 @@
           <w:rPr>
             <w:rStyle w:val="Hyperlink"/>
           </w:rPr>
-          <w:t xml:space="preserve">Definition 2</w:t>
+          <w:t xml:space="preserve">Definition 3</w:t>
         </w:r>
       </w:hyperlink>
       <w:r>
@@ -3051,7 +3075,7 @@
         </m:oMath>
       </m:oMathPara>
     </w:p>
-    <w:bookmarkEnd w:id="16"/>
+    <w:bookmarkEnd w:id="18"/>
     <w:p>
       <w:pPr>
         <w:pStyle w:val="FirstParagraph"/>
@@ -4435,7 +4459,7 @@
                   <m:nor/>
                   <m:sty m:val="p"/>
                 </m:rPr>
-                <m:t>Definition 2</m:t>
+                <m:t>Definition 3</m:t>
               </m:r>
               <m:r>
                 <m:rPr>
@@ -4884,7 +4908,7 @@
                   <m:nor/>
                   <m:sty m:val="p"/>
                 </m:rPr>
-                <m:t>Definition 2</m:t>
+                <m:t>Definition 3</m:t>
               </m:r>
               <m:r>
                 <m:rPr>
@@ -5357,7 +5381,7 @@
         <w:t xml:space="preserve">.</w:t>
       </w:r>
     </w:p>
-    <w:bookmarkStart w:id="17" w:name="thm-adjoint-inner-product"/>
+    <w:bookmarkStart w:id="19" w:name="thm-adjoint-inner-product"/>
     <w:p>
       <w:pPr>
         <w:pStyle w:val="BodyText"/>
@@ -5720,7 +5744,7 @@
         </m:oMath>
       </m:oMathPara>
     </w:p>
-    <w:bookmarkEnd w:id="17"/>
+    <w:bookmarkEnd w:id="19"/>
     <w:p>
       <w:pPr>
         <w:pStyle w:val="FirstParagraph"/>
@@ -6156,7 +6180,7 @@
         </m:oMath>
       </m:oMathPara>
     </w:p>
-    <w:bookmarkStart w:id="18" w:name="rem-adjoint-name"/>
+    <w:bookmarkStart w:id="20" w:name="rem-adjoint-name"/>
     <w:p>
       <w:pPr>
         <w:pStyle w:val="FirstParagraph"/>
@@ -6166,7 +6190,7 @@
           <w:i/>
           <w:iCs/>
         </w:rPr>
-        <w:t xml:space="preserve">Remark 2</w:t>
+        <w:t xml:space="preserve">Remark 3</w:t>
       </w:r>
       <w:r>
         <w:t xml:space="preserve"> (Where the name</w:t>
@@ -6519,8 +6543,8 @@
         <w:t xml:space="preserve">).</w:t>
       </w:r>
     </w:p>
-    <w:bookmarkEnd w:id="18"/>
-    <w:bookmarkStart w:id="19" w:name="thm-zhz-sum-squares"/>
+    <w:bookmarkEnd w:id="20"/>
+    <w:bookmarkStart w:id="21" w:name="thm-zhz-sum-squares"/>
     <w:p>
       <w:pPr>
         <w:pStyle w:val="BodyText"/>
@@ -6894,7 +6918,7 @@
         <w:t xml:space="preserve">.</w:t>
       </w:r>
     </w:p>
-    <w:bookmarkEnd w:id="19"/>
+    <w:bookmarkEnd w:id="21"/>
     <w:p>
       <w:pPr>
         <w:pStyle w:val="BodyText"/>
@@ -6915,7 +6939,7 @@
       <w:r>
         <w:t xml:space="preserve"> </w:t>
       </w:r>
-      <w:hyperlink r:id="rId20">
+      <w:hyperlink r:id="rId22">
         <w:r>
           <w:rPr>
             <w:rStyle w:val="Hyperlink"/>
@@ -7061,7 +7085,7 @@
                   <m:nor/>
                   <m:sty m:val="p"/>
                 </m:rPr>
-                <m:t>Definition 2</m:t>
+                <m:t>Definition 3</m:t>
               </m:r>
               <m:r>
                 <m:rPr>
@@ -7262,7 +7286,7 @@
       <w:r>
         <w:t xml:space="preserve"> </w:t>
       </w:r>
-      <w:hyperlink r:id="rId21">
+      <w:hyperlink r:id="rId23">
         <w:r>
           <w:rPr>
             <w:rStyle w:val="Hyperlink"/>
@@ -7636,7 +7660,7 @@
         <w:t xml:space="preserve">.</w:t>
       </w:r>
     </w:p>
-    <w:bookmarkStart w:id="22" w:name="exm-zhz-sum-squares"/>
+    <w:bookmarkStart w:id="24" w:name="exm-zhz-sum-squares"/>
     <w:p>
       <w:pPr>
         <w:pStyle w:val="BodyText"/>
@@ -8556,8 +8580,8 @@
         </m:oMath>
       </m:oMathPara>
     </w:p>
-    <w:bookmarkEnd w:id="22"/>
-    <w:bookmarkStart w:id="23" w:name="exm-transpose-not-enough"/>
+    <w:bookmarkEnd w:id="24"/>
+    <w:bookmarkStart w:id="25" w:name="exm-transpose-not-enough"/>
     <w:p>
       <w:pPr>
         <w:pStyle w:val="FirstParagraph"/>
@@ -9309,7 +9333,7 @@
                   <m:nor/>
                   <m:sty m:val="p"/>
                 </m:rPr>
-                <m:t>Definition 2</m:t>
+                <m:t>Definition 3</m:t>
               </m:r>
               <m:r>
                 <m:rPr>
@@ -9517,8 +9541,8 @@
         <w:t xml:space="preserve">guarantees.</w:t>
       </w:r>
     </w:p>
-    <w:bookmarkEnd w:id="23"/>
-    <w:bookmarkStart w:id="24" w:name="def-hermitian-matrix"/>
+    <w:bookmarkEnd w:id="25"/>
+    <w:bookmarkStart w:id="26" w:name="def-hermitian-matrix"/>
     <w:p>
       <w:pPr>
         <w:pStyle w:val="BodyText"/>
@@ -9528,7 +9552,7 @@
           <w:b/>
           <w:bCs/>
         </w:rPr>
-        <w:t xml:space="preserve">Definition 3 (Hermitian matrix (self-adjoint matrix))</w:t>
+        <w:t xml:space="preserve">Definition 4 (Hermitian matrix (self-adjoint matrix))</w:t>
       </w:r>
       <w:r>
         <w:t xml:space="preserve"> </w:t>
@@ -9624,7 +9648,7 @@
           <w:rPr>
             <w:rStyle w:val="Hyperlink"/>
           </w:rPr>
-          <w:t xml:space="preserve">Definition 2</w:t>
+          <w:t xml:space="preserve">Definition 3</w:t>
         </w:r>
       </w:hyperlink>
       <w:r>
@@ -9680,8 +9704,8 @@
         </m:oMath>
       </m:oMathPara>
     </w:p>
-    <w:bookmarkEnd w:id="24"/>
-    <w:bookmarkStart w:id="25" w:name="rem-hermitian-self-adjoint"/>
+    <w:bookmarkEnd w:id="26"/>
+    <w:bookmarkStart w:id="27" w:name="rem-hermitian-self-adjoint"/>
     <w:p>
       <w:pPr>
         <w:pStyle w:val="FirstParagraph"/>
@@ -9691,7 +9715,7 @@
           <w:i/>
           <w:iCs/>
         </w:rPr>
-        <w:t xml:space="preserve">Remark 3</w:t>
+        <w:t xml:space="preserve">Remark 4</w:t>
       </w:r>
       <w:r>
         <w:t xml:space="preserve"> (Why</w:t>
@@ -9925,8 +9949,8 @@
         <w:t xml:space="preserve">The linear operator moves across the inner product without change.</w:t>
       </w:r>
     </w:p>
-    <w:bookmarkEnd w:id="25"/>
-    <w:bookmarkStart w:id="26" w:name="exm-hermitian-matrix"/>
+    <w:bookmarkEnd w:id="27"/>
+    <w:bookmarkStart w:id="28" w:name="exm-hermitian-matrix"/>
     <w:p>
       <w:pPr>
         <w:pStyle w:val="BodyText"/>
@@ -10455,8 +10479,8 @@
         <w:t xml:space="preserve">.</w:t>
       </w:r>
     </w:p>
-    <w:bookmarkEnd w:id="26"/>
-    <w:bookmarkStart w:id="27" w:name="exm-not-hermitian"/>
+    <w:bookmarkEnd w:id="28"/>
+    <w:bookmarkStart w:id="29" w:name="exm-not-hermitian"/>
     <w:p>
       <w:pPr>
         <w:pStyle w:val="BodyText"/>
@@ -10780,8 +10804,8 @@
         </m:oMath>
       </m:oMathPara>
     </w:p>
-    <w:bookmarkEnd w:id="27"/>
-    <w:bookmarkStart w:id="28" w:name="def-skew-hermitian-matrix"/>
+    <w:bookmarkEnd w:id="29"/>
+    <w:bookmarkStart w:id="30" w:name="def-skew-hermitian-matrix"/>
     <w:p>
       <w:pPr>
         <w:pStyle w:val="FirstParagraph"/>
@@ -10791,7 +10815,7 @@
           <w:b/>
           <w:bCs/>
         </w:rPr>
-        <w:t xml:space="preserve">Definition 4 (Skew-Hermitian matrix (anti-Hermitian matrix))</w:t>
+        <w:t xml:space="preserve">Definition 5 (Skew-Hermitian matrix (anti-Hermitian matrix))</w:t>
       </w:r>
       <w:r>
         <w:t xml:space="preserve"> </w:t>
@@ -10887,7 +10911,7 @@
           <w:rPr>
             <w:rStyle w:val="Hyperlink"/>
           </w:rPr>
-          <w:t xml:space="preserve">Definition 2</w:t>
+          <w:t xml:space="preserve">Definition 3</w:t>
         </w:r>
       </w:hyperlink>
       <w:r>
@@ -10949,8 +10973,8 @@
         </m:oMath>
       </m:oMathPara>
     </w:p>
-    <w:bookmarkEnd w:id="28"/>
-    <w:bookmarkStart w:id="29" w:name="rem-skew-hermitian-diagonal"/>
+    <w:bookmarkEnd w:id="30"/>
+    <w:bookmarkStart w:id="31" w:name="rem-skew-hermitian-diagonal"/>
     <w:p>
       <w:pPr>
         <w:pStyle w:val="FirstParagraph"/>
@@ -10960,7 +10984,7 @@
           <w:i/>
           <w:iCs/>
         </w:rPr>
-        <w:t xml:space="preserve">Remark 4</w:t>
+        <w:t xml:space="preserve">Remark 5</w:t>
       </w:r>
       <w:r>
         <w:t xml:space="preserve"> (The diagonal of a skew-Hermitian matrix). </w:t>
@@ -11462,8 +11486,8 @@
         <w:t xml:space="preserve">.</w:t>
       </w:r>
     </w:p>
-    <w:bookmarkEnd w:id="29"/>
-    <w:bookmarkStart w:id="30" w:name="exm-skew-hermitian-matrix"/>
+    <w:bookmarkEnd w:id="31"/>
+    <w:bookmarkStart w:id="32" w:name="exm-skew-hermitian-matrix"/>
     <w:p>
       <w:pPr>
         <w:pStyle w:val="BodyText"/>
@@ -11932,8 +11956,8 @@
         <w:t xml:space="preserve">are purely imaginary.</w:t>
       </w:r>
     </w:p>
-    <w:bookmarkEnd w:id="30"/>
-    <w:bookmarkStart w:id="31" w:name="X4e376dfe4195dd67571b7cde9ab8c2999dabc4a"/>
+    <w:bookmarkEnd w:id="32"/>
+    <w:bookmarkStart w:id="33" w:name="X4e376dfe4195dd67571b7cde9ab8c2999dabc4a"/>
     <w:p>
       <w:pPr>
         <w:pStyle w:val="BodyText"/>
@@ -12021,7 +12045,7 @@
           <w:rPr>
             <w:rStyle w:val="Hyperlink"/>
           </w:rPr>
-          <w:t xml:space="preserve">Definition 3</w:t>
+          <w:t xml:space="preserve">Definition 4</w:t>
         </w:r>
       </w:hyperlink>
       <w:r>
@@ -12055,7 +12079,7 @@
           <w:rPr>
             <w:rStyle w:val="Hyperlink"/>
           </w:rPr>
-          <w:t xml:space="preserve">Definition 4</w:t>
+          <w:t xml:space="preserve">Definition 5</w:t>
         </w:r>
       </w:hyperlink>
       <w:r>
@@ -12259,7 +12283,7 @@
         </m:oMath>
       </m:oMathPara>
     </w:p>
-    <w:bookmarkEnd w:id="31"/>
+    <w:bookmarkEnd w:id="33"/>
     <w:p>
       <w:pPr>
         <w:pStyle w:val="FirstParagraph"/>
@@ -14332,8 +14356,8 @@
         </m:oMath>
       </m:oMathPara>
     </w:p>
-    <w:bookmarkStart w:id="34" w:name="refs"/>
-    <w:bookmarkStart w:id="33" w:name="ref-axler2024linear"/>
+    <w:bookmarkStart w:id="36" w:name="refs"/>
+    <w:bookmarkStart w:id="35" w:name="ref-axler2024linear"/>
     <w:p>
       <w:pPr>
         <w:pStyle w:val="Bibliography"/>
@@ -14357,7 +14381,7 @@
       <w:r>
         <w:t xml:space="preserve"> </w:t>
       </w:r>
-      <w:hyperlink r:id="rId32">
+      <w:hyperlink r:id="rId34">
         <w:r>
           <w:rPr>
             <w:rStyle w:val="Hyperlink"/>
@@ -14369,9 +14393,9 @@
         <w:t xml:space="preserve">.</w:t>
       </w:r>
     </w:p>
-    <w:bookmarkEnd w:id="33"/>
-    <w:bookmarkEnd w:id="34"/>
     <w:bookmarkEnd w:id="35"/>
+    <w:bookmarkEnd w:id="36"/>
+    <w:bookmarkEnd w:id="37"/>
     <w:sectPr>
       <w:footnotePr>
         <w:numRestart w:val="eachSect"/>

--- a/linear-algebra-complex.docx
+++ b/linear-algebra-complex.docx
@@ -15,7 +15,7 @@
         <w:pStyle w:val="Date"/>
       </w:pPr>
       <w:r>
-        <w:t xml:space="preserve">Last modified: 2026-10-13 14:29:41 (PDT)</w:t>
+        <w:t xml:space="preserve">Last modified: 2026-10-13 15:25:57 (PDT)</w:t>
       </w:r>
     </w:p>
     <w:bookmarkStart w:id="37" w:name="sec-complex-vectors-matrices"/>

--- a/linear-algebra-complex.docx
+++ b/linear-algebra-complex.docx
@@ -15,7 +15,7 @@
         <w:pStyle w:val="Date"/>
       </w:pPr>
       <w:r>
-        <w:t xml:space="preserve">Last modified: 2026-10-13 15:25:57 (PDT)</w:t>
+        <w:t xml:space="preserve">Last modified: 2026-10-13 16:09:33 (PDT)</w:t>
       </w:r>
     </w:p>
     <w:bookmarkStart w:id="37" w:name="sec-complex-vectors-matrices"/>

--- a/linear-algebra-complex.docx
+++ b/linear-algebra-complex.docx
@@ -15,7 +15,7 @@
         <w:pStyle w:val="Date"/>
       </w:pPr>
       <w:r>
-        <w:t xml:space="preserve">Last modified: 2026-10-13 16:09:33 (PDT)</w:t>
+        <w:t xml:space="preserve">Last modified: 2026-10-13 16:58:37 (PDT)</w:t>
       </w:r>
     </w:p>
     <w:bookmarkStart w:id="37" w:name="sec-complex-vectors-matrices"/>

--- a/linear-algebra-complex.docx
+++ b/linear-algebra-complex.docx
@@ -15,7 +15,7 @@
         <w:pStyle w:val="Date"/>
       </w:pPr>
       <w:r>
-        <w:t xml:space="preserve">Last modified: 2026-10-13 16:58:37 (PDT)</w:t>
+        <w:t xml:space="preserve">Last modified: 2026-10-13 17:46:07 (PDT)</w:t>
       </w:r>
     </w:p>
     <w:bookmarkStart w:id="37" w:name="sec-complex-vectors-matrices"/>

--- a/linear-algebra-complex.docx
+++ b/linear-algebra-complex.docx
@@ -15,7 +15,7 @@
         <w:pStyle w:val="Date"/>
       </w:pPr>
       <w:r>
-        <w:t xml:space="preserve">Last modified: 2026-10-13 17:46:07 (PDT)</w:t>
+        <w:t xml:space="preserve">Last modified: 2026-10-13 18:36:45 (PDT)</w:t>
       </w:r>
     </w:p>
     <w:bookmarkStart w:id="37" w:name="sec-complex-vectors-matrices"/>

--- a/linear-algebra-complex.docx
+++ b/linear-algebra-complex.docx
@@ -15,7 +15,7 @@
         <w:pStyle w:val="Date"/>
       </w:pPr>
       <w:r>
-        <w:t xml:space="preserve">Last modified: 2026-10-13 18:36:45 (PDT)</w:t>
+        <w:t xml:space="preserve">Last modified: 2026-10-13 19:28:53 (PDT)</w:t>
       </w:r>
     </w:p>
     <w:bookmarkStart w:id="37" w:name="sec-complex-vectors-matrices"/>

--- a/linear-algebra-complex.docx
+++ b/linear-algebra-complex.docx
@@ -15,7 +15,7 @@
         <w:pStyle w:val="Date"/>
       </w:pPr>
       <w:r>
-        <w:t xml:space="preserve">Last modified: 2026-10-13 19:28:53 (PDT)</w:t>
+        <w:t xml:space="preserve">Last modified: 2026-10-13 20:27:09 (PDT)</w:t>
       </w:r>
     </w:p>
     <w:bookmarkStart w:id="37" w:name="sec-complex-vectors-matrices"/>

--- a/linear-algebra-complex.docx
+++ b/linear-algebra-complex.docx
@@ -15,7 +15,7 @@
         <w:pStyle w:val="Date"/>
       </w:pPr>
       <w:r>
-        <w:t xml:space="preserve">Last modified: 2026-10-13 20:27:09 (PDT)</w:t>
+        <w:t xml:space="preserve">Last modified: 2026-10-13 23:18:59 (PDT)</w:t>
       </w:r>
     </w:p>
     <w:bookmarkStart w:id="37" w:name="sec-complex-vectors-matrices"/>

--- a/linear-algebra-complex.docx
+++ b/linear-algebra-complex.docx
@@ -15,7 +15,7 @@
         <w:pStyle w:val="Date"/>
       </w:pPr>
       <w:r>
-        <w:t xml:space="preserve">Last modified: 2026-10-13 23:18:59 (PDT)</w:t>
+        <w:t xml:space="preserve">Last modified: 2026-10-14 01:48:43 (PDT)</w:t>
       </w:r>
     </w:p>
     <w:bookmarkStart w:id="37" w:name="sec-complex-vectors-matrices"/>

--- a/linear-algebra-complex.docx
+++ b/linear-algebra-complex.docx
@@ -15,7 +15,7 @@
         <w:pStyle w:val="Date"/>
       </w:pPr>
       <w:r>
-        <w:t xml:space="preserve">Last modified: 2026-10-14 01:48:43 (PDT)</w:t>
+        <w:t xml:space="preserve">Last modified: 2026-10-14 08:08:00 (PDT)</w:t>
       </w:r>
     </w:p>
     <w:bookmarkStart w:id="37" w:name="sec-complex-vectors-matrices"/>

--- a/linear-algebra-complex.docx
+++ b/linear-algebra-complex.docx
@@ -15,7 +15,7 @@
         <w:pStyle w:val="Date"/>
       </w:pPr>
       <w:r>
-        <w:t xml:space="preserve">Last modified: 2026-10-14 08:08:00 (PDT)</w:t>
+        <w:t xml:space="preserve">Last modified: 2026-10-14 13:15:43 (PDT)</w:t>
       </w:r>
     </w:p>
     <w:bookmarkStart w:id="37" w:name="sec-complex-vectors-matrices"/>

--- a/linear-algebra-complex.docx
+++ b/linear-algebra-complex.docx
@@ -15,7 +15,7 @@
         <w:pStyle w:val="Date"/>
       </w:pPr>
       <w:r>
-        <w:t xml:space="preserve">Last modified: 2026-10-14 13:15:43 (PDT)</w:t>
+        <w:t xml:space="preserve">Last modified: 2026-10-14 23:45:57 (PDT)</w:t>
       </w:r>
     </w:p>
     <w:bookmarkStart w:id="37" w:name="sec-complex-vectors-matrices"/>

--- a/linear-algebra-complex.docx
+++ b/linear-algebra-complex.docx
@@ -15,7 +15,7 @@
         <w:pStyle w:val="Date"/>
       </w:pPr>
       <w:r>
-        <w:t xml:space="preserve">Last modified: 2026-10-14 23:45:57 (PDT)</w:t>
+        <w:t xml:space="preserve">Last modified: 2026-10-15 00:49:40 (PDT)</w:t>
       </w:r>
     </w:p>
     <w:bookmarkStart w:id="37" w:name="sec-complex-vectors-matrices"/>

--- a/linear-algebra-complex.docx
+++ b/linear-algebra-complex.docx
@@ -15,7 +15,7 @@
         <w:pStyle w:val="Date"/>
       </w:pPr>
       <w:r>
-        <w:t xml:space="preserve">Last modified: 2026-10-15 00:49:40 (PDT)</w:t>
+        <w:t xml:space="preserve">Last modified: 2026-10-15 02:44:48 (PDT)</w:t>
       </w:r>
     </w:p>
     <w:bookmarkStart w:id="37" w:name="sec-complex-vectors-matrices"/>

--- a/linear-algebra-complex.docx
+++ b/linear-algebra-complex.docx
@@ -15,7 +15,7 @@
         <w:pStyle w:val="Date"/>
       </w:pPr>
       <w:r>
-        <w:t xml:space="preserve">Last modified: 2026-10-15 02:44:48 (PDT)</w:t>
+        <w:t xml:space="preserve">Last modified: 2026-10-15 03:52:50 (PDT)</w:t>
       </w:r>
     </w:p>
     <w:bookmarkStart w:id="37" w:name="sec-complex-vectors-matrices"/>

--- a/linear-algebra-complex.docx
+++ b/linear-algebra-complex.docx
@@ -15,7 +15,7 @@
         <w:pStyle w:val="Date"/>
       </w:pPr>
       <w:r>
-        <w:t xml:space="preserve">Last modified: 2026-10-15 03:52:50 (PDT)</w:t>
+        <w:t xml:space="preserve">Last modified: 2026-10-15 04:45:51 (PDT)</w:t>
       </w:r>
     </w:p>
     <w:bookmarkStart w:id="37" w:name="sec-complex-vectors-matrices"/>

--- a/linear-algebra-complex.docx
+++ b/linear-algebra-complex.docx
@@ -15,7 +15,7 @@
         <w:pStyle w:val="Date"/>
       </w:pPr>
       <w:r>
-        <w:t xml:space="preserve">Last modified: 2026-10-15 04:45:51 (PDT)</w:t>
+        <w:t xml:space="preserve">Last modified: 2026-10-15 06:48:48 (PDT)</w:t>
       </w:r>
     </w:p>
     <w:bookmarkStart w:id="37" w:name="sec-complex-vectors-matrices"/>

--- a/linear-algebra-complex.docx
+++ b/linear-algebra-complex.docx
@@ -15,7 +15,7 @@
         <w:pStyle w:val="Date"/>
       </w:pPr>
       <w:r>
-        <w:t xml:space="preserve">Last modified: 2026-10-15 06:48:48 (PDT)</w:t>
+        <w:t xml:space="preserve">Last modified: 2026-10-15 07:39:11 (PDT)</w:t>
       </w:r>
     </w:p>
     <w:bookmarkStart w:id="37" w:name="sec-complex-vectors-matrices"/>

--- a/linear-algebra-complex.docx
+++ b/linear-algebra-complex.docx
@@ -15,7 +15,7 @@
         <w:pStyle w:val="Date"/>
       </w:pPr>
       <w:r>
-        <w:t xml:space="preserve">Last modified: 2026-10-15 07:39:11 (PDT)</w:t>
+        <w:t xml:space="preserve">Last modified: 2026-10-15 08:28:32 (PDT)</w:t>
       </w:r>
     </w:p>
     <w:bookmarkStart w:id="37" w:name="sec-complex-vectors-matrices"/>

--- a/linear-algebra-complex.docx
+++ b/linear-algebra-complex.docx
@@ -15,7 +15,7 @@
         <w:pStyle w:val="Date"/>
       </w:pPr>
       <w:r>
-        <w:t xml:space="preserve">Last modified: 2026-10-15 08:28:32 (PDT)</w:t>
+        <w:t xml:space="preserve">Last modified: 2026-10-15 09:23:43 (PDT)</w:t>
       </w:r>
     </w:p>
     <w:bookmarkStart w:id="37" w:name="sec-complex-vectors-matrices"/>

--- a/linear-algebra-complex.docx
+++ b/linear-algebra-complex.docx
@@ -15,10 +15,10 @@
         <w:pStyle w:val="Date"/>
       </w:pPr>
       <w:r>
-        <w:t xml:space="preserve">Last modified: 2026-10-15 09:23:43 (PDT)</w:t>
+        <w:t xml:space="preserve">Last modified: 2026-10-15 10:07:44 (PDT)</w:t>
       </w:r>
     </w:p>
-    <w:bookmarkStart w:id="37" w:name="sec-complex-vectors-matrices"/>
+    <w:bookmarkStart w:id="38" w:name="sec-complex-vectors-matrices"/>
     <w:p>
       <w:pPr>
         <w:pStyle w:val="Heading2"/>
@@ -37,7 +37,7 @@
           <w:b/>
           <w:bCs/>
         </w:rPr>
-        <w:t xml:space="preserve">Definition 1 (Complex vectors and matrices)</w:t>
+        <w:t xml:space="preserve">Definition 1 (Complex vector)</w:t>
       </w:r>
       <w:r>
         <w:t xml:space="preserve"> </w:t>
@@ -125,6 +125,20 @@
       <w:r>
         <w:t xml:space="preserve">.</w:t>
       </w:r>
+    </w:p>
+    <w:bookmarkEnd w:id="10"/>
+    <w:bookmarkStart w:id="11" w:name="def-complex-matrix"/>
+    <w:p>
+      <w:pPr>
+        <w:pStyle w:val="BodyText"/>
+      </w:pPr>
+      <w:r>
+        <w:rPr>
+          <w:b/>
+          <w:bCs/>
+        </w:rPr>
+        <w:t xml:space="preserve">Definition 2 (Complex matrix)</w:t>
+      </w:r>
       <w:r>
         <w:t xml:space="preserve"> </w:t>
       </w:r>
@@ -210,8 +224,8 @@
         <w:t xml:space="preserve">.</w:t>
       </w:r>
     </w:p>
-    <w:bookmarkEnd w:id="10"/>
-    <w:bookmarkStart w:id="11" w:name="exm-complex-vector"/>
+    <w:bookmarkEnd w:id="11"/>
+    <w:bookmarkStart w:id="12" w:name="exm-complex-vector"/>
     <w:p>
       <w:pPr>
         <w:pStyle w:val="BodyText"/>
@@ -629,8 +643,8 @@
         <w:t xml:space="preserve">.</w:t>
       </w:r>
     </w:p>
-    <w:bookmarkEnd w:id="11"/>
-    <w:bookmarkStart w:id="13" w:name="def-complex-conjugate-matrix"/>
+    <w:bookmarkEnd w:id="12"/>
+    <w:bookmarkStart w:id="14" w:name="def-complex-conjugate-matrix"/>
     <w:p>
       <w:pPr>
         <w:pStyle w:val="BodyText"/>
@@ -640,7 +654,7 @@
           <w:b/>
           <w:bCs/>
         </w:rPr>
-        <w:t xml:space="preserve">Definition 2 (Complex conjugate of a complex vector or matrix)</w:t>
+        <w:t xml:space="preserve">Definition 3 (Complex conjugate of a complex vector or matrix)</w:t>
       </w:r>
       <w:r>
         <w:t xml:space="preserve"> </w:t>
@@ -673,7 +687,7 @@
       <w:r>
         <w:t xml:space="preserve"> </w:t>
       </w:r>
-      <w:hyperlink r:id="rId12">
+      <w:hyperlink r:id="rId13">
         <w:r>
           <w:rPr>
             <w:rStyle w:val="Hyperlink"/>
@@ -774,8 +788,8 @@
         <w:t xml:space="preserve">.</w:t>
       </w:r>
     </w:p>
-    <w:bookmarkEnd w:id="13"/>
-    <w:bookmarkStart w:id="14" w:name="def-conjugate-transpose"/>
+    <w:bookmarkEnd w:id="14"/>
+    <w:bookmarkStart w:id="15" w:name="def-conjugate-transpose"/>
     <w:p>
       <w:pPr>
         <w:pStyle w:val="BodyText"/>
@@ -785,7 +799,7 @@
           <w:b/>
           <w:bCs/>
         </w:rPr>
-        <w:t xml:space="preserve">Definition 3 (Conjugate transpose (Hermitian adjoint, Hermitian conjugate, transjugate))</w:t>
+        <w:t xml:space="preserve">Definition 4 (Conjugate transpose (Hermitian adjoint, Hermitian conjugate, transjugate))</w:t>
       </w:r>
       <w:r>
         <w:t xml:space="preserve"> </w:t>
@@ -1176,8 +1190,8 @@
         </m:oMath>
       </m:oMathPara>
     </w:p>
-    <w:bookmarkEnd w:id="14"/>
-    <w:bookmarkStart w:id="15" w:name="rem-conjugate-transpose-notation"/>
+    <w:bookmarkEnd w:id="15"/>
+    <w:bookmarkStart w:id="16" w:name="rem-conjugate-transpose-notation"/>
     <w:p>
       <w:pPr>
         <w:pStyle w:val="FirstParagraph"/>
@@ -1470,8 +1484,8 @@
         <w:t xml:space="preserve">“adjoint.”</w:t>
       </w:r>
     </w:p>
-    <w:bookmarkEnd w:id="15"/>
-    <w:bookmarkStart w:id="16" w:name="exm-conjugate-transpose"/>
+    <w:bookmarkEnd w:id="16"/>
+    <w:bookmarkStart w:id="17" w:name="exm-conjugate-transpose"/>
     <w:p>
       <w:pPr>
         <w:pStyle w:val="BodyText"/>
@@ -2174,8 +2188,8 @@
         <w:t xml:space="preserve">.</w:t>
       </w:r>
     </w:p>
-    <w:bookmarkEnd w:id="16"/>
-    <w:bookmarkStart w:id="17" w:name="rem-conjugate-transpose-vector"/>
+    <w:bookmarkEnd w:id="17"/>
+    <w:bookmarkStart w:id="18" w:name="rem-conjugate-transpose-vector"/>
     <w:p>
       <w:pPr>
         <w:pStyle w:val="BodyText"/>
@@ -2371,8 +2385,8 @@
         <w:t xml:space="preserve">.</w:t>
       </w:r>
     </w:p>
-    <w:bookmarkEnd w:id="17"/>
-    <w:bookmarkStart w:id="18" w:name="thm-hermitian-adjoint-properties"/>
+    <w:bookmarkEnd w:id="18"/>
+    <w:bookmarkStart w:id="19" w:name="thm-hermitian-adjoint-properties"/>
     <w:p>
       <w:pPr>
         <w:pStyle w:val="BodyText"/>
@@ -2468,7 +2482,7 @@
           <w:rPr>
             <w:rStyle w:val="Hyperlink"/>
           </w:rPr>
-          <w:t xml:space="preserve">Definition 3</w:t>
+          <w:t xml:space="preserve">Definition 4</w:t>
         </w:r>
       </w:hyperlink>
       <w:r>
@@ -3075,7 +3089,7 @@
         </m:oMath>
       </m:oMathPara>
     </w:p>
-    <w:bookmarkEnd w:id="18"/>
+    <w:bookmarkEnd w:id="19"/>
     <w:p>
       <w:pPr>
         <w:pStyle w:val="FirstParagraph"/>
@@ -4459,7 +4473,7 @@
                   <m:nor/>
                   <m:sty m:val="p"/>
                 </m:rPr>
-                <m:t>Definition 3</m:t>
+                <m:t>Definition 4</m:t>
               </m:r>
               <m:r>
                 <m:rPr>
@@ -4908,7 +4922,7 @@
                   <m:nor/>
                   <m:sty m:val="p"/>
                 </m:rPr>
-                <m:t>Definition 3</m:t>
+                <m:t>Definition 4</m:t>
               </m:r>
               <m:r>
                 <m:rPr>
@@ -5381,7 +5395,7 @@
         <w:t xml:space="preserve">.</w:t>
       </w:r>
     </w:p>
-    <w:bookmarkStart w:id="19" w:name="thm-adjoint-inner-product"/>
+    <w:bookmarkStart w:id="20" w:name="thm-adjoint-inner-product"/>
     <w:p>
       <w:pPr>
         <w:pStyle w:val="BodyText"/>
@@ -5744,7 +5758,7 @@
         </m:oMath>
       </m:oMathPara>
     </w:p>
-    <w:bookmarkEnd w:id="19"/>
+    <w:bookmarkEnd w:id="20"/>
     <w:p>
       <w:pPr>
         <w:pStyle w:val="FirstParagraph"/>
@@ -6180,7 +6194,7 @@
         </m:oMath>
       </m:oMathPara>
     </w:p>
-    <w:bookmarkStart w:id="20" w:name="rem-adjoint-name"/>
+    <w:bookmarkStart w:id="21" w:name="rem-adjoint-name"/>
     <w:p>
       <w:pPr>
         <w:pStyle w:val="FirstParagraph"/>
@@ -6543,8 +6557,8 @@
         <w:t xml:space="preserve">).</w:t>
       </w:r>
     </w:p>
-    <w:bookmarkEnd w:id="20"/>
-    <w:bookmarkStart w:id="21" w:name="thm-zhz-sum-squares"/>
+    <w:bookmarkEnd w:id="21"/>
+    <w:bookmarkStart w:id="22" w:name="thm-zhz-sum-squares"/>
     <w:p>
       <w:pPr>
         <w:pStyle w:val="BodyText"/>
@@ -6918,7 +6932,7 @@
         <w:t xml:space="preserve">.</w:t>
       </w:r>
     </w:p>
-    <w:bookmarkEnd w:id="21"/>
+    <w:bookmarkEnd w:id="22"/>
     <w:p>
       <w:pPr>
         <w:pStyle w:val="BodyText"/>
@@ -6939,7 +6953,7 @@
       <w:r>
         <w:t xml:space="preserve"> </w:t>
       </w:r>
-      <w:hyperlink r:id="rId22">
+      <w:hyperlink r:id="rId23">
         <w:r>
           <w:rPr>
             <w:rStyle w:val="Hyperlink"/>
@@ -7085,7 +7099,7 @@
                   <m:nor/>
                   <m:sty m:val="p"/>
                 </m:rPr>
-                <m:t>Definition 3</m:t>
+                <m:t>Definition 4</m:t>
               </m:r>
               <m:r>
                 <m:rPr>
@@ -7286,7 +7300,7 @@
       <w:r>
         <w:t xml:space="preserve"> </w:t>
       </w:r>
-      <w:hyperlink r:id="rId23">
+      <w:hyperlink r:id="rId24">
         <w:r>
           <w:rPr>
             <w:rStyle w:val="Hyperlink"/>
@@ -7660,7 +7674,7 @@
         <w:t xml:space="preserve">.</w:t>
       </w:r>
     </w:p>
-    <w:bookmarkStart w:id="24" w:name="exm-zhz-sum-squares"/>
+    <w:bookmarkStart w:id="25" w:name="exm-zhz-sum-squares"/>
     <w:p>
       <w:pPr>
         <w:pStyle w:val="BodyText"/>
@@ -8580,8 +8594,8 @@
         </m:oMath>
       </m:oMathPara>
     </w:p>
-    <w:bookmarkEnd w:id="24"/>
-    <w:bookmarkStart w:id="25" w:name="exm-transpose-not-enough"/>
+    <w:bookmarkEnd w:id="25"/>
+    <w:bookmarkStart w:id="26" w:name="exm-transpose-not-enough"/>
     <w:p>
       <w:pPr>
         <w:pStyle w:val="FirstParagraph"/>
@@ -9333,7 +9347,7 @@
                   <m:nor/>
                   <m:sty m:val="p"/>
                 </m:rPr>
-                <m:t>Definition 3</m:t>
+                <m:t>Definition 4</m:t>
               </m:r>
               <m:r>
                 <m:rPr>
@@ -9541,8 +9555,8 @@
         <w:t xml:space="preserve">guarantees.</w:t>
       </w:r>
     </w:p>
-    <w:bookmarkEnd w:id="25"/>
-    <w:bookmarkStart w:id="26" w:name="def-hermitian-matrix"/>
+    <w:bookmarkEnd w:id="26"/>
+    <w:bookmarkStart w:id="27" w:name="def-hermitian-matrix"/>
     <w:p>
       <w:pPr>
         <w:pStyle w:val="BodyText"/>
@@ -9552,7 +9566,7 @@
           <w:b/>
           <w:bCs/>
         </w:rPr>
-        <w:t xml:space="preserve">Definition 4 (Hermitian matrix (self-adjoint matrix))</w:t>
+        <w:t xml:space="preserve">Definition 5 (Hermitian matrix (self-adjoint matrix))</w:t>
       </w:r>
       <w:r>
         <w:t xml:space="preserve"> </w:t>
@@ -9648,7 +9662,7 @@
           <w:rPr>
             <w:rStyle w:val="Hyperlink"/>
           </w:rPr>
-          <w:t xml:space="preserve">Definition 3</w:t>
+          <w:t xml:space="preserve">Definition 4</w:t>
         </w:r>
       </w:hyperlink>
       <w:r>
@@ -9704,8 +9718,8 @@
         </m:oMath>
       </m:oMathPara>
     </w:p>
-    <w:bookmarkEnd w:id="26"/>
-    <w:bookmarkStart w:id="27" w:name="rem-hermitian-self-adjoint"/>
+    <w:bookmarkEnd w:id="27"/>
+    <w:bookmarkStart w:id="28" w:name="rem-hermitian-self-adjoint"/>
     <w:p>
       <w:pPr>
         <w:pStyle w:val="FirstParagraph"/>
@@ -9949,8 +9963,8 @@
         <w:t xml:space="preserve">The linear operator moves across the inner product without change.</w:t>
       </w:r>
     </w:p>
-    <w:bookmarkEnd w:id="27"/>
-    <w:bookmarkStart w:id="28" w:name="exm-hermitian-matrix"/>
+    <w:bookmarkEnd w:id="28"/>
+    <w:bookmarkStart w:id="29" w:name="exm-hermitian-matrix"/>
     <w:p>
       <w:pPr>
         <w:pStyle w:val="BodyText"/>
@@ -10479,8 +10493,8 @@
         <w:t xml:space="preserve">.</w:t>
       </w:r>
     </w:p>
-    <w:bookmarkEnd w:id="28"/>
-    <w:bookmarkStart w:id="29" w:name="exm-not-hermitian"/>
+    <w:bookmarkEnd w:id="29"/>
+    <w:bookmarkStart w:id="30" w:name="exm-not-hermitian"/>
     <w:p>
       <w:pPr>
         <w:pStyle w:val="BodyText"/>
@@ -10804,8 +10818,8 @@
         </m:oMath>
       </m:oMathPara>
     </w:p>
-    <w:bookmarkEnd w:id="29"/>
-    <w:bookmarkStart w:id="30" w:name="def-skew-hermitian-matrix"/>
+    <w:bookmarkEnd w:id="30"/>
+    <w:bookmarkStart w:id="31" w:name="def-skew-hermitian-matrix"/>
     <w:p>
       <w:pPr>
         <w:pStyle w:val="FirstParagraph"/>
@@ -10815,7 +10829,7 @@
           <w:b/>
           <w:bCs/>
         </w:rPr>
-        <w:t xml:space="preserve">Definition 5 (Skew-Hermitian matrix (anti-Hermitian matrix))</w:t>
+        <w:t xml:space="preserve">Definition 6 (Skew-Hermitian matrix (anti-Hermitian matrix))</w:t>
       </w:r>
       <w:r>
         <w:t xml:space="preserve"> </w:t>
@@ -10911,7 +10925,7 @@
           <w:rPr>
             <w:rStyle w:val="Hyperlink"/>
           </w:rPr>
-          <w:t xml:space="preserve">Definition 3</w:t>
+          <w:t xml:space="preserve">Definition 4</w:t>
         </w:r>
       </w:hyperlink>
       <w:r>
@@ -10973,8 +10987,8 @@
         </m:oMath>
       </m:oMathPara>
     </w:p>
-    <w:bookmarkEnd w:id="30"/>
-    <w:bookmarkStart w:id="31" w:name="rem-skew-hermitian-diagonal"/>
+    <w:bookmarkEnd w:id="31"/>
+    <w:bookmarkStart w:id="32" w:name="rem-skew-hermitian-diagonal"/>
     <w:p>
       <w:pPr>
         <w:pStyle w:val="FirstParagraph"/>
@@ -11486,8 +11500,8 @@
         <w:t xml:space="preserve">.</w:t>
       </w:r>
     </w:p>
-    <w:bookmarkEnd w:id="31"/>
-    <w:bookmarkStart w:id="32" w:name="exm-skew-hermitian-matrix"/>
+    <w:bookmarkEnd w:id="32"/>
+    <w:bookmarkStart w:id="33" w:name="exm-skew-hermitian-matrix"/>
     <w:p>
       <w:pPr>
         <w:pStyle w:val="BodyText"/>
@@ -11956,8 +11970,8 @@
         <w:t xml:space="preserve">are purely imaginary.</w:t>
       </w:r>
     </w:p>
-    <w:bookmarkEnd w:id="32"/>
-    <w:bookmarkStart w:id="33" w:name="X4e376dfe4195dd67571b7cde9ab8c2999dabc4a"/>
+    <w:bookmarkEnd w:id="33"/>
+    <w:bookmarkStart w:id="34" w:name="X4e376dfe4195dd67571b7cde9ab8c2999dabc4a"/>
     <w:p>
       <w:pPr>
         <w:pStyle w:val="BodyText"/>
@@ -12045,7 +12059,7 @@
           <w:rPr>
             <w:rStyle w:val="Hyperlink"/>
           </w:rPr>
-          <w:t xml:space="preserve">Definition 4</w:t>
+          <w:t xml:space="preserve">Definition 5</w:t>
         </w:r>
       </w:hyperlink>
       <w:r>
@@ -12079,7 +12093,7 @@
           <w:rPr>
             <w:rStyle w:val="Hyperlink"/>
           </w:rPr>
-          <w:t xml:space="preserve">Definition 5</w:t>
+          <w:t xml:space="preserve">Definition 6</w:t>
         </w:r>
       </w:hyperlink>
       <w:r>
@@ -12283,7 +12297,7 @@
         </m:oMath>
       </m:oMathPara>
     </w:p>
-    <w:bookmarkEnd w:id="33"/>
+    <w:bookmarkEnd w:id="34"/>
     <w:p>
       <w:pPr>
         <w:pStyle w:val="FirstParagraph"/>
@@ -14356,8 +14370,8 @@
         </m:oMath>
       </m:oMathPara>
     </w:p>
-    <w:bookmarkStart w:id="36" w:name="refs"/>
-    <w:bookmarkStart w:id="35" w:name="ref-axler2024linear"/>
+    <w:bookmarkStart w:id="37" w:name="refs"/>
+    <w:bookmarkStart w:id="36" w:name="ref-axler2024linear"/>
     <w:p>
       <w:pPr>
         <w:pStyle w:val="Bibliography"/>
@@ -14381,7 +14395,7 @@
       <w:r>
         <w:t xml:space="preserve"> </w:t>
       </w:r>
-      <w:hyperlink r:id="rId34">
+      <w:hyperlink r:id="rId35">
         <w:r>
           <w:rPr>
             <w:rStyle w:val="Hyperlink"/>
@@ -14393,9 +14407,9 @@
         <w:t xml:space="preserve">.</w:t>
       </w:r>
     </w:p>
-    <w:bookmarkEnd w:id="35"/>
     <w:bookmarkEnd w:id="36"/>
     <w:bookmarkEnd w:id="37"/>
+    <w:bookmarkEnd w:id="38"/>
     <w:sectPr>
       <w:footnotePr>
         <w:numRestart w:val="eachSect"/>

--- a/linear-algebra-complex.docx
+++ b/linear-algebra-complex.docx
@@ -15,7 +15,7 @@
         <w:pStyle w:val="Date"/>
       </w:pPr>
       <w:r>
-        <w:t xml:space="preserve">Last modified: 2026-10-15 10:07:44 (PDT)</w:t>
+        <w:t xml:space="preserve">Last modified: 2026-10-15 12:42:30 (PDT)</w:t>
       </w:r>
     </w:p>
     <w:bookmarkStart w:id="38" w:name="sec-complex-vectors-matrices"/>

--- a/linear-algebra-complex.docx
+++ b/linear-algebra-complex.docx
@@ -15,7 +15,7 @@
         <w:pStyle w:val="Date"/>
       </w:pPr>
       <w:r>
-        <w:t xml:space="preserve">Last modified: 2026-10-15 12:42:30 (PDT)</w:t>
+        <w:t xml:space="preserve">Last modified: 2026-10-15 13:39:21 (PDT)</w:t>
       </w:r>
     </w:p>
     <w:bookmarkStart w:id="38" w:name="sec-complex-vectors-matrices"/>

--- a/linear-algebra-complex.docx
+++ b/linear-algebra-complex.docx
@@ -15,7 +15,7 @@
         <w:pStyle w:val="Date"/>
       </w:pPr>
       <w:r>
-        <w:t xml:space="preserve">Last modified: 2026-10-15 13:39:21 (PDT)</w:t>
+        <w:t xml:space="preserve">Last modified: 2026-10-15 14:23:59 (PDT)</w:t>
       </w:r>
     </w:p>
     <w:bookmarkStart w:id="38" w:name="sec-complex-vectors-matrices"/>

--- a/linear-algebra-complex.docx
+++ b/linear-algebra-complex.docx
@@ -15,7 +15,7 @@
         <w:pStyle w:val="Date"/>
       </w:pPr>
       <w:r>
-        <w:t xml:space="preserve">Last modified: 2026-10-15 14:23:59 (PDT)</w:t>
+        <w:t xml:space="preserve">Last modified: 2026-10-15 15:19:18 (PDT)</w:t>
       </w:r>
     </w:p>
     <w:bookmarkStart w:id="38" w:name="sec-complex-vectors-matrices"/>
@@ -5463,6 +5463,9 @@
         <w:t xml:space="preserve"> </w:t>
       </w:r>
       <m:oMath>
+        <m:r>
+          <m:t>​</m:t>
+        </m:r>
         <m:d>
           <m:dPr>
             <m:begChr m:val="⟨"/>
@@ -5499,6 +5502,9 @@
             </m:acc>
           </m:e>
         </m:d>
+        <m:r>
+          <m:t>​</m:t>
+        </m:r>
         <m:limUpp>
           <m:e>
             <m:r>
@@ -5565,6 +5571,9 @@
           <m:jc m:val="center"/>
         </m:oMathParaPr>
         <m:oMath>
+          <m:r>
+            <m:t>​</m:t>
+          </m:r>
           <m:d>
             <m:dPr>
               <m:begChr m:val="⟨"/>
@@ -5608,10 +5617,16 @@
             </m:e>
           </m:d>
           <m:r>
+            <m:t>​</m:t>
+          </m:r>
+          <m:r>
             <m:rPr>
               <m:sty m:val="p"/>
             </m:rPr>
             <m:t>=</m:t>
+          </m:r>
+          <m:r>
+            <m:t>​</m:t>
           </m:r>
           <m:d>
             <m:dPr>
@@ -5668,6 +5683,9 @@
               </m:acc>
             </m:e>
           </m:d>
+          <m:r>
+            <m:t>​</m:t>
+          </m:r>
           <m:r>
             <m:t> </m:t>
           </m:r>
@@ -5799,6 +5817,9 @@
         <m:oMath>
           <m:eqArr>
             <m:e>
+              <m:r>
+                <m:t>​</m:t>
+              </m:r>
               <m:d>
                 <m:dPr>
                   <m:begChr m:val="⟨"/>
@@ -5841,6 +5862,9 @@
                   </m:acc>
                 </m:e>
               </m:d>
+              <m:r>
+                <m:t>​</m:t>
+              </m:r>
               <m:r>
                 <m:t>&amp;</m:t>
               </m:r>
@@ -6114,6 +6138,9 @@
                   <m:sty m:val="p"/>
                 </m:rPr>
                 <m:t>=</m:t>
+              </m:r>
+              <m:r>
+                <m:t>​</m:t>
               </m:r>
               <m:d>
                 <m:dPr>
@@ -6171,6 +6198,9 @@
                 </m:e>
               </m:d>
               <m:r>
+                <m:t>​</m:t>
+              </m:r>
+              <m:r>
                 <m:t>&amp;</m:t>
               </m:r>
               <m:r>
@@ -6345,6 +6375,9 @@
         <w:t xml:space="preserve"> </w:t>
       </w:r>
       <m:oMath>
+        <m:r>
+          <m:t>​</m:t>
+        </m:r>
         <m:d>
           <m:dPr>
             <m:begChr m:val="⟨"/>
@@ -6385,10 +6418,16 @@
           </m:e>
         </m:d>
         <m:r>
+          <m:t>​</m:t>
+        </m:r>
+        <m:r>
           <m:rPr>
             <m:sty m:val="p"/>
           </m:rPr>
           <m:t>=</m:t>
+        </m:r>
+        <m:r>
+          <m:t>​</m:t>
         </m:r>
         <m:d>
           <m:dPr>
@@ -6441,6 +6480,9 @@
             </m:acc>
           </m:e>
         </m:d>
+        <m:r>
+          <m:t>​</m:t>
+        </m:r>
       </m:oMath>
       <w:r>
         <w:t xml:space="preserve"> </w:t>
@@ -9803,6 +9845,9 @@
         <w:t xml:space="preserve"> </w:t>
       </w:r>
       <m:oMath>
+        <m:r>
+          <m:t>​</m:t>
+        </m:r>
         <m:d>
           <m:dPr>
             <m:begChr m:val="⟨"/>
@@ -9846,10 +9891,16 @@
           </m:e>
         </m:d>
         <m:r>
+          <m:t>​</m:t>
+        </m:r>
+        <m:r>
           <m:rPr>
             <m:sty m:val="p"/>
           </m:rPr>
           <m:t>=</m:t>
+        </m:r>
+        <m:r>
+          <m:t>​</m:t>
         </m:r>
         <m:d>
           <m:dPr>
@@ -9893,6 +9944,9 @@
             </m:acc>
           </m:e>
         </m:d>
+        <m:r>
+          <m:t>​</m:t>
+        </m:r>
       </m:oMath>
       <w:r>
         <w:t xml:space="preserve"> </w:t>

--- a/linear-algebra-complex.docx
+++ b/linear-algebra-complex.docx
@@ -15,7 +15,7 @@
         <w:pStyle w:val="Date"/>
       </w:pPr>
       <w:r>
-        <w:t xml:space="preserve">Last modified: 2026-10-15 15:19:18 (PDT)</w:t>
+        <w:t xml:space="preserve">Last modified: 2026-10-15 16:26:25 (PDT)</w:t>
       </w:r>
     </w:p>
     <w:bookmarkStart w:id="38" w:name="sec-complex-vectors-matrices"/>

--- a/linear-algebra-complex.docx
+++ b/linear-algebra-complex.docx
@@ -15,7 +15,7 @@
         <w:pStyle w:val="Date"/>
       </w:pPr>
       <w:r>
-        <w:t xml:space="preserve">Last modified: 2026-10-15 16:26:25 (PDT)</w:t>
+        <w:t xml:space="preserve">Last modified: 2026-10-15 17:47:31 (PDT)</w:t>
       </w:r>
     </w:p>
     <w:bookmarkStart w:id="38" w:name="sec-complex-vectors-matrices"/>

--- a/linear-algebra-complex.docx
+++ b/linear-algebra-complex.docx
@@ -15,7 +15,7 @@
         <w:pStyle w:val="Date"/>
       </w:pPr>
       <w:r>
-        <w:t xml:space="preserve">Last modified: 2026-10-15 17:47:31 (PDT)</w:t>
+        <w:t xml:space="preserve">Last modified: 2026-10-15 18:37:38 (PDT)</w:t>
       </w:r>
     </w:p>
     <w:bookmarkStart w:id="38" w:name="sec-complex-vectors-matrices"/>

--- a/linear-algebra-complex.docx
+++ b/linear-algebra-complex.docx
@@ -15,7 +15,7 @@
         <w:pStyle w:val="Date"/>
       </w:pPr>
       <w:r>
-        <w:t xml:space="preserve">Last modified: 2026-10-15 18:37:38 (PDT)</w:t>
+        <w:t xml:space="preserve">Last modified: 2026-10-15 19:41:40 (PDT)</w:t>
       </w:r>
     </w:p>
     <w:bookmarkStart w:id="38" w:name="sec-complex-vectors-matrices"/>

--- a/linear-algebra-complex.docx
+++ b/linear-algebra-complex.docx
@@ -15,7 +15,7 @@
         <w:pStyle w:val="Date"/>
       </w:pPr>
       <w:r>
-        <w:t xml:space="preserve">Last modified: 2026-10-15 19:41:40 (PDT)</w:t>
+        <w:t xml:space="preserve">Last modified: 2026-10-15 20:43:22 (PDT)</w:t>
       </w:r>
     </w:p>
     <w:bookmarkStart w:id="38" w:name="sec-complex-vectors-matrices"/>

--- a/linear-algebra-complex.docx
+++ b/linear-algebra-complex.docx
@@ -15,7 +15,7 @@
         <w:pStyle w:val="Date"/>
       </w:pPr>
       <w:r>
-        <w:t xml:space="preserve">Last modified: 2026-10-15 20:43:22 (PDT)</w:t>
+        <w:t xml:space="preserve">Last modified: 2026-10-15 21:43:14 (PDT)</w:t>
       </w:r>
     </w:p>
     <w:bookmarkStart w:id="38" w:name="sec-complex-vectors-matrices"/>

--- a/linear-algebra-complex.docx
+++ b/linear-algebra-complex.docx
@@ -15,7 +15,7 @@
         <w:pStyle w:val="Date"/>
       </w:pPr>
       <w:r>
-        <w:t xml:space="preserve">Last modified: 2026-10-15 21:43:14 (PDT)</w:t>
+        <w:t xml:space="preserve">Last modified: 2026-10-15 23:56:47 (PDT)</w:t>
       </w:r>
     </w:p>
     <w:bookmarkStart w:id="38" w:name="sec-complex-vectors-matrices"/>

--- a/linear-algebra-complex.docx
+++ b/linear-algebra-complex.docx
@@ -15,7 +15,7 @@
         <w:pStyle w:val="Date"/>
       </w:pPr>
       <w:r>
-        <w:t xml:space="preserve">Last modified: 2026-10-15 23:56:47 (PDT)</w:t>
+        <w:t xml:space="preserve">Last modified: 2026-10-16 01:00:03 (PDT)</w:t>
       </w:r>
     </w:p>
     <w:bookmarkStart w:id="38" w:name="sec-complex-vectors-matrices"/>

--- a/linear-algebra-complex.docx
+++ b/linear-algebra-complex.docx
@@ -15,7 +15,7 @@
         <w:pStyle w:val="Date"/>
       </w:pPr>
       <w:r>
-        <w:t xml:space="preserve">Last modified: 2026-10-16 01:00:03 (PDT)</w:t>
+        <w:t xml:space="preserve">Last modified: 2026-10-16 01:53:21 (PDT)</w:t>
       </w:r>
     </w:p>
     <w:bookmarkStart w:id="38" w:name="sec-complex-vectors-matrices"/>

--- a/linear-algebra-complex.docx
+++ b/linear-algebra-complex.docx
@@ -15,7 +15,7 @@
         <w:pStyle w:val="Date"/>
       </w:pPr>
       <w:r>
-        <w:t xml:space="preserve">Last modified: 2026-10-16 01:53:21 (PDT)</w:t>
+        <w:t xml:space="preserve">Last modified: 2026-10-16 02:45:37 (PDT)</w:t>
       </w:r>
     </w:p>
     <w:bookmarkStart w:id="38" w:name="sec-complex-vectors-matrices"/>

--- a/linear-algebra-complex.docx
+++ b/linear-algebra-complex.docx
@@ -15,7 +15,7 @@
         <w:pStyle w:val="Date"/>
       </w:pPr>
       <w:r>
-        <w:t xml:space="preserve">Last modified: 2026-10-16 02:45:37 (PDT)</w:t>
+        <w:t xml:space="preserve">Last modified: 2026-10-16 03:50:53 (PDT)</w:t>
       </w:r>
     </w:p>
     <w:bookmarkStart w:id="38" w:name="sec-complex-vectors-matrices"/>
@@ -251,16 +251,21 @@
             <m:e>
               <m:limLow>
                 <m:e>
-                  <m:acc>
-                    <m:accPr>
-                      <m:chr m:val="̃"/>
-                    </m:accPr>
+                  <m:limLow>
                     <m:e>
                       <m:r>
                         <m:t>z</m:t>
                       </m:r>
                     </m:e>
-                  </m:acc>
+                    <m:lim>
+                      <m:r>
+                        <m:rPr>
+                          <m:sty m:val="p"/>
+                        </m:rPr>
+                        <m:t>∼</m:t>
+                      </m:r>
+                    </m:lim>
+                  </m:limLow>
                 </m:e>
                 <m:lim>
                   <m:r>
@@ -399,16 +404,21 @@
                       <m:pos m:val="top"/>
                     </m:barPr>
                     <m:e>
-                      <m:acc>
-                        <m:accPr>
-                          <m:chr m:val="̃"/>
-                        </m:accPr>
+                      <m:limLow>
                         <m:e>
                           <m:r>
                             <m:t>z</m:t>
                           </m:r>
                         </m:e>
-                      </m:acc>
+                        <m:lim>
+                          <m:r>
+                            <m:rPr>
+                              <m:sty m:val="p"/>
+                            </m:rPr>
+                            <m:t>∼</m:t>
+                          </m:r>
+                        </m:lim>
+                      </m:limLow>
                     </m:e>
                   </m:bar>
                 </m:e>
@@ -1391,16 +1401,21 @@
       <m:oMath>
         <m:sSup>
           <m:e>
-            <m:acc>
-              <m:accPr>
-                <m:chr m:val="̃"/>
-              </m:accPr>
+            <m:limLow>
               <m:e>
                 <m:r>
                   <m:t>x</m:t>
                 </m:r>
               </m:e>
-            </m:acc>
+              <m:lim>
+                <m:r>
+                  <m:rPr>
+                    <m:sty m:val="p"/>
+                  </m:rPr>
+                  <m:t>∼</m:t>
+                </m:r>
+              </m:lim>
+            </m:limLow>
           </m:e>
           <m:sup>
             <m:r>
@@ -2211,16 +2226,21 @@
         <w:t xml:space="preserve"> </w:t>
       </w:r>
       <m:oMath>
-        <m:acc>
-          <m:accPr>
-            <m:chr m:val="̃"/>
-          </m:accPr>
+        <m:limLow>
           <m:e>
             <m:r>
               <m:t>z</m:t>
             </m:r>
           </m:e>
-        </m:acc>
+          <m:lim>
+            <m:r>
+              <m:rPr>
+                <m:sty m:val="p"/>
+              </m:rPr>
+              <m:t>∼</m:t>
+            </m:r>
+          </m:lim>
+        </m:limLow>
         <m:r>
           <m:rPr>
             <m:sty m:val="p"/>
@@ -2279,16 +2299,21 @@
       <m:oMath>
         <m:sSup>
           <m:e>
-            <m:acc>
-              <m:accPr>
-                <m:chr m:val="̃"/>
-              </m:accPr>
+            <m:limLow>
               <m:e>
                 <m:r>
                   <m:t>z</m:t>
                 </m:r>
               </m:e>
-            </m:acc>
+              <m:lim>
+                <m:r>
+                  <m:rPr>
+                    <m:sty m:val="p"/>
+                  </m:rPr>
+                  <m:t>∼</m:t>
+                </m:r>
+              </m:lim>
+            </m:limLow>
           </m:e>
           <m:sup>
             <m:r>
@@ -5474,32 +5499,42 @@
             <m:grow/>
           </m:dPr>
           <m:e>
-            <m:acc>
-              <m:accPr>
-                <m:chr m:val="̃"/>
-              </m:accPr>
+            <m:limLow>
               <m:e>
                 <m:r>
                   <m:t>u</m:t>
                 </m:r>
               </m:e>
-            </m:acc>
+              <m:lim>
+                <m:r>
+                  <m:rPr>
+                    <m:sty m:val="p"/>
+                  </m:rPr>
+                  <m:t>∼</m:t>
+                </m:r>
+              </m:lim>
+            </m:limLow>
             <m:r>
               <m:rPr>
                 <m:sty m:val="p"/>
               </m:rPr>
               <m:t>,</m:t>
             </m:r>
-            <m:acc>
-              <m:accPr>
-                <m:chr m:val="̃"/>
-              </m:accPr>
+            <m:limLow>
               <m:e>
                 <m:r>
                   <m:t>v</m:t>
                 </m:r>
               </m:e>
-            </m:acc>
+              <m:lim>
+                <m:r>
+                  <m:rPr>
+                    <m:sty m:val="p"/>
+                  </m:rPr>
+                  <m:t>∼</m:t>
+                </m:r>
+              </m:lim>
+            </m:limLow>
           </m:e>
         </m:d>
         <m:r>
@@ -5526,16 +5561,21 @@
         </m:limUpp>
         <m:sSup>
           <m:e>
-            <m:acc>
-              <m:accPr>
-                <m:chr m:val="̃"/>
-              </m:accPr>
+            <m:limLow>
               <m:e>
                 <m:r>
                   <m:t>u</m:t>
                 </m:r>
               </m:e>
-            </m:acc>
+              <m:lim>
+                <m:r>
+                  <m:rPr>
+                    <m:sty m:val="p"/>
+                  </m:rPr>
+                  <m:t>∼</m:t>
+                </m:r>
+              </m:lim>
+            </m:limLow>
           </m:e>
           <m:sup>
             <m:r>
@@ -5547,16 +5587,21 @@
             </m:r>
           </m:sup>
         </m:sSup>
-        <m:acc>
-          <m:accPr>
-            <m:chr m:val="̃"/>
-          </m:accPr>
+        <m:limLow>
           <m:e>
             <m:r>
               <m:t>v</m:t>
             </m:r>
           </m:e>
-        </m:acc>
+          <m:lim>
+            <m:r>
+              <m:rPr>
+                <m:sty m:val="p"/>
+              </m:rPr>
+              <m:t>∼</m:t>
+            </m:r>
+          </m:lim>
+        </m:limLow>
       </m:oMath>
       <w:r>
         <w:t xml:space="preserve">,</w:t>
@@ -5588,32 +5633,42 @@
                 </m:rPr>
                 <m:t>A</m:t>
               </m:r>
-              <m:acc>
-                <m:accPr>
-                  <m:chr m:val="̃"/>
-                </m:accPr>
+              <m:limLow>
                 <m:e>
                   <m:r>
                     <m:t>u</m:t>
                   </m:r>
                 </m:e>
-              </m:acc>
+                <m:lim>
+                  <m:r>
+                    <m:rPr>
+                      <m:sty m:val="p"/>
+                    </m:rPr>
+                    <m:t>∼</m:t>
+                  </m:r>
+                </m:lim>
+              </m:limLow>
               <m:r>
                 <m:rPr>
                   <m:sty m:val="p"/>
                 </m:rPr>
                 <m:t>,</m:t>
               </m:r>
-              <m:acc>
-                <m:accPr>
-                  <m:chr m:val="̃"/>
-                </m:accPr>
+              <m:limLow>
                 <m:e>
                   <m:r>
                     <m:t>v</m:t>
                   </m:r>
                 </m:e>
-              </m:acc>
+                <m:lim>
+                  <m:r>
+                    <m:rPr>
+                      <m:sty m:val="p"/>
+                    </m:rPr>
+                    <m:t>∼</m:t>
+                  </m:r>
+                </m:lim>
+              </m:limLow>
             </m:e>
           </m:d>
           <m:r>
@@ -5636,16 +5691,21 @@
               <m:grow/>
             </m:dPr>
             <m:e>
-              <m:acc>
-                <m:accPr>
-                  <m:chr m:val="̃"/>
-                </m:accPr>
+              <m:limLow>
                 <m:e>
                   <m:r>
                     <m:t>u</m:t>
                   </m:r>
                 </m:e>
-              </m:acc>
+                <m:lim>
+                  <m:r>
+                    <m:rPr>
+                      <m:sty m:val="p"/>
+                    </m:rPr>
+                    <m:t>∼</m:t>
+                  </m:r>
+                </m:lim>
+              </m:limLow>
               <m:r>
                 <m:rPr>
                   <m:sty m:val="p"/>
@@ -5671,16 +5731,21 @@
                   </m:r>
                 </m:sup>
               </m:sSup>
-              <m:acc>
-                <m:accPr>
-                  <m:chr m:val="̃"/>
-                </m:accPr>
+              <m:limLow>
                 <m:e>
                   <m:r>
                     <m:t>v</m:t>
                   </m:r>
                 </m:e>
-              </m:acc>
+                <m:lim>
+                  <m:r>
+                    <m:rPr>
+                      <m:sty m:val="p"/>
+                    </m:rPr>
+                    <m:t>∼</m:t>
+                  </m:r>
+                </m:lim>
+              </m:limLow>
             </m:e>
           </m:d>
           <m:r>
@@ -5696,16 +5761,21 @@
             </m:rPr>
             <m:t>for all </m:t>
           </m:r>
-          <m:acc>
-            <m:accPr>
-              <m:chr m:val="̃"/>
-            </m:accPr>
+          <m:limLow>
             <m:e>
               <m:r>
                 <m:t>u</m:t>
               </m:r>
             </m:e>
-          </m:acc>
+            <m:lim>
+              <m:r>
+                <m:rPr>
+                  <m:sty m:val="p"/>
+                </m:rPr>
+                <m:t>∼</m:t>
+              </m:r>
+            </m:lim>
+          </m:limLow>
           <m:r>
             <m:rPr>
               <m:sty m:val="p"/>
@@ -5735,16 +5805,21 @@
             </m:rPr>
             <m:t> and </m:t>
           </m:r>
-          <m:acc>
-            <m:accPr>
-              <m:chr m:val="̃"/>
-            </m:accPr>
+          <m:limLow>
             <m:e>
               <m:r>
                 <m:t>v</m:t>
               </m:r>
             </m:e>
-          </m:acc>
+            <m:lim>
+              <m:r>
+                <m:rPr>
+                  <m:sty m:val="p"/>
+                </m:rPr>
+                <m:t>∼</m:t>
+              </m:r>
+            </m:lim>
+          </m:limLow>
           <m:r>
             <m:rPr>
               <m:sty m:val="p"/>
@@ -5834,32 +5909,42 @@
                     </m:rPr>
                     <m:t>A</m:t>
                   </m:r>
-                  <m:acc>
-                    <m:accPr>
-                      <m:chr m:val="̃"/>
-                    </m:accPr>
+                  <m:limLow>
                     <m:e>
                       <m:r>
                         <m:t>u</m:t>
                       </m:r>
                     </m:e>
-                  </m:acc>
+                    <m:lim>
+                      <m:r>
+                        <m:rPr>
+                          <m:sty m:val="p"/>
+                        </m:rPr>
+                        <m:t>∼</m:t>
+                      </m:r>
+                    </m:lim>
+                  </m:limLow>
                   <m:r>
                     <m:rPr>
                       <m:sty m:val="p"/>
                     </m:rPr>
                     <m:t>,</m:t>
                   </m:r>
-                  <m:acc>
-                    <m:accPr>
-                      <m:chr m:val="̃"/>
-                    </m:accPr>
+                  <m:limLow>
                     <m:e>
                       <m:r>
                         <m:t>v</m:t>
                       </m:r>
                     </m:e>
-                  </m:acc>
+                    <m:lim>
+                      <m:r>
+                        <m:rPr>
+                          <m:sty m:val="p"/>
+                        </m:rPr>
+                        <m:t>∼</m:t>
+                      </m:r>
+                    </m:lim>
+                  </m:limLow>
                 </m:e>
               </m:d>
               <m:r>
@@ -5886,16 +5971,21 @@
                 </m:rPr>
                 <m:t>A</m:t>
               </m:r>
-              <m:acc>
-                <m:accPr>
-                  <m:chr m:val="̃"/>
-                </m:accPr>
+              <m:limLow>
                 <m:e>
                   <m:r>
                     <m:t>u</m:t>
                   </m:r>
                 </m:e>
-              </m:acc>
+                <m:lim>
+                  <m:r>
+                    <m:rPr>
+                      <m:sty m:val="p"/>
+                    </m:rPr>
+                    <m:t>∼</m:t>
+                  </m:r>
+                </m:lim>
+              </m:limLow>
               <m:sSup>
                 <m:e>
                   <m:r>
@@ -5915,16 +6005,21 @@
                   </m:r>
                 </m:sup>
               </m:sSup>
-              <m:acc>
-                <m:accPr>
-                  <m:chr m:val="̃"/>
-                </m:accPr>
+              <m:limLow>
                 <m:e>
                   <m:r>
                     <m:t>v</m:t>
                   </m:r>
                 </m:e>
-              </m:acc>
+                <m:lim>
+                  <m:r>
+                    <m:rPr>
+                      <m:sty m:val="p"/>
+                    </m:rPr>
+                    <m:t>∼</m:t>
+                  </m:r>
+                </m:lim>
+              </m:limLow>
               <m:r>
                 <m:t>&amp;</m:t>
               </m:r>
@@ -5957,16 +6052,21 @@
               </m:r>
               <m:sSup>
                 <m:e>
-                  <m:acc>
-                    <m:accPr>
-                      <m:chr m:val="̃"/>
-                    </m:accPr>
+                  <m:limLow>
                     <m:e>
                       <m:r>
                         <m:t>u</m:t>
                       </m:r>
                     </m:e>
-                  </m:acc>
+                    <m:lim>
+                      <m:r>
+                        <m:rPr>
+                          <m:sty m:val="p"/>
+                        </m:rPr>
+                        <m:t>∼</m:t>
+                      </m:r>
+                    </m:lim>
+                  </m:limLow>
                 </m:e>
                 <m:sup>
                   <m:r>
@@ -6003,16 +6103,21 @@
                 </m:rPr>
                 <m:t>)</m:t>
               </m:r>
-              <m:acc>
-                <m:accPr>
-                  <m:chr m:val="̃"/>
-                </m:accPr>
+              <m:limLow>
                 <m:e>
                   <m:r>
                     <m:t>v</m:t>
                   </m:r>
                 </m:e>
-              </m:acc>
+                <m:lim>
+                  <m:r>
+                    <m:rPr>
+                      <m:sty m:val="p"/>
+                    </m:rPr>
+                    <m:t>∼</m:t>
+                  </m:r>
+                </m:lim>
+              </m:limLow>
               <m:r>
                 <m:t>&amp;</m:t>
               </m:r>
@@ -6053,16 +6158,21 @@
               </m:r>
               <m:sSup>
                 <m:e>
-                  <m:acc>
-                    <m:accPr>
-                      <m:chr m:val="̃"/>
-                    </m:accPr>
+                  <m:limLow>
                     <m:e>
                       <m:r>
                         <m:t>u</m:t>
                       </m:r>
                     </m:e>
-                  </m:acc>
+                    <m:lim>
+                      <m:r>
+                        <m:rPr>
+                          <m:sty m:val="p"/>
+                        </m:rPr>
+                        <m:t>∼</m:t>
+                      </m:r>
+                    </m:lim>
+                  </m:limLow>
                 </m:e>
                 <m:sup>
                   <m:r>
@@ -6099,16 +6209,21 @@
                   </m:r>
                 </m:sup>
               </m:sSup>
-              <m:acc>
-                <m:accPr>
-                  <m:chr m:val="̃"/>
-                </m:accPr>
+              <m:limLow>
                 <m:e>
                   <m:r>
                     <m:t>v</m:t>
                   </m:r>
                 </m:e>
-              </m:acc>
+                <m:lim>
+                  <m:r>
+                    <m:rPr>
+                      <m:sty m:val="p"/>
+                    </m:rPr>
+                    <m:t>∼</m:t>
+                  </m:r>
+                </m:lim>
+              </m:limLow>
               <m:r>
                 <m:rPr>
                   <m:sty m:val="p"/>
@@ -6150,16 +6265,21 @@
                   <m:grow/>
                 </m:dPr>
                 <m:e>
-                  <m:acc>
-                    <m:accPr>
-                      <m:chr m:val="̃"/>
-                    </m:accPr>
+                  <m:limLow>
                     <m:e>
                       <m:r>
                         <m:t>u</m:t>
                       </m:r>
                     </m:e>
-                  </m:acc>
+                    <m:lim>
+                      <m:r>
+                        <m:rPr>
+                          <m:sty m:val="p"/>
+                        </m:rPr>
+                        <m:t>∼</m:t>
+                      </m:r>
+                    </m:lim>
+                  </m:limLow>
                   <m:r>
                     <m:rPr>
                       <m:sty m:val="p"/>
@@ -6185,16 +6305,21 @@
                       </m:r>
                     </m:sup>
                   </m:sSup>
-                  <m:acc>
-                    <m:accPr>
-                      <m:chr m:val="̃"/>
-                    </m:accPr>
+                  <m:limLow>
                     <m:e>
                       <m:r>
                         <m:t>v</m:t>
                       </m:r>
                     </m:e>
-                  </m:acc>
+                    <m:lim>
+                      <m:r>
+                        <m:rPr>
+                          <m:sty m:val="p"/>
+                        </m:rPr>
+                        <m:t>∼</m:t>
+                      </m:r>
+                    </m:lim>
+                  </m:limLow>
                 </m:e>
               </m:d>
               <m:r>
@@ -6389,32 +6514,42 @@
             <m:r>
               <m:t>T</m:t>
             </m:r>
-            <m:acc>
-              <m:accPr>
-                <m:chr m:val="̃"/>
-              </m:accPr>
+            <m:limLow>
               <m:e>
                 <m:r>
                   <m:t>u</m:t>
                 </m:r>
               </m:e>
-            </m:acc>
+              <m:lim>
+                <m:r>
+                  <m:rPr>
+                    <m:sty m:val="p"/>
+                  </m:rPr>
+                  <m:t>∼</m:t>
+                </m:r>
+              </m:lim>
+            </m:limLow>
             <m:r>
               <m:rPr>
                 <m:sty m:val="p"/>
               </m:rPr>
               <m:t>,</m:t>
             </m:r>
-            <m:acc>
-              <m:accPr>
-                <m:chr m:val="̃"/>
-              </m:accPr>
+            <m:limLow>
               <m:e>
                 <m:r>
                   <m:t>v</m:t>
                 </m:r>
               </m:e>
-            </m:acc>
+              <m:lim>
+                <m:r>
+                  <m:rPr>
+                    <m:sty m:val="p"/>
+                  </m:rPr>
+                  <m:t>∼</m:t>
+                </m:r>
+              </m:lim>
+            </m:limLow>
           </m:e>
         </m:d>
         <m:r>
@@ -6437,16 +6572,21 @@
             <m:grow/>
           </m:dPr>
           <m:e>
-            <m:acc>
-              <m:accPr>
-                <m:chr m:val="̃"/>
-              </m:accPr>
+            <m:limLow>
               <m:e>
                 <m:r>
                   <m:t>u</m:t>
                 </m:r>
               </m:e>
-            </m:acc>
+              <m:lim>
+                <m:r>
+                  <m:rPr>
+                    <m:sty m:val="p"/>
+                  </m:rPr>
+                  <m:t>∼</m:t>
+                </m:r>
+              </m:lim>
+            </m:limLow>
             <m:r>
               <m:rPr>
                 <m:sty m:val="p"/>
@@ -6468,16 +6608,21 @@
                 </m:r>
               </m:sup>
             </m:sSup>
-            <m:acc>
-              <m:accPr>
-                <m:chr m:val="̃"/>
-              </m:accPr>
+            <m:limLow>
               <m:e>
                 <m:r>
                   <m:t>v</m:t>
                 </m:r>
               </m:e>
-            </m:acc>
+              <m:lim>
+                <m:r>
+                  <m:rPr>
+                    <m:sty m:val="p"/>
+                  </m:rPr>
+                  <m:t>∼</m:t>
+                </m:r>
+              </m:lim>
+            </m:limLow>
           </m:e>
         </m:d>
         <m:r>
@@ -6615,16 +6760,21 @@
       <m:oMath>
         <m:sSup>
           <m:e>
-            <m:acc>
-              <m:accPr>
-                <m:chr m:val="̃"/>
-              </m:accPr>
+            <m:limLow>
               <m:e>
                 <m:r>
                   <m:t>z</m:t>
                 </m:r>
               </m:e>
-            </m:acc>
+              <m:lim>
+                <m:r>
+                  <m:rPr>
+                    <m:sty m:val="p"/>
+                  </m:rPr>
+                  <m:t>∼</m:t>
+                </m:r>
+              </m:lim>
+            </m:limLow>
           </m:e>
           <m:sup>
             <m:r>
@@ -6636,16 +6786,21 @@
             </m:r>
           </m:sup>
         </m:sSup>
-        <m:acc>
-          <m:accPr>
-            <m:chr m:val="̃"/>
-          </m:accPr>
+        <m:limLow>
           <m:e>
             <m:r>
               <m:t>z</m:t>
             </m:r>
           </m:e>
-        </m:acc>
+          <m:lim>
+            <m:r>
+              <m:rPr>
+                <m:sty m:val="p"/>
+              </m:rPr>
+              <m:t>∼</m:t>
+            </m:r>
+          </m:lim>
+        </m:limLow>
       </m:oMath>
       <w:r>
         <w:rPr>
@@ -6671,16 +6826,21 @@
         <w:t xml:space="preserve"> </w:t>
       </w:r>
       <m:oMath>
-        <m:acc>
-          <m:accPr>
-            <m:chr m:val="̃"/>
-          </m:accPr>
+        <m:limLow>
           <m:e>
             <m:r>
               <m:t>z</m:t>
             </m:r>
           </m:e>
-        </m:acc>
+          <m:lim>
+            <m:r>
+              <m:rPr>
+                <m:sty m:val="p"/>
+              </m:rPr>
+              <m:t>∼</m:t>
+            </m:r>
+          </m:lim>
+        </m:limLow>
         <m:r>
           <m:rPr>
             <m:sty m:val="p"/>
@@ -6723,16 +6883,21 @@
                 <m:e>
                   <m:sSup>
                     <m:e>
-                      <m:acc>
-                        <m:accPr>
-                          <m:chr m:val="̃"/>
-                        </m:accPr>
+                      <m:limLow>
                         <m:e>
                           <m:r>
                             <m:t>z</m:t>
                           </m:r>
                         </m:e>
-                      </m:acc>
+                        <m:lim>
+                          <m:r>
+                            <m:rPr>
+                              <m:sty m:val="p"/>
+                            </m:rPr>
+                            <m:t>∼</m:t>
+                          </m:r>
+                        </m:lim>
+                      </m:limLow>
                     </m:e>
                     <m:sup>
                       <m:r>
@@ -6777,16 +6942,21 @@
             <m:e>
               <m:limLow>
                 <m:e>
-                  <m:acc>
-                    <m:accPr>
-                      <m:chr m:val="̃"/>
-                    </m:accPr>
+                  <m:limLow>
                     <m:e>
                       <m:r>
                         <m:t>z</m:t>
                       </m:r>
                     </m:e>
-                  </m:acc>
+                    <m:lim>
+                      <m:r>
+                        <m:rPr>
+                          <m:sty m:val="p"/>
+                        </m:rPr>
+                        <m:t>∼</m:t>
+                      </m:r>
+                    </m:lim>
+                  </m:limLow>
                 </m:e>
                 <m:lim>
                   <m:r>
@@ -6925,16 +7095,21 @@
         <w:t xml:space="preserve"> </w:t>
       </w:r>
       <m:oMath>
-        <m:acc>
-          <m:accPr>
-            <m:chr m:val="̃"/>
-          </m:accPr>
+        <m:limLow>
           <m:e>
             <m:r>
               <m:t>z</m:t>
             </m:r>
           </m:e>
-        </m:acc>
+          <m:lim>
+            <m:r>
+              <m:rPr>
+                <m:sty m:val="p"/>
+              </m:rPr>
+              <m:t>∼</m:t>
+            </m:r>
+          </m:lim>
+        </m:limLow>
         <m:r>
           <m:rPr>
             <m:sty m:val="p"/>
@@ -6943,16 +7118,21 @@
         </m:r>
         <m:sSub>
           <m:e>
-            <m:acc>
-              <m:accPr>
-                <m:chr m:val="̃"/>
-              </m:accPr>
+            <m:limLow>
               <m:e>
                 <m:r>
                   <m:t>0</m:t>
                 </m:r>
               </m:e>
-            </m:acc>
+              <m:lim>
+                <m:r>
+                  <m:rPr>
+                    <m:sty m:val="p"/>
+                  </m:rPr>
+                  <m:t>∼</m:t>
+                </m:r>
+              </m:lim>
+            </m:limLow>
           </m:e>
           <m:sub>
             <m:r>
@@ -7020,16 +7200,21 @@
             <m:e>
               <m:sSup>
                 <m:e>
-                  <m:acc>
-                    <m:accPr>
-                      <m:chr m:val="̃"/>
-                    </m:accPr>
+                  <m:limLow>
                     <m:e>
                       <m:r>
                         <m:t>z</m:t>
                       </m:r>
                     </m:e>
-                  </m:acc>
+                    <m:lim>
+                      <m:r>
+                        <m:rPr>
+                          <m:sty m:val="p"/>
+                        </m:rPr>
+                        <m:t>∼</m:t>
+                      </m:r>
+                    </m:lim>
+                  </m:limLow>
                 </m:e>
                 <m:sup>
                   <m:r>
@@ -7041,16 +7226,21 @@
                   </m:r>
                 </m:sup>
               </m:sSup>
-              <m:acc>
-                <m:accPr>
-                  <m:chr m:val="̃"/>
-                </m:accPr>
+              <m:limLow>
                 <m:e>
                   <m:r>
                     <m:t>z</m:t>
                   </m:r>
                 </m:e>
-              </m:acc>
+                <m:lim>
+                  <m:r>
+                    <m:rPr>
+                      <m:sty m:val="p"/>
+                    </m:rPr>
+                    <m:t>∼</m:t>
+                  </m:r>
+                </m:lim>
+              </m:limLow>
               <m:r>
                 <m:t>&amp;</m:t>
               </m:r>
@@ -7738,16 +7928,21 @@
       <m:oMath>
         <m:sSup>
           <m:e>
-            <m:acc>
-              <m:accPr>
-                <m:chr m:val="̃"/>
-              </m:accPr>
+            <m:limLow>
               <m:e>
                 <m:r>
                   <m:t>z</m:t>
                 </m:r>
               </m:e>
-            </m:acc>
+              <m:lim>
+                <m:r>
+                  <m:rPr>
+                    <m:sty m:val="p"/>
+                  </m:rPr>
+                  <m:t>∼</m:t>
+                </m:r>
+              </m:lim>
+            </m:limLow>
           </m:e>
           <m:sup>
             <m:r>
@@ -7759,16 +7954,21 @@
             </m:r>
           </m:sup>
         </m:sSup>
-        <m:acc>
-          <m:accPr>
-            <m:chr m:val="̃"/>
-          </m:accPr>
+        <m:limLow>
           <m:e>
             <m:r>
               <m:t>z</m:t>
             </m:r>
           </m:e>
-        </m:acc>
+          <m:lim>
+            <m:r>
+              <m:rPr>
+                <m:sty m:val="p"/>
+              </m:rPr>
+              <m:t>∼</m:t>
+            </m:r>
+          </m:lim>
+        </m:limLow>
       </m:oMath>
       <w:r>
         <w:rPr>
@@ -7787,16 +7987,21 @@
         <w:t xml:space="preserve"> </w:t>
       </w:r>
       <m:oMath>
-        <m:acc>
-          <m:accPr>
-            <m:chr m:val="̃"/>
-          </m:accPr>
+        <m:limLow>
           <m:e>
             <m:r>
               <m:t>z</m:t>
             </m:r>
           </m:e>
-        </m:acc>
+          <m:lim>
+            <m:r>
+              <m:rPr>
+                <m:sty m:val="p"/>
+              </m:rPr>
+              <m:t>∼</m:t>
+            </m:r>
+          </m:lim>
+        </m:limLow>
         <m:r>
           <m:rPr>
             <m:sty m:val="p"/>
@@ -7890,16 +8095,21 @@
                     <m:e>
                       <m:sSup>
                         <m:e>
-                          <m:acc>
-                            <m:accPr>
-                              <m:chr m:val="̃"/>
-                            </m:accPr>
+                          <m:limLow>
                             <m:e>
                               <m:r>
                                 <m:t>z</m:t>
                               </m:r>
                             </m:e>
-                          </m:acc>
+                            <m:lim>
+                              <m:r>
+                                <m:rPr>
+                                  <m:sty m:val="p"/>
+                                </m:rPr>
+                                <m:t>∼</m:t>
+                              </m:r>
+                            </m:lim>
+                          </m:limLow>
                         </m:e>
                         <m:sup>
                           <m:r>
@@ -7944,16 +8154,21 @@
                 <m:e>
                   <m:limLow>
                     <m:e>
-                      <m:acc>
-                        <m:accPr>
-                          <m:chr m:val="̃"/>
-                        </m:accPr>
+                      <m:limLow>
                         <m:e>
                           <m:r>
                             <m:t>z</m:t>
                           </m:r>
                         </m:e>
-                      </m:acc>
+                        <m:lim>
+                          <m:r>
+                            <m:rPr>
+                              <m:sty m:val="p"/>
+                            </m:rPr>
+                            <m:t>∼</m:t>
+                          </m:r>
+                        </m:lim>
+                      </m:limLow>
                     </m:e>
                     <m:lim>
                       <m:r>
@@ -8659,16 +8874,21 @@
         <w:t xml:space="preserve"> </w:t>
       </w:r>
       <m:oMath>
-        <m:acc>
-          <m:accPr>
-            <m:chr m:val="̃"/>
-          </m:accPr>
+        <m:limLow>
           <m:e>
             <m:r>
               <m:t>x</m:t>
             </m:r>
           </m:e>
-        </m:acc>
+          <m:lim>
+            <m:r>
+              <m:rPr>
+                <m:sty m:val="p"/>
+              </m:rPr>
+              <m:t>∼</m:t>
+            </m:r>
+          </m:lim>
+        </m:limLow>
       </m:oMath>
       <w:r>
         <w:t xml:space="preserve">,</w:t>
@@ -8679,16 +8899,21 @@
       <m:oMath>
         <m:sSup>
           <m:e>
-            <m:acc>
-              <m:accPr>
-                <m:chr m:val="̃"/>
-              </m:accPr>
+            <m:limLow>
               <m:e>
                 <m:r>
                   <m:t>x</m:t>
                 </m:r>
               </m:e>
-            </m:acc>
+              <m:lim>
+                <m:r>
+                  <m:rPr>
+                    <m:sty m:val="p"/>
+                  </m:rPr>
+                  <m:t>∼</m:t>
+                </m:r>
+              </m:lim>
+            </m:limLow>
           </m:e>
           <m:sup>
             <m:r>
@@ -8699,16 +8924,21 @@
             </m:r>
           </m:sup>
         </m:sSup>
-        <m:acc>
-          <m:accPr>
-            <m:chr m:val="̃"/>
-          </m:accPr>
+        <m:limLow>
           <m:e>
             <m:r>
               <m:t>x</m:t>
             </m:r>
           </m:e>
-        </m:acc>
+          <m:lim>
+            <m:r>
+              <m:rPr>
+                <m:sty m:val="p"/>
+              </m:rPr>
+              <m:t>∼</m:t>
+            </m:r>
+          </m:lim>
+        </m:limLow>
         <m:r>
           <m:rPr>
             <m:sty m:val="p"/>
@@ -8786,16 +9016,21 @@
         <w:t xml:space="preserve"> </w:t>
       </w:r>
       <m:oMath>
-        <m:acc>
-          <m:accPr>
-            <m:chr m:val="̃"/>
-          </m:accPr>
+        <m:limLow>
           <m:e>
             <m:r>
               <m:t>x</m:t>
             </m:r>
           </m:e>
-        </m:acc>
+          <m:lim>
+            <m:r>
+              <m:rPr>
+                <m:sty m:val="p"/>
+              </m:rPr>
+              <m:t>∼</m:t>
+            </m:r>
+          </m:lim>
+        </m:limLow>
       </m:oMath>
       <w:r>
         <w:t xml:space="preserve"> </w:t>
@@ -8819,16 +9054,21 @@
         <w:t xml:space="preserve"> </w:t>
       </w:r>
       <m:oMath>
-        <m:acc>
-          <m:accPr>
-            <m:chr m:val="̃"/>
-          </m:accPr>
+        <m:limLow>
           <m:e>
             <m:r>
               <m:t>z</m:t>
             </m:r>
           </m:e>
-        </m:acc>
+          <m:lim>
+            <m:r>
+              <m:rPr>
+                <m:sty m:val="p"/>
+              </m:rPr>
+              <m:t>∼</m:t>
+            </m:r>
+          </m:lim>
+        </m:limLow>
         <m:r>
           <m:rPr>
             <m:sty m:val="p"/>
@@ -8893,16 +9133,21 @@
                     <m:e>
                       <m:sSup>
                         <m:e>
-                          <m:acc>
-                            <m:accPr>
-                              <m:chr m:val="̃"/>
-                            </m:accPr>
+                          <m:limLow>
                             <m:e>
                               <m:r>
                                 <m:t>z</m:t>
                               </m:r>
                             </m:e>
-                          </m:acc>
+                            <m:lim>
+                              <m:r>
+                                <m:rPr>
+                                  <m:sty m:val="p"/>
+                                </m:rPr>
+                                <m:t>∼</m:t>
+                              </m:r>
+                            </m:lim>
+                          </m:limLow>
                         </m:e>
                         <m:sup>
                           <m:r>
@@ -8946,16 +9191,21 @@
                 <m:e>
                   <m:limLow>
                     <m:e>
-                      <m:acc>
-                        <m:accPr>
-                          <m:chr m:val="̃"/>
-                        </m:accPr>
+                      <m:limLow>
                         <m:e>
                           <m:r>
                             <m:t>z</m:t>
                           </m:r>
                         </m:e>
-                      </m:acc>
+                        <m:lim>
+                          <m:r>
+                            <m:rPr>
+                              <m:sty m:val="p"/>
+                            </m:rPr>
+                            <m:t>∼</m:t>
+                          </m:r>
+                        </m:lim>
+                      </m:limLow>
                     </m:e>
                     <m:lim>
                       <m:r>
@@ -9156,16 +9406,21 @@
         <w:t xml:space="preserve"> </w:t>
       </w:r>
       <m:oMath>
-        <m:acc>
-          <m:accPr>
-            <m:chr m:val="̃"/>
-          </m:accPr>
+        <m:limLow>
           <m:e>
             <m:r>
               <m:t>z</m:t>
             </m:r>
           </m:e>
-        </m:acc>
+          <m:lim>
+            <m:r>
+              <m:rPr>
+                <m:sty m:val="p"/>
+              </m:rPr>
+              <m:t>∼</m:t>
+            </m:r>
+          </m:lim>
+        </m:limLow>
         <m:r>
           <m:rPr>
             <m:sty m:val="p"/>
@@ -9174,16 +9429,21 @@
         </m:r>
         <m:sSub>
           <m:e>
-            <m:acc>
-              <m:accPr>
-                <m:chr m:val="̃"/>
-              </m:accPr>
+            <m:limLow>
               <m:e>
                 <m:r>
                   <m:t>0</m:t>
                 </m:r>
               </m:e>
-            </m:acc>
+              <m:lim>
+                <m:r>
+                  <m:rPr>
+                    <m:sty m:val="p"/>
+                  </m:rPr>
+                  <m:t>∼</m:t>
+                </m:r>
+              </m:lim>
+            </m:limLow>
           </m:e>
           <m:sub>
             <m:r>
@@ -9228,16 +9488,21 @@
                     <m:e>
                       <m:sSup>
                         <m:e>
-                          <m:acc>
-                            <m:accPr>
-                              <m:chr m:val="̃"/>
-                            </m:accPr>
+                          <m:limLow>
                             <m:e>
                               <m:r>
                                 <m:t>z</m:t>
                               </m:r>
                             </m:e>
-                          </m:acc>
+                            <m:lim>
+                              <m:r>
+                                <m:rPr>
+                                  <m:sty m:val="p"/>
+                                </m:rPr>
+                                <m:t>∼</m:t>
+                              </m:r>
+                            </m:lim>
+                          </m:limLow>
                         </m:e>
                         <m:sup>
                           <m:r>
@@ -9282,16 +9547,21 @@
                 <m:e>
                   <m:limLow>
                     <m:e>
-                      <m:acc>
-                        <m:accPr>
-                          <m:chr m:val="̃"/>
-                        </m:accPr>
+                      <m:limLow>
                         <m:e>
                           <m:r>
                             <m:t>z</m:t>
                           </m:r>
                         </m:e>
-                      </m:acc>
+                        <m:lim>
+                          <m:r>
+                            <m:rPr>
+                              <m:sty m:val="p"/>
+                            </m:rPr>
+                            <m:t>∼</m:t>
+                          </m:r>
+                        </m:lim>
+                      </m:limLow>
                     </m:e>
                     <m:lim>
                       <m:r>
@@ -9862,32 +10132,42 @@
               </m:rPr>
               <m:t>A</m:t>
             </m:r>
-            <m:acc>
-              <m:accPr>
-                <m:chr m:val="̃"/>
-              </m:accPr>
+            <m:limLow>
               <m:e>
                 <m:r>
                   <m:t>u</m:t>
                 </m:r>
               </m:e>
-            </m:acc>
+              <m:lim>
+                <m:r>
+                  <m:rPr>
+                    <m:sty m:val="p"/>
+                  </m:rPr>
+                  <m:t>∼</m:t>
+                </m:r>
+              </m:lim>
+            </m:limLow>
             <m:r>
               <m:rPr>
                 <m:sty m:val="p"/>
               </m:rPr>
               <m:t>,</m:t>
             </m:r>
-            <m:acc>
-              <m:accPr>
-                <m:chr m:val="̃"/>
-              </m:accPr>
+            <m:limLow>
               <m:e>
                 <m:r>
                   <m:t>v</m:t>
                 </m:r>
               </m:e>
-            </m:acc>
+              <m:lim>
+                <m:r>
+                  <m:rPr>
+                    <m:sty m:val="p"/>
+                  </m:rPr>
+                  <m:t>∼</m:t>
+                </m:r>
+              </m:lim>
+            </m:limLow>
           </m:e>
         </m:d>
         <m:r>
@@ -9910,16 +10190,21 @@
             <m:grow/>
           </m:dPr>
           <m:e>
-            <m:acc>
-              <m:accPr>
-                <m:chr m:val="̃"/>
-              </m:accPr>
+            <m:limLow>
               <m:e>
                 <m:r>
                   <m:t>u</m:t>
                 </m:r>
               </m:e>
-            </m:acc>
+              <m:lim>
+                <m:r>
+                  <m:rPr>
+                    <m:sty m:val="p"/>
+                  </m:rPr>
+                  <m:t>∼</m:t>
+                </m:r>
+              </m:lim>
+            </m:limLow>
             <m:r>
               <m:rPr>
                 <m:sty m:val="p"/>
@@ -9932,16 +10217,21 @@
               </m:rPr>
               <m:t>A</m:t>
             </m:r>
-            <m:acc>
-              <m:accPr>
-                <m:chr m:val="̃"/>
-              </m:accPr>
+            <m:limLow>
               <m:e>
                 <m:r>
                   <m:t>v</m:t>
                 </m:r>
               </m:e>
-            </m:acc>
+              <m:lim>
+                <m:r>
+                  <m:rPr>
+                    <m:sty m:val="p"/>
+                  </m:rPr>
+                  <m:t>∼</m:t>
+                </m:r>
+              </m:lim>
+            </m:limLow>
           </m:e>
         </m:d>
         <m:r>
@@ -9958,32 +10248,42 @@
         <w:t xml:space="preserve"> </w:t>
       </w:r>
       <m:oMath>
-        <m:acc>
-          <m:accPr>
-            <m:chr m:val="̃"/>
-          </m:accPr>
+        <m:limLow>
           <m:e>
             <m:r>
               <m:t>u</m:t>
             </m:r>
           </m:e>
-        </m:acc>
+          <m:lim>
+            <m:r>
+              <m:rPr>
+                <m:sty m:val="p"/>
+              </m:rPr>
+              <m:t>∼</m:t>
+            </m:r>
+          </m:lim>
+        </m:limLow>
         <m:r>
           <m:rPr>
             <m:sty m:val="p"/>
           </m:rPr>
           <m:t>,</m:t>
         </m:r>
-        <m:acc>
-          <m:accPr>
-            <m:chr m:val="̃"/>
-          </m:accPr>
+        <m:limLow>
           <m:e>
             <m:r>
               <m:t>v</m:t>
             </m:r>
           </m:e>
-        </m:acc>
+          <m:lim>
+            <m:r>
+              <m:rPr>
+                <m:sty m:val="p"/>
+              </m:rPr>
+              <m:t>∼</m:t>
+            </m:r>
+          </m:lim>
+        </m:limLow>
         <m:r>
           <m:rPr>
             <m:sty m:val="p"/>

--- a/linear-algebra-complex.docx
+++ b/linear-algebra-complex.docx
@@ -15,7 +15,7 @@
         <w:pStyle w:val="Date"/>
       </w:pPr>
       <w:r>
-        <w:t xml:space="preserve">Last modified: 2026-10-16 03:50:53 (PDT)</w:t>
+        <w:t xml:space="preserve">Last modified: 2026-10-16 04:38:30 (PDT)</w:t>
       </w:r>
     </w:p>
     <w:bookmarkStart w:id="38" w:name="sec-complex-vectors-matrices"/>

--- a/linear-algebra-complex.docx
+++ b/linear-algebra-complex.docx
@@ -15,7 +15,7 @@
         <w:pStyle w:val="Date"/>
       </w:pPr>
       <w:r>
-        <w:t xml:space="preserve">Last modified: 2026-10-16 04:38:30 (PDT)</w:t>
+        <w:t xml:space="preserve">Last modified: 2026-10-16 05:24:53 (PDT)</w:t>
       </w:r>
     </w:p>
     <w:bookmarkStart w:id="38" w:name="sec-complex-vectors-matrices"/>

--- a/linear-algebra-complex.docx
+++ b/linear-algebra-complex.docx
@@ -15,7 +15,7 @@
         <w:pStyle w:val="Date"/>
       </w:pPr>
       <w:r>
-        <w:t xml:space="preserve">Last modified: 2026-10-16 05:24:53 (PDT)</w:t>
+        <w:t xml:space="preserve">Last modified: 2026-10-16 06:27:40 (PDT)</w:t>
       </w:r>
     </w:p>
     <w:bookmarkStart w:id="38" w:name="sec-complex-vectors-matrices"/>

--- a/linear-algebra-complex.docx
+++ b/linear-algebra-complex.docx
@@ -15,7 +15,7 @@
         <w:pStyle w:val="Date"/>
       </w:pPr>
       <w:r>
-        <w:t xml:space="preserve">Last modified: 2026-10-16 06:27:40 (PDT)</w:t>
+        <w:t xml:space="preserve">Last modified: 2026-10-16 10:11:43 (PDT)</w:t>
       </w:r>
     </w:p>
     <w:bookmarkStart w:id="38" w:name="sec-complex-vectors-matrices"/>

--- a/linear-algebra-complex.docx
+++ b/linear-algebra-complex.docx
@@ -15,7 +15,7 @@
         <w:pStyle w:val="Date"/>
       </w:pPr>
       <w:r>
-        <w:t xml:space="preserve">Last modified: 2026-10-16 10:11:43 (PDT)</w:t>
+        <w:t xml:space="preserve">Last modified: 2026-10-16 10:58:47 (PDT)</w:t>
       </w:r>
     </w:p>
     <w:bookmarkStart w:id="38" w:name="sec-complex-vectors-matrices"/>

--- a/linear-algebra-complex.docx
+++ b/linear-algebra-complex.docx
@@ -15,7 +15,7 @@
         <w:pStyle w:val="Date"/>
       </w:pPr>
       <w:r>
-        <w:t xml:space="preserve">Last modified: 2026-10-16 10:58:47 (PDT)</w:t>
+        <w:t xml:space="preserve">Last modified: 2026-10-16 18:32:13 (PDT)</w:t>
       </w:r>
     </w:p>
     <w:bookmarkStart w:id="38" w:name="sec-complex-vectors-matrices"/>

--- a/linear-algebra-complex.docx
+++ b/linear-algebra-complex.docx
@@ -15,7 +15,7 @@
         <w:pStyle w:val="Date"/>
       </w:pPr>
       <w:r>
-        <w:t xml:space="preserve">Last modified: 2026-10-16 18:32:13 (PDT)</w:t>
+        <w:t xml:space="preserve">Last modified: 2026-10-16 19:32:00 (PDT)</w:t>
       </w:r>
     </w:p>
     <w:bookmarkStart w:id="38" w:name="sec-complex-vectors-matrices"/>

--- a/linear-algebra-complex.docx
+++ b/linear-algebra-complex.docx
@@ -15,7 +15,7 @@
         <w:pStyle w:val="Date"/>
       </w:pPr>
       <w:r>
-        <w:t xml:space="preserve">Last modified: 2026-10-16 19:32:00 (PDT)</w:t>
+        <w:t xml:space="preserve">Last modified: 2026-10-17 02:34:23 (PDT)</w:t>
       </w:r>
     </w:p>
     <w:bookmarkStart w:id="38" w:name="sec-complex-vectors-matrices"/>

--- a/linear-algebra-complex.docx
+++ b/linear-algebra-complex.docx
@@ -15,7 +15,7 @@
         <w:pStyle w:val="Date"/>
       </w:pPr>
       <w:r>
-        <w:t xml:space="preserve">Last modified: 2026-10-17 02:34:23 (PDT)</w:t>
+        <w:t xml:space="preserve">Last modified: 2026-10-17 03:46:15 (PDT)</w:t>
       </w:r>
     </w:p>
     <w:bookmarkStart w:id="38" w:name="sec-complex-vectors-matrices"/>

--- a/linear-algebra-complex.docx
+++ b/linear-algebra-complex.docx
@@ -15,7 +15,7 @@
         <w:pStyle w:val="Date"/>
       </w:pPr>
       <w:r>
-        <w:t xml:space="preserve">Last modified: 2026-10-17 03:46:15 (PDT)</w:t>
+        <w:t xml:space="preserve">Last modified: 2026-10-17 04:46:25 (PDT)</w:t>
       </w:r>
     </w:p>
     <w:bookmarkStart w:id="38" w:name="sec-complex-vectors-matrices"/>
@@ -242,285 +242,13 @@
       <w:pPr>
         <w:pStyle w:val="BodyText"/>
       </w:pPr>
-      <m:oMathPara>
-        <m:oMathParaPr>
-          <m:jc m:val="center"/>
-        </m:oMathParaPr>
-        <m:oMath>
-          <m:limLow>
-            <m:e>
-              <m:limLow>
-                <m:e>
-                  <m:limLow>
-                    <m:e>
-                      <m:r>
-                        <m:t>z</m:t>
-                      </m:r>
-                    </m:e>
-                    <m:lim>
-                      <m:r>
-                        <m:rPr>
-                          <m:sty m:val="p"/>
-                        </m:rPr>
-                        <m:t>∼</m:t>
-                      </m:r>
-                    </m:lim>
-                  </m:limLow>
-                </m:e>
-                <m:lim>
-                  <m:r>
-                    <m:rPr>
-                      <m:sty m:val="p"/>
-                    </m:rPr>
-                    <m:t>⏟</m:t>
-                  </m:r>
-                </m:lim>
-              </m:limLow>
-            </m:e>
-            <m:lim>
-              <m:r>
-                <m:t>3</m:t>
-              </m:r>
-              <m:r>
-                <m:rPr>
-                  <m:sty m:val="p"/>
-                </m:rPr>
-                <m:t>×</m:t>
-              </m:r>
-              <m:r>
-                <m:t>1</m:t>
-              </m:r>
-            </m:lim>
-          </m:limLow>
-          <m:r>
-            <m:rPr>
-              <m:sty m:val="p"/>
-            </m:rPr>
-            <m:t>=</m:t>
-          </m:r>
-          <m:d>
-            <m:dPr>
-              <m:begChr m:val="["/>
-              <m:sepChr m:val=""/>
-              <m:endChr m:val="]"/>
-              <m:grow/>
-            </m:dPr>
-            <m:e>
-              <m:m>
-                <m:mPr>
-                  <m:baseJc m:val="center"/>
-                  <m:plcHide m:val="on"/>
-                  <m:mcs>
-                    <m:mc>
-                      <m:mcPr>
-                        <m:mcJc m:val="center"/>
-                        <m:count m:val="1"/>
-                      </m:mcPr>
-                    </m:mc>
-                  </m:mcs>
-                </m:mPr>
-                <m:mr>
-                  <m:e>
-                    <m:r>
-                      <m:t>1</m:t>
-                    </m:r>
-                    <m:r>
-                      <m:rPr>
-                        <m:sty m:val="p"/>
-                      </m:rPr>
-                      <m:t>+</m:t>
-                    </m:r>
-                    <m:r>
-                      <m:t>i</m:t>
-                    </m:r>
-                  </m:e>
-                </m:mr>
-                <m:mr>
-                  <m:e>
-                    <m:r>
-                      <m:t>2</m:t>
-                    </m:r>
-                  </m:e>
-                </m:mr>
-                <m:mr>
-                  <m:e>
-                    <m:r>
-                      <m:rPr>
-                        <m:sty m:val="p"/>
-                      </m:rPr>
-                      <m:t>−</m:t>
-                    </m:r>
-                    <m:r>
-                      <m:t>3</m:t>
-                    </m:r>
-                    <m:r>
-                      <m:t> </m:t>
-                    </m:r>
-                    <m:r>
-                      <m:t>i</m:t>
-                    </m:r>
-                  </m:e>
-                </m:mr>
-              </m:m>
-            </m:e>
-          </m:d>
-          <m:r>
-            <m:rPr>
-              <m:sty m:val="p"/>
-            </m:rPr>
-            <m:t>∈</m:t>
-          </m:r>
-          <m:sSup>
-            <m:e>
-              <m:r>
-                <m:rPr>
-                  <m:scr m:val="double-struck"/>
-                  <m:sty m:val="p"/>
-                </m:rPr>
-                <m:t>C</m:t>
-              </m:r>
-            </m:e>
-            <m:sup>
-              <m:r>
-                <m:t>3</m:t>
-              </m:r>
-            </m:sup>
-          </m:sSup>
-          <m:r>
-            <m:rPr>
-              <m:sty m:val="p"/>
-            </m:rPr>
-            <m:t>,</m:t>
-          </m:r>
-          <m:r>
-            <m:t>  </m:t>
-          </m:r>
-          <m:limLow>
-            <m:e>
-              <m:limLow>
-                <m:e>
-                  <m:bar>
-                    <m:barPr>
-                      <m:pos m:val="top"/>
-                    </m:barPr>
-                    <m:e>
-                      <m:limLow>
-                        <m:e>
-                          <m:r>
-                            <m:t>z</m:t>
-                          </m:r>
-                        </m:e>
-                        <m:lim>
-                          <m:r>
-                            <m:rPr>
-                              <m:sty m:val="p"/>
-                            </m:rPr>
-                            <m:t>∼</m:t>
-                          </m:r>
-                        </m:lim>
-                      </m:limLow>
-                    </m:e>
-                  </m:bar>
-                </m:e>
-                <m:lim>
-                  <m:r>
-                    <m:rPr>
-                      <m:sty m:val="p"/>
-                    </m:rPr>
-                    <m:t>⏟</m:t>
-                  </m:r>
-                </m:lim>
-              </m:limLow>
-            </m:e>
-            <m:lim>
-              <m:r>
-                <m:t>3</m:t>
-              </m:r>
-              <m:r>
-                <m:rPr>
-                  <m:sty m:val="p"/>
-                </m:rPr>
-                <m:t>×</m:t>
-              </m:r>
-              <m:r>
-                <m:t>1</m:t>
-              </m:r>
-            </m:lim>
-          </m:limLow>
-          <m:r>
-            <m:rPr>
-              <m:sty m:val="p"/>
-            </m:rPr>
-            <m:t>=</m:t>
-          </m:r>
-          <m:d>
-            <m:dPr>
-              <m:begChr m:val="["/>
-              <m:sepChr m:val=""/>
-              <m:endChr m:val="]"/>
-              <m:grow/>
-            </m:dPr>
-            <m:e>
-              <m:m>
-                <m:mPr>
-                  <m:baseJc m:val="center"/>
-                  <m:plcHide m:val="on"/>
-                  <m:mcs>
-                    <m:mc>
-                      <m:mcPr>
-                        <m:mcJc m:val="center"/>
-                        <m:count m:val="1"/>
-                      </m:mcPr>
-                    </m:mc>
-                  </m:mcs>
-                </m:mPr>
-                <m:mr>
-                  <m:e>
-                    <m:r>
-                      <m:t>1</m:t>
-                    </m:r>
-                    <m:r>
-                      <m:rPr>
-                        <m:sty m:val="p"/>
-                      </m:rPr>
-                      <m:t>−</m:t>
-                    </m:r>
-                    <m:r>
-                      <m:t>i</m:t>
-                    </m:r>
-                  </m:e>
-                </m:mr>
-                <m:mr>
-                  <m:e>
-                    <m:r>
-                      <m:t>2</m:t>
-                    </m:r>
-                  </m:e>
-                </m:mr>
-                <m:mr>
-                  <m:e>
-                    <m:r>
-                      <m:t>3</m:t>
-                    </m:r>
-                    <m:r>
-                      <m:t> </m:t>
-                    </m:r>
-                    <m:r>
-                      <m:t>i</m:t>
-                    </m:r>
-                  </m:e>
-                </m:mr>
-              </m:m>
-            </m:e>
-          </m:d>
-          <m:r>
-            <m:rPr>
-              <m:sty m:val="p"/>
-            </m:rPr>
-            <m:t>.</m:t>
-          </m:r>
-        </m:oMath>
-      </m:oMathPara>
+      <w:r>
+        <w:t xml:space="preserve">$$
+    \underbrace{\mathord{\smash[b]{\underset{\raise.3ex\hbox{$\scriptstyle\sim$}}{z}}\vphantom{z}}}_{3 \times 1} = \begin{bmatrix} 1 + i \\ 2 \\ -3\,i \end{bmatrix} \in \mathbb{C}^3,
+    \qquad
+    \underbrace{\overline{\mathord{\smash[b]{\underset{\raise.3ex\hbox{$\scriptstyle\sim$}}{z}}\vphantom{z}}}}_{3 \times 1} = \begin{bmatrix} 1 - i \\ 2 \\ 3\,i \end{bmatrix}.
+    $$</w:t>
+      </w:r>
     </w:p>
     <w:p>
       <w:pPr>
@@ -1398,35 +1126,9 @@
       <w:r>
         <w:t xml:space="preserve"> </w:t>
       </w:r>
-      <m:oMath>
-        <m:sSup>
-          <m:e>
-            <m:limLow>
-              <m:e>
-                <m:r>
-                  <m:t>x</m:t>
-                </m:r>
-              </m:e>
-              <m:lim>
-                <m:r>
-                  <m:rPr>
-                    <m:sty m:val="p"/>
-                  </m:rPr>
-                  <m:t>∼</m:t>
-                </m:r>
-              </m:lim>
-            </m:limLow>
-          </m:e>
-          <m:sup>
-            <m:r>
-              <m:rPr>
-                <m:sty m:val="p"/>
-              </m:rPr>
-              <m:t>*</m:t>
-            </m:r>
-          </m:sup>
-        </m:sSup>
-      </m:oMath>
+      <w:r>
+        <w:t xml:space="preserve">$\mathord{\smash[b]{\underset{\raise.3ex\hbox{$\scriptstyle\sim$}}{x}}\vphantom{x}}^*$</w:t>
+      </w:r>
       <w:r>
         <w:t xml:space="preserve">)</w:t>
       </w:r>
@@ -2225,45 +1927,9 @@
       <w:r>
         <w:t xml:space="preserve"> </w:t>
       </w:r>
-      <m:oMath>
-        <m:limLow>
-          <m:e>
-            <m:r>
-              <m:t>z</m:t>
-            </m:r>
-          </m:e>
-          <m:lim>
-            <m:r>
-              <m:rPr>
-                <m:sty m:val="p"/>
-              </m:rPr>
-              <m:t>∼</m:t>
-            </m:r>
-          </m:lim>
-        </m:limLow>
-        <m:r>
-          <m:rPr>
-            <m:sty m:val="p"/>
-          </m:rPr>
-          <m:t>∈</m:t>
-        </m:r>
-        <m:sSup>
-          <m:e>
-            <m:r>
-              <m:rPr>
-                <m:scr m:val="double-struck"/>
-                <m:sty m:val="p"/>
-              </m:rPr>
-              <m:t>C</m:t>
-            </m:r>
-          </m:e>
-          <m:sup>
-            <m:r>
-              <m:t>p</m:t>
-            </m:r>
-          </m:sup>
-        </m:sSup>
-      </m:oMath>
+      <w:r>
+        <w:t xml:space="preserve">$\mathord{\smash[b]{\underset{\raise.3ex\hbox{$\scriptstyle\sim$}}{z}}\vphantom{z}} \in \mathbb{C}^p$</w:t>
+      </w:r>
       <w:r>
         <w:t xml:space="preserve"> </w:t>
       </w:r>
@@ -2296,116 +1962,9 @@
       <w:r>
         <w:t xml:space="preserve"> </w:t>
       </w:r>
-      <m:oMath>
-        <m:sSup>
-          <m:e>
-            <m:limLow>
-              <m:e>
-                <m:r>
-                  <m:t>z</m:t>
-                </m:r>
-              </m:e>
-              <m:lim>
-                <m:r>
-                  <m:rPr>
-                    <m:sty m:val="p"/>
-                  </m:rPr>
-                  <m:t>∼</m:t>
-                </m:r>
-              </m:lim>
-            </m:limLow>
-          </m:e>
-          <m:sup>
-            <m:r>
-              <m:rPr>
-                <m:scr m:val="sans-serif"/>
-                <m:sty m:val="p"/>
-              </m:rPr>
-              <m:t>H</m:t>
-            </m:r>
-          </m:sup>
-        </m:sSup>
-        <m:r>
-          <m:rPr>
-            <m:sty m:val="p"/>
-          </m:rPr>
-          <m:t>=</m:t>
-        </m:r>
-        <m:r>
-          <m:rPr>
-            <m:sty m:val="p"/>
-          </m:rPr>
-          <m:t>[</m:t>
-        </m:r>
-        <m:bar>
-          <m:barPr>
-            <m:pos m:val="top"/>
-          </m:barPr>
-          <m:e>
-            <m:sSub>
-              <m:e>
-                <m:r>
-                  <m:t>z</m:t>
-                </m:r>
-              </m:e>
-              <m:sub>
-                <m:r>
-                  <m:t>1</m:t>
-                </m:r>
-              </m:sub>
-            </m:sSub>
-          </m:e>
-        </m:bar>
-        <m:r>
-          <m:rPr>
-            <m:sty m:val="p"/>
-          </m:rPr>
-          <m:t>,</m:t>
-        </m:r>
-        <m:r>
-          <m:t> </m:t>
-        </m:r>
-        <m:r>
-          <m:rPr>
-            <m:sty m:val="p"/>
-          </m:rPr>
-          <m:t>…</m:t>
-        </m:r>
-        <m:r>
-          <m:rPr>
-            <m:sty m:val="p"/>
-          </m:rPr>
-          <m:t>,</m:t>
-        </m:r>
-        <m:r>
-          <m:t> </m:t>
-        </m:r>
-        <m:bar>
-          <m:barPr>
-            <m:pos m:val="top"/>
-          </m:barPr>
-          <m:e>
-            <m:sSub>
-              <m:e>
-                <m:r>
-                  <m:t>z</m:t>
-                </m:r>
-              </m:e>
-              <m:sub>
-                <m:r>
-                  <m:t>p</m:t>
-                </m:r>
-              </m:sub>
-            </m:sSub>
-          </m:e>
-        </m:bar>
-        <m:r>
-          <m:rPr>
-            <m:sty m:val="p"/>
-          </m:rPr>
-          <m:t>]</m:t>
-        </m:r>
-      </m:oMath>
+      <w:r>
+        <w:t xml:space="preserve">$\mathord{\smash[b]{\underset{\raise.3ex\hbox{$\scriptstyle\sim$}}{z}}\vphantom{z}}^{\mathsf{H}} = [\overline{z_1},\; \ldots,\; \overline{z_p}]$</w:t>
+      </w:r>
       <w:r>
         <w:t xml:space="preserve">.</w:t>
       </w:r>
@@ -5487,122 +5046,9 @@
       <w:r>
         <w:t xml:space="preserve"> </w:t>
       </w:r>
-      <m:oMath>
-        <m:r>
-          <m:t>​</m:t>
-        </m:r>
-        <m:d>
-          <m:dPr>
-            <m:begChr m:val="⟨"/>
-            <m:sepChr m:val=""/>
-            <m:endChr m:val="⟩"/>
-            <m:grow/>
-          </m:dPr>
-          <m:e>
-            <m:limLow>
-              <m:e>
-                <m:r>
-                  <m:t>u</m:t>
-                </m:r>
-              </m:e>
-              <m:lim>
-                <m:r>
-                  <m:rPr>
-                    <m:sty m:val="p"/>
-                  </m:rPr>
-                  <m:t>∼</m:t>
-                </m:r>
-              </m:lim>
-            </m:limLow>
-            <m:r>
-              <m:rPr>
-                <m:sty m:val="p"/>
-              </m:rPr>
-              <m:t>,</m:t>
-            </m:r>
-            <m:limLow>
-              <m:e>
-                <m:r>
-                  <m:t>v</m:t>
-                </m:r>
-              </m:e>
-              <m:lim>
-                <m:r>
-                  <m:rPr>
-                    <m:sty m:val="p"/>
-                  </m:rPr>
-                  <m:t>∼</m:t>
-                </m:r>
-              </m:lim>
-            </m:limLow>
-          </m:e>
-        </m:d>
-        <m:r>
-          <m:t>​</m:t>
-        </m:r>
-        <m:limUpp>
-          <m:e>
-            <m:r>
-              <m:rPr>
-                <m:sty m:val="p"/>
-              </m:rPr>
-              <m:t>=</m:t>
-            </m:r>
-          </m:e>
-          <m:lim>
-            <m:r>
-              <m:rPr>
-                <m:nor/>
-                <m:sty m:val="p"/>
-              </m:rPr>
-              <m:t>def</m:t>
-            </m:r>
-          </m:lim>
-        </m:limUpp>
-        <m:sSup>
-          <m:e>
-            <m:limLow>
-              <m:e>
-                <m:r>
-                  <m:t>u</m:t>
-                </m:r>
-              </m:e>
-              <m:lim>
-                <m:r>
-                  <m:rPr>
-                    <m:sty m:val="p"/>
-                  </m:rPr>
-                  <m:t>∼</m:t>
-                </m:r>
-              </m:lim>
-            </m:limLow>
-          </m:e>
-          <m:sup>
-            <m:r>
-              <m:rPr>
-                <m:scr m:val="sans-serif"/>
-                <m:sty m:val="p"/>
-              </m:rPr>
-              <m:t>H</m:t>
-            </m:r>
-          </m:sup>
-        </m:sSup>
-        <m:limLow>
-          <m:e>
-            <m:r>
-              <m:t>v</m:t>
-            </m:r>
-          </m:e>
-          <m:lim>
-            <m:r>
-              <m:rPr>
-                <m:sty m:val="p"/>
-              </m:rPr>
-              <m:t>∼</m:t>
-            </m:r>
-          </m:lim>
-        </m:limLow>
-      </m:oMath>
+      <w:r>
+        <w:t xml:space="preserve">$\mathopen{}\left\langle \mathord{\smash[b]{\underset{\raise.3ex\hbox{$\scriptstyle\sim$}}{u}}\vphantom{u}}, \mathord{\smash[b]{\underset{\raise.3ex\hbox{$\scriptstyle\sim$}}{v}}\vphantom{v}}\right\rangle\mathclose{} \stackrel{\text{def}}{=}\mathord{\smash[b]{\underset{\raise.3ex\hbox{$\scriptstyle\sim$}}{u}}\vphantom{u}}^{\mathsf{H}}\mathord{\smash[b]{\underset{\raise.3ex\hbox{$\scriptstyle\sim$}}{v}}\vphantom{v}}$</w:t>
+      </w:r>
       <w:r>
         <w:t xml:space="preserve">,</w:t>
       </w:r>
@@ -5611,245 +5057,10 @@
       <w:pPr>
         <w:pStyle w:val="BodyText"/>
       </w:pPr>
-      <m:oMathPara>
-        <m:oMathParaPr>
-          <m:jc m:val="center"/>
-        </m:oMathParaPr>
-        <m:oMath>
-          <m:r>
-            <m:t>​</m:t>
-          </m:r>
-          <m:d>
-            <m:dPr>
-              <m:begChr m:val="⟨"/>
-              <m:sepChr m:val=""/>
-              <m:endChr m:val="⟩"/>
-              <m:grow/>
-            </m:dPr>
-            <m:e>
-              <m:r>
-                <m:rPr>
-                  <m:sty m:val="bi"/>
-                </m:rPr>
-                <m:t>A</m:t>
-              </m:r>
-              <m:limLow>
-                <m:e>
-                  <m:r>
-                    <m:t>u</m:t>
-                  </m:r>
-                </m:e>
-                <m:lim>
-                  <m:r>
-                    <m:rPr>
-                      <m:sty m:val="p"/>
-                    </m:rPr>
-                    <m:t>∼</m:t>
-                  </m:r>
-                </m:lim>
-              </m:limLow>
-              <m:r>
-                <m:rPr>
-                  <m:sty m:val="p"/>
-                </m:rPr>
-                <m:t>,</m:t>
-              </m:r>
-              <m:limLow>
-                <m:e>
-                  <m:r>
-                    <m:t>v</m:t>
-                  </m:r>
-                </m:e>
-                <m:lim>
-                  <m:r>
-                    <m:rPr>
-                      <m:sty m:val="p"/>
-                    </m:rPr>
-                    <m:t>∼</m:t>
-                  </m:r>
-                </m:lim>
-              </m:limLow>
-            </m:e>
-          </m:d>
-          <m:r>
-            <m:t>​</m:t>
-          </m:r>
-          <m:r>
-            <m:rPr>
-              <m:sty m:val="p"/>
-            </m:rPr>
-            <m:t>=</m:t>
-          </m:r>
-          <m:r>
-            <m:t>​</m:t>
-          </m:r>
-          <m:d>
-            <m:dPr>
-              <m:begChr m:val="⟨"/>
-              <m:sepChr m:val=""/>
-              <m:endChr m:val="⟩"/>
-              <m:grow/>
-            </m:dPr>
-            <m:e>
-              <m:limLow>
-                <m:e>
-                  <m:r>
-                    <m:t>u</m:t>
-                  </m:r>
-                </m:e>
-                <m:lim>
-                  <m:r>
-                    <m:rPr>
-                      <m:sty m:val="p"/>
-                    </m:rPr>
-                    <m:t>∼</m:t>
-                  </m:r>
-                </m:lim>
-              </m:limLow>
-              <m:r>
-                <m:rPr>
-                  <m:sty m:val="p"/>
-                </m:rPr>
-                <m:t>,</m:t>
-              </m:r>
-              <m:sSup>
-                <m:e>
-                  <m:r>
-                    <m:rPr>
-                      <m:sty m:val="bi"/>
-                    </m:rPr>
-                    <m:t>A</m:t>
-                  </m:r>
-                </m:e>
-                <m:sup>
-                  <m:r>
-                    <m:rPr>
-                      <m:scr m:val="sans-serif"/>
-                      <m:sty m:val="p"/>
-                    </m:rPr>
-                    <m:t>H</m:t>
-                  </m:r>
-                </m:sup>
-              </m:sSup>
-              <m:limLow>
-                <m:e>
-                  <m:r>
-                    <m:t>v</m:t>
-                  </m:r>
-                </m:e>
-                <m:lim>
-                  <m:r>
-                    <m:rPr>
-                      <m:sty m:val="p"/>
-                    </m:rPr>
-                    <m:t>∼</m:t>
-                  </m:r>
-                </m:lim>
-              </m:limLow>
-            </m:e>
-          </m:d>
-          <m:r>
-            <m:t>​</m:t>
-          </m:r>
-          <m:r>
-            <m:t> </m:t>
-          </m:r>
-          <m:r>
-            <m:rPr>
-              <m:nor/>
-              <m:sty m:val="p"/>
-            </m:rPr>
-            <m:t>for all </m:t>
-          </m:r>
-          <m:limLow>
-            <m:e>
-              <m:r>
-                <m:t>u</m:t>
-              </m:r>
-            </m:e>
-            <m:lim>
-              <m:r>
-                <m:rPr>
-                  <m:sty m:val="p"/>
-                </m:rPr>
-                <m:t>∼</m:t>
-              </m:r>
-            </m:lim>
-          </m:limLow>
-          <m:r>
-            <m:rPr>
-              <m:sty m:val="p"/>
-            </m:rPr>
-            <m:t>∈</m:t>
-          </m:r>
-          <m:sSup>
-            <m:e>
-              <m:r>
-                <m:rPr>
-                  <m:scr m:val="double-struck"/>
-                  <m:sty m:val="p"/>
-                </m:rPr>
-                <m:t>C</m:t>
-              </m:r>
-            </m:e>
-            <m:sup>
-              <m:r>
-                <m:t>n</m:t>
-              </m:r>
-            </m:sup>
-          </m:sSup>
-          <m:r>
-            <m:rPr>
-              <m:nor/>
-              <m:sty m:val="p"/>
-            </m:rPr>
-            <m:t> and </m:t>
-          </m:r>
-          <m:limLow>
-            <m:e>
-              <m:r>
-                <m:t>v</m:t>
-              </m:r>
-            </m:e>
-            <m:lim>
-              <m:r>
-                <m:rPr>
-                  <m:sty m:val="p"/>
-                </m:rPr>
-                <m:t>∼</m:t>
-              </m:r>
-            </m:lim>
-          </m:limLow>
-          <m:r>
-            <m:rPr>
-              <m:sty m:val="p"/>
-            </m:rPr>
-            <m:t>∈</m:t>
-          </m:r>
-          <m:sSup>
-            <m:e>
-              <m:r>
-                <m:rPr>
-                  <m:scr m:val="double-struck"/>
-                  <m:sty m:val="p"/>
-                </m:rPr>
-                <m:t>C</m:t>
-              </m:r>
-            </m:e>
-            <m:sup>
-              <m:r>
-                <m:t>m</m:t>
-              </m:r>
-            </m:sup>
-          </m:sSup>
-          <m:r>
-            <m:rPr>
-              <m:sty m:val="p"/>
-            </m:rPr>
-            <m:t>.</m:t>
-          </m:r>
-        </m:oMath>
-      </m:oMathPara>
+      <w:r>
+        <w:t xml:space="preserve">$$\mathopen{}\left\langle \mathbf{A}\mathord{\smash[b]{\underset{\raise.3ex\hbox{$\scriptstyle\sim$}}{u}}\vphantom{u}}, \mathord{\smash[b]{\underset{\raise.3ex\hbox{$\scriptstyle\sim$}}{v}}\vphantom{v}}\right\rangle\mathclose{} = \mathopen{}\left\langle \mathord{\smash[b]{\underset{\raise.3ex\hbox{$\scriptstyle\sim$}}{u}}\vphantom{u}}, \mathbf{A}^{\mathsf{H}}\mathord{\smash[b]{\underset{\raise.3ex\hbox{$\scriptstyle\sim$}}{v}}\vphantom{v}}\right\rangle\mathclose{}
+    \quad \text{for all } \mathord{\smash[b]{\underset{\raise.3ex\hbox{$\scriptstyle\sim$}}{u}}\vphantom{u}} \in \mathbb{C}^n \text{ and } \mathord{\smash[b]{\underset{\raise.3ex\hbox{$\scriptstyle\sim$}}{v}}\vphantom{v}} \in \mathbb{C}^m.$$</w:t>
+      </w:r>
     </w:p>
     <w:bookmarkEnd w:id="20"/>
     <w:p>
@@ -5885,469 +5096,24 @@
       <w:pPr>
         <w:pStyle w:val="BodyText"/>
       </w:pPr>
-      <m:oMathPara>
-        <m:oMathParaPr>
-          <m:jc m:val="center"/>
-        </m:oMathParaPr>
-        <m:oMath>
-          <m:eqArr>
-            <m:e>
-              <m:r>
-                <m:t>​</m:t>
-              </m:r>
-              <m:d>
-                <m:dPr>
-                  <m:begChr m:val="⟨"/>
-                  <m:sepChr m:val=""/>
-                  <m:endChr m:val="⟩"/>
-                  <m:grow/>
-                </m:dPr>
-                <m:e>
-                  <m:r>
-                    <m:rPr>
-                      <m:sty m:val="bi"/>
-                    </m:rPr>
-                    <m:t>A</m:t>
-                  </m:r>
-                  <m:limLow>
-                    <m:e>
-                      <m:r>
-                        <m:t>u</m:t>
-                      </m:r>
-                    </m:e>
-                    <m:lim>
-                      <m:r>
-                        <m:rPr>
-                          <m:sty m:val="p"/>
-                        </m:rPr>
-                        <m:t>∼</m:t>
-                      </m:r>
-                    </m:lim>
-                  </m:limLow>
-                  <m:r>
-                    <m:rPr>
-                      <m:sty m:val="p"/>
-                    </m:rPr>
-                    <m:t>,</m:t>
-                  </m:r>
-                  <m:limLow>
-                    <m:e>
-                      <m:r>
-                        <m:t>v</m:t>
-                      </m:r>
-                    </m:e>
-                    <m:lim>
-                      <m:r>
-                        <m:rPr>
-                          <m:sty m:val="p"/>
-                        </m:rPr>
-                        <m:t>∼</m:t>
-                      </m:r>
-                    </m:lim>
-                  </m:limLow>
-                </m:e>
-              </m:d>
-              <m:r>
-                <m:t>​</m:t>
-              </m:r>
-              <m:r>
-                <m:t>&amp;</m:t>
-              </m:r>
-              <m:r>
-                <m:rPr>
-                  <m:sty m:val="p"/>
-                </m:rPr>
-                <m:t>=</m:t>
-              </m:r>
-              <m:r>
-                <m:rPr>
-                  <m:sty m:val="p"/>
-                </m:rPr>
-                <m:t>(</m:t>
-              </m:r>
-              <m:r>
-                <m:rPr>
-                  <m:sty m:val="bi"/>
-                </m:rPr>
-                <m:t>A</m:t>
-              </m:r>
-              <m:limLow>
-                <m:e>
-                  <m:r>
-                    <m:t>u</m:t>
-                  </m:r>
-                </m:e>
-                <m:lim>
-                  <m:r>
-                    <m:rPr>
-                      <m:sty m:val="p"/>
-                    </m:rPr>
-                    <m:t>∼</m:t>
-                  </m:r>
-                </m:lim>
-              </m:limLow>
-              <m:sSup>
-                <m:e>
-                  <m:r>
-                    <m:rPr>
-                      <m:sty m:val="p"/>
-                    </m:rPr>
-                    <m:t>)</m:t>
-                  </m:r>
-                </m:e>
-                <m:sup>
-                  <m:r>
-                    <m:rPr>
-                      <m:scr m:val="sans-serif"/>
-                      <m:sty m:val="p"/>
-                    </m:rPr>
-                    <m:t>H</m:t>
-                  </m:r>
-                </m:sup>
-              </m:sSup>
-              <m:limLow>
-                <m:e>
-                  <m:r>
-                    <m:t>v</m:t>
-                  </m:r>
-                </m:e>
-                <m:lim>
-                  <m:r>
-                    <m:rPr>
-                      <m:sty m:val="p"/>
-                    </m:rPr>
-                    <m:t>∼</m:t>
-                  </m:r>
-                </m:lim>
-              </m:limLow>
-              <m:r>
-                <m:t>&amp;</m:t>
-              </m:r>
-              <m:r>
-                <m:t>&amp;</m:t>
-              </m:r>
-              <m:r>
-                <m:rPr>
-                  <m:nor/>
-                  <m:sty m:val="p"/>
-                </m:rPr>
-                <m:t>(definition of standard inner product)</m:t>
-              </m:r>
-            </m:e>
-            <m:e>
-              <m:r>
-                <m:t>&amp;</m:t>
-              </m:r>
-              <m:r>
-                <m:rPr>
-                  <m:sty m:val="p"/>
-                </m:rPr>
-                <m:t>=</m:t>
-              </m:r>
-              <m:r>
-                <m:rPr>
-                  <m:sty m:val="p"/>
-                </m:rPr>
-                <m:t>(</m:t>
-              </m:r>
-              <m:sSup>
-                <m:e>
-                  <m:limLow>
-                    <m:e>
-                      <m:r>
-                        <m:t>u</m:t>
-                      </m:r>
-                    </m:e>
-                    <m:lim>
-                      <m:r>
-                        <m:rPr>
-                          <m:sty m:val="p"/>
-                        </m:rPr>
-                        <m:t>∼</m:t>
-                      </m:r>
-                    </m:lim>
-                  </m:limLow>
-                </m:e>
-                <m:sup>
-                  <m:r>
-                    <m:rPr>
-                      <m:scr m:val="sans-serif"/>
-                      <m:sty m:val="p"/>
-                    </m:rPr>
-                    <m:t>H</m:t>
-                  </m:r>
-                </m:sup>
-              </m:sSup>
-              <m:sSup>
-                <m:e>
-                  <m:r>
-                    <m:rPr>
-                      <m:sty m:val="bi"/>
-                    </m:rPr>
-                    <m:t>A</m:t>
-                  </m:r>
-                </m:e>
-                <m:sup>
-                  <m:r>
-                    <m:rPr>
-                      <m:scr m:val="sans-serif"/>
-                      <m:sty m:val="p"/>
-                    </m:rPr>
-                    <m:t>H</m:t>
-                  </m:r>
-                </m:sup>
-              </m:sSup>
-              <m:r>
-                <m:rPr>
-                  <m:sty m:val="p"/>
-                </m:rPr>
-                <m:t>)</m:t>
-              </m:r>
-              <m:limLow>
-                <m:e>
-                  <m:r>
-                    <m:t>v</m:t>
-                  </m:r>
-                </m:e>
-                <m:lim>
-                  <m:r>
-                    <m:rPr>
-                      <m:sty m:val="p"/>
-                    </m:rPr>
-                    <m:t>∼</m:t>
-                  </m:r>
-                </m:lim>
-              </m:limLow>
-              <m:r>
-                <m:t>&amp;</m:t>
-              </m:r>
-              <m:r>
-                <m:t>&amp;</m:t>
-              </m:r>
-              <m:r>
-                <m:rPr>
-                  <m:nor/>
-                  <m:sty m:val="p"/>
-                </m:rPr>
-                <m:t>(</m:t>
-              </m:r>
-              <m:r>
-                <m:rPr>
-                  <m:nor/>
-                  <m:sty m:val="p"/>
-                </m:rPr>
-                <m:t>Theorem 1</m:t>
-              </m:r>
-              <m:r>
-                <m:rPr>
-                  <m:nor/>
-                  <m:sty m:val="p"/>
-                </m:rPr>
-                <m:t>, reversal of products)</m:t>
-              </m:r>
-            </m:e>
-            <m:e>
-              <m:r>
-                <m:t>&amp;</m:t>
-              </m:r>
-              <m:r>
-                <m:rPr>
-                  <m:sty m:val="p"/>
-                </m:rPr>
-                <m:t>=</m:t>
-              </m:r>
-              <m:sSup>
-                <m:e>
-                  <m:limLow>
-                    <m:e>
-                      <m:r>
-                        <m:t>u</m:t>
-                      </m:r>
-                    </m:e>
-                    <m:lim>
-                      <m:r>
-                        <m:rPr>
-                          <m:sty m:val="p"/>
-                        </m:rPr>
-                        <m:t>∼</m:t>
-                      </m:r>
-                    </m:lim>
-                  </m:limLow>
-                </m:e>
-                <m:sup>
-                  <m:r>
-                    <m:rPr>
-                      <m:scr m:val="sans-serif"/>
-                      <m:sty m:val="p"/>
-                    </m:rPr>
-                    <m:t>H</m:t>
-                  </m:r>
-                </m:sup>
-              </m:sSup>
-              <m:r>
-                <m:rPr>
-                  <m:sty m:val="p"/>
-                </m:rPr>
-                <m:t>(</m:t>
-              </m:r>
-              <m:sSup>
-                <m:e>
-                  <m:r>
-                    <m:rPr>
-                      <m:sty m:val="bi"/>
-                    </m:rPr>
-                    <m:t>A</m:t>
-                  </m:r>
-                </m:e>
-                <m:sup>
-                  <m:r>
-                    <m:rPr>
-                      <m:scr m:val="sans-serif"/>
-                      <m:sty m:val="p"/>
-                    </m:rPr>
-                    <m:t>H</m:t>
-                  </m:r>
-                </m:sup>
-              </m:sSup>
-              <m:limLow>
-                <m:e>
-                  <m:r>
-                    <m:t>v</m:t>
-                  </m:r>
-                </m:e>
-                <m:lim>
-                  <m:r>
-                    <m:rPr>
-                      <m:sty m:val="p"/>
-                    </m:rPr>
-                    <m:t>∼</m:t>
-                  </m:r>
-                </m:lim>
-              </m:limLow>
-              <m:r>
-                <m:rPr>
-                  <m:sty m:val="p"/>
-                </m:rPr>
-                <m:t>)</m:t>
-              </m:r>
-              <m:r>
-                <m:t>&amp;</m:t>
-              </m:r>
-              <m:r>
-                <m:t>&amp;</m:t>
-              </m:r>
-              <m:r>
-                <m:rPr>
-                  <m:nor/>
-                  <m:sty m:val="p"/>
-                </m:rPr>
-                <m:t>(associativity of matrix multiplication)</m:t>
-              </m:r>
-            </m:e>
-            <m:e>
-              <m:r>
-                <m:t>&amp;</m:t>
-              </m:r>
-              <m:r>
-                <m:rPr>
-                  <m:sty m:val="p"/>
-                </m:rPr>
-                <m:t>=</m:t>
-              </m:r>
-              <m:r>
-                <m:t>​</m:t>
-              </m:r>
-              <m:d>
-                <m:dPr>
-                  <m:begChr m:val="⟨"/>
-                  <m:sepChr m:val=""/>
-                  <m:endChr m:val="⟩"/>
-                  <m:grow/>
-                </m:dPr>
-                <m:e>
-                  <m:limLow>
-                    <m:e>
-                      <m:r>
-                        <m:t>u</m:t>
-                      </m:r>
-                    </m:e>
-                    <m:lim>
-                      <m:r>
-                        <m:rPr>
-                          <m:sty m:val="p"/>
-                        </m:rPr>
-                        <m:t>∼</m:t>
-                      </m:r>
-                    </m:lim>
-                  </m:limLow>
-                  <m:r>
-                    <m:rPr>
-                      <m:sty m:val="p"/>
-                    </m:rPr>
-                    <m:t>,</m:t>
-                  </m:r>
-                  <m:sSup>
-                    <m:e>
-                      <m:r>
-                        <m:rPr>
-                          <m:sty m:val="bi"/>
-                        </m:rPr>
-                        <m:t>A</m:t>
-                      </m:r>
-                    </m:e>
-                    <m:sup>
-                      <m:r>
-                        <m:rPr>
-                          <m:scr m:val="sans-serif"/>
-                          <m:sty m:val="p"/>
-                        </m:rPr>
-                        <m:t>H</m:t>
-                      </m:r>
-                    </m:sup>
-                  </m:sSup>
-                  <m:limLow>
-                    <m:e>
-                      <m:r>
-                        <m:t>v</m:t>
-                      </m:r>
-                    </m:e>
-                    <m:lim>
-                      <m:r>
-                        <m:rPr>
-                          <m:sty m:val="p"/>
-                        </m:rPr>
-                        <m:t>∼</m:t>
-                      </m:r>
-                    </m:lim>
-                  </m:limLow>
-                </m:e>
-              </m:d>
-              <m:r>
-                <m:t>​</m:t>
-              </m:r>
-              <m:r>
-                <m:t>&amp;</m:t>
-              </m:r>
-              <m:r>
-                <m:t>&amp;</m:t>
-              </m:r>
-              <m:r>
-                <m:rPr>
-                  <m:nor/>
-                  <m:sty m:val="p"/>
-                </m:rPr>
-                <m:t>(definition of standard inner product)</m:t>
-              </m:r>
-              <m:r>
-                <m:rPr>
-                  <m:sty m:val="p"/>
-                </m:rPr>
-                <m:t>.</m:t>
-              </m:r>
-            </m:e>
-          </m:eqArr>
-        </m:oMath>
-      </m:oMathPara>
+      <w:r>
+        <w:t xml:space="preserve">$$
+    \begin{aligned}
+    \mathopen{}\left\langle \mathbf{A}\mathord{\smash[b]{\underset{\raise.3ex\hbox{$\scriptstyle\sim$}}{u}}\vphantom{u}}, \mathord{\smash[b]{\underset{\raise.3ex\hbox{$\scriptstyle\sim$}}{v}}\vphantom{v}}\right\rangle\mathclose{}
+    &amp;= (\mathbf{A}\mathord{\smash[b]{\underset{\raise.3ex\hbox{$\scriptstyle\sim$}}{u}}\vphantom{u}})^{\mathsf{H}}\mathord{\smash[b]{\underset{\raise.3ex\hbox{$\scriptstyle\sim$}}{v}}\vphantom{v}}
+    &amp;&amp; \text{(definition of standard inner product)}
+    \\
+    &amp;= (\mathord{\smash[b]{\underset{\raise.3ex\hbox{$\scriptstyle\sim$}}{u}}\vphantom{u}}^{\mathsf{H}}\mathbf{A}^{\mathsf{H}})\mathord{\smash[b]{\underset{\raise.3ex\hbox{$\scriptstyle\sim$}}{v}}\vphantom{v}}
+    &amp;&amp; \text{(}\text{Theorem~1}\text{, reversal of products)}
+    \\
+    &amp;= \mathord{\smash[b]{\underset{\raise.3ex\hbox{$\scriptstyle\sim$}}{u}}\vphantom{u}}^{\mathsf{H}}(\mathbf{A}^{\mathsf{H}}\mathord{\smash[b]{\underset{\raise.3ex\hbox{$\scriptstyle\sim$}}{v}}\vphantom{v}})
+    &amp;&amp; \text{(associativity of matrix multiplication)}
+    \\
+    &amp;= \mathopen{}\left\langle \mathord{\smash[b]{\underset{\raise.3ex\hbox{$\scriptstyle\sim$}}{u}}\vphantom{u}}, \mathbf{A}^{\mathsf{H}}\mathord{\smash[b]{\underset{\raise.3ex\hbox{$\scriptstyle\sim$}}{v}}\vphantom{v}}\right\rangle\mathclose{}
+    &amp;&amp; \text{(definition of standard inner product)}.
+    \end{aligned}
+    $$</w:t>
+      </w:r>
     </w:p>
     <w:bookmarkStart w:id="21" w:name="rem-adjoint-name"/>
     <w:p>
@@ -6499,136 +5265,9 @@
       <w:r>
         <w:t xml:space="preserve"> </w:t>
       </w:r>
-      <m:oMath>
-        <m:r>
-          <m:t>​</m:t>
-        </m:r>
-        <m:d>
-          <m:dPr>
-            <m:begChr m:val="⟨"/>
-            <m:sepChr m:val=""/>
-            <m:endChr m:val="⟩"/>
-            <m:grow/>
-          </m:dPr>
-          <m:e>
-            <m:r>
-              <m:t>T</m:t>
-            </m:r>
-            <m:limLow>
-              <m:e>
-                <m:r>
-                  <m:t>u</m:t>
-                </m:r>
-              </m:e>
-              <m:lim>
-                <m:r>
-                  <m:rPr>
-                    <m:sty m:val="p"/>
-                  </m:rPr>
-                  <m:t>∼</m:t>
-                </m:r>
-              </m:lim>
-            </m:limLow>
-            <m:r>
-              <m:rPr>
-                <m:sty m:val="p"/>
-              </m:rPr>
-              <m:t>,</m:t>
-            </m:r>
-            <m:limLow>
-              <m:e>
-                <m:r>
-                  <m:t>v</m:t>
-                </m:r>
-              </m:e>
-              <m:lim>
-                <m:r>
-                  <m:rPr>
-                    <m:sty m:val="p"/>
-                  </m:rPr>
-                  <m:t>∼</m:t>
-                </m:r>
-              </m:lim>
-            </m:limLow>
-          </m:e>
-        </m:d>
-        <m:r>
-          <m:t>​</m:t>
-        </m:r>
-        <m:r>
-          <m:rPr>
-            <m:sty m:val="p"/>
-          </m:rPr>
-          <m:t>=</m:t>
-        </m:r>
-        <m:r>
-          <m:t>​</m:t>
-        </m:r>
-        <m:d>
-          <m:dPr>
-            <m:begChr m:val="⟨"/>
-            <m:sepChr m:val=""/>
-            <m:endChr m:val="⟩"/>
-            <m:grow/>
-          </m:dPr>
-          <m:e>
-            <m:limLow>
-              <m:e>
-                <m:r>
-                  <m:t>u</m:t>
-                </m:r>
-              </m:e>
-              <m:lim>
-                <m:r>
-                  <m:rPr>
-                    <m:sty m:val="p"/>
-                  </m:rPr>
-                  <m:t>∼</m:t>
-                </m:r>
-              </m:lim>
-            </m:limLow>
-            <m:r>
-              <m:rPr>
-                <m:sty m:val="p"/>
-              </m:rPr>
-              <m:t>,</m:t>
-            </m:r>
-            <m:sSup>
-              <m:e>
-                <m:r>
-                  <m:t>T</m:t>
-                </m:r>
-              </m:e>
-              <m:sup>
-                <m:r>
-                  <m:rPr>
-                    <m:sty m:val="p"/>
-                  </m:rPr>
-                  <m:t>*</m:t>
-                </m:r>
-              </m:sup>
-            </m:sSup>
-            <m:limLow>
-              <m:e>
-                <m:r>
-                  <m:t>v</m:t>
-                </m:r>
-              </m:e>
-              <m:lim>
-                <m:r>
-                  <m:rPr>
-                    <m:sty m:val="p"/>
-                  </m:rPr>
-                  <m:t>∼</m:t>
-                </m:r>
-              </m:lim>
-            </m:limLow>
-          </m:e>
-        </m:d>
-        <m:r>
-          <m:t>​</m:t>
-        </m:r>
-      </m:oMath>
+      <w:r>
+        <w:t xml:space="preserve">$\mathopen{}\left\langle T\mathord{\smash[b]{\underset{\raise.3ex\hbox{$\scriptstyle\sim$}}{u}}\vphantom{u}}, \mathord{\smash[b]{\underset{\raise.3ex\hbox{$\scriptstyle\sim$}}{v}}\vphantom{v}}\right\rangle\mathclose{} = \mathopen{}\left\langle \mathord{\smash[b]{\underset{\raise.3ex\hbox{$\scriptstyle\sim$}}{u}}\vphantom{u}}, T^*\mathord{\smash[b]{\underset{\raise.3ex\hbox{$\scriptstyle\sim$}}{v}}\vphantom{v}}\right\rangle\mathclose{}$</w:t>
+      </w:r>
       <w:r>
         <w:t xml:space="preserve"> </w:t>
       </w:r>
@@ -6757,51 +5396,13 @@
         </w:rPr>
         <w:t xml:space="preserve">Theorem 3 (</w:t>
       </w:r>
-      <m:oMath>
-        <m:sSup>
-          <m:e>
-            <m:limLow>
-              <m:e>
-                <m:r>
-                  <m:t>z</m:t>
-                </m:r>
-              </m:e>
-              <m:lim>
-                <m:r>
-                  <m:rPr>
-                    <m:sty m:val="p"/>
-                  </m:rPr>
-                  <m:t>∼</m:t>
-                </m:r>
-              </m:lim>
-            </m:limLow>
-          </m:e>
-          <m:sup>
-            <m:r>
-              <m:rPr>
-                <m:scr m:val="sans-serif"/>
-                <m:sty m:val="p"/>
-              </m:rPr>
-              <m:t>H</m:t>
-            </m:r>
-          </m:sup>
-        </m:sSup>
-        <m:limLow>
-          <m:e>
-            <m:r>
-              <m:t>z</m:t>
-            </m:r>
-          </m:e>
-          <m:lim>
-            <m:r>
-              <m:rPr>
-                <m:sty m:val="p"/>
-              </m:rPr>
-              <m:t>∼</m:t>
-            </m:r>
-          </m:lim>
-        </m:limLow>
-      </m:oMath>
+      <w:r>
+        <w:rPr>
+          <w:b/>
+          <w:bCs/>
+        </w:rPr>
+        <w:t xml:space="preserve">$\mathord{\smash[b]{\underset{\raise.3ex\hbox{$\scriptstyle\sim$}}{z}}\vphantom{z}}^{\mathsf{H}}\mathord{\smash[b]{\underset{\raise.3ex\hbox{$\scriptstyle\sim$}}{z}}\vphantom{z}}$</w:t>
+      </w:r>
       <w:r>
         <w:rPr>
           <w:b/>
@@ -6825,45 +5426,9 @@
       <w:r>
         <w:t xml:space="preserve"> </w:t>
       </w:r>
-      <m:oMath>
-        <m:limLow>
-          <m:e>
-            <m:r>
-              <m:t>z</m:t>
-            </m:r>
-          </m:e>
-          <m:lim>
-            <m:r>
-              <m:rPr>
-                <m:sty m:val="p"/>
-              </m:rPr>
-              <m:t>∼</m:t>
-            </m:r>
-          </m:lim>
-        </m:limLow>
-        <m:r>
-          <m:rPr>
-            <m:sty m:val="p"/>
-          </m:rPr>
-          <m:t>∈</m:t>
-        </m:r>
-        <m:sSup>
-          <m:e>
-            <m:r>
-              <m:rPr>
-                <m:scr m:val="double-struck"/>
-                <m:sty m:val="p"/>
-              </m:rPr>
-              <m:t>C</m:t>
-            </m:r>
-          </m:e>
-          <m:sup>
-            <m:r>
-              <m:t>p</m:t>
-            </m:r>
-          </m:sup>
-        </m:sSup>
-      </m:oMath>
+      <w:r>
+        <w:t xml:space="preserve">$\mathord{\smash[b]{\underset{\raise.3ex\hbox{$\scriptstyle\sim$}}{z}}\vphantom{z}} \in \mathbb{C}^p$</w:t>
+      </w:r>
       <w:r>
         <w:t xml:space="preserve">,</w:t>
       </w:r>
@@ -6872,197 +5437,9 @@
       <w:pPr>
         <w:pStyle w:val="BodyText"/>
       </w:pPr>
-      <m:oMathPara>
-        <m:oMathParaPr>
-          <m:jc m:val="center"/>
-        </m:oMathParaPr>
-        <m:oMath>
-          <m:limLow>
-            <m:e>
-              <m:limLow>
-                <m:e>
-                  <m:sSup>
-                    <m:e>
-                      <m:limLow>
-                        <m:e>
-                          <m:r>
-                            <m:t>z</m:t>
-                          </m:r>
-                        </m:e>
-                        <m:lim>
-                          <m:r>
-                            <m:rPr>
-                              <m:sty m:val="p"/>
-                            </m:rPr>
-                            <m:t>∼</m:t>
-                          </m:r>
-                        </m:lim>
-                      </m:limLow>
-                    </m:e>
-                    <m:sup>
-                      <m:r>
-                        <m:rPr>
-                          <m:scr m:val="sans-serif"/>
-                          <m:sty m:val="p"/>
-                        </m:rPr>
-                        <m:t>H</m:t>
-                      </m:r>
-                    </m:sup>
-                  </m:sSup>
-                </m:e>
-                <m:lim>
-                  <m:r>
-                    <m:rPr>
-                      <m:sty m:val="p"/>
-                    </m:rPr>
-                    <m:t>⏟</m:t>
-                  </m:r>
-                </m:lim>
-              </m:limLow>
-            </m:e>
-            <m:lim>
-              <m:r>
-                <m:t>1</m:t>
-              </m:r>
-              <m:r>
-                <m:rPr>
-                  <m:sty m:val="p"/>
-                </m:rPr>
-                <m:t>×</m:t>
-              </m:r>
-              <m:r>
-                <m:t>p</m:t>
-              </m:r>
-            </m:lim>
-          </m:limLow>
-          <m:r>
-            <m:t> </m:t>
-          </m:r>
-          <m:limLow>
-            <m:e>
-              <m:limLow>
-                <m:e>
-                  <m:limLow>
-                    <m:e>
-                      <m:r>
-                        <m:t>z</m:t>
-                      </m:r>
-                    </m:e>
-                    <m:lim>
-                      <m:r>
-                        <m:rPr>
-                          <m:sty m:val="p"/>
-                        </m:rPr>
-                        <m:t>∼</m:t>
-                      </m:r>
-                    </m:lim>
-                  </m:limLow>
-                </m:e>
-                <m:lim>
-                  <m:r>
-                    <m:rPr>
-                      <m:sty m:val="p"/>
-                    </m:rPr>
-                    <m:t>⏟</m:t>
-                  </m:r>
-                </m:lim>
-              </m:limLow>
-            </m:e>
-            <m:lim>
-              <m:r>
-                <m:t>p</m:t>
-              </m:r>
-              <m:r>
-                <m:rPr>
-                  <m:sty m:val="p"/>
-                </m:rPr>
-                <m:t>×</m:t>
-              </m:r>
-              <m:r>
-                <m:t>1</m:t>
-              </m:r>
-            </m:lim>
-          </m:limLow>
-          <m:r>
-            <m:rPr>
-              <m:sty m:val="p"/>
-            </m:rPr>
-            <m:t>=</m:t>
-          </m:r>
-          <m:nary>
-            <m:naryPr>
-              <m:chr m:val="∑"/>
-              <m:limLoc m:val="undOvr"/>
-              <m:subHide m:val="off"/>
-              <m:supHide m:val="off"/>
-            </m:naryPr>
-            <m:sub>
-              <m:r>
-                <m:t>j</m:t>
-              </m:r>
-              <m:r>
-                <m:rPr>
-                  <m:sty m:val="p"/>
-                </m:rPr>
-                <m:t>=</m:t>
-              </m:r>
-              <m:r>
-                <m:t>1</m:t>
-              </m:r>
-            </m:sub>
-            <m:sup>
-              <m:r>
-                <m:t>p</m:t>
-              </m:r>
-            </m:sup>
-            <m:e>
-              <m:r>
-                <m:t>​</m:t>
-              </m:r>
-            </m:e>
-          </m:nary>
-          <m:d>
-            <m:dPr>
-              <m:begChr m:val="|"/>
-              <m:sepChr m:val=""/>
-              <m:endChr m:val="|"/>
-              <m:grow/>
-            </m:dPr>
-            <m:e>
-              <m:sSub>
-                <m:e>
-                  <m:r>
-                    <m:t>z</m:t>
-                  </m:r>
-                </m:e>
-                <m:sub>
-                  <m:r>
-                    <m:t>j</m:t>
-                  </m:r>
-                </m:sub>
-              </m:sSub>
-            </m:e>
-          </m:d>
-          <m:sSup>
-            <m:e>
-              <m:r>
-                <m:t>​</m:t>
-              </m:r>
-            </m:e>
-            <m:sup>
-              <m:r>
-                <m:t>2</m:t>
-              </m:r>
-            </m:sup>
-          </m:sSup>
-          <m:r>
-            <m:rPr>
-              <m:sty m:val="p"/>
-            </m:rPr>
-            <m:t>,</m:t>
-          </m:r>
-        </m:oMath>
-      </m:oMathPara>
+      <w:r>
+        <w:t xml:space="preserve">$$\underbrace{\mathord{\smash[b]{\underset{\raise.3ex\hbox{$\scriptstyle\sim$}}{z}}\vphantom{z}}^{\mathsf{H}}}_{1 \times p}\,\underbrace{\mathord{\smash[b]{\underset{\raise.3ex\hbox{$\scriptstyle\sim$}}{z}}\vphantom{z}}}_{p \times 1} = \sum_{j=1}^p\mathopen{}\left|z_j\right|\mathclose{}^2,$$</w:t>
+      </w:r>
     </w:p>
     <w:p>
       <w:pPr>
@@ -7094,62 +5471,9 @@
       <w:r>
         <w:t xml:space="preserve"> </w:t>
       </w:r>
-      <m:oMath>
-        <m:limLow>
-          <m:e>
-            <m:r>
-              <m:t>z</m:t>
-            </m:r>
-          </m:e>
-          <m:lim>
-            <m:r>
-              <m:rPr>
-                <m:sty m:val="p"/>
-              </m:rPr>
-              <m:t>∼</m:t>
-            </m:r>
-          </m:lim>
-        </m:limLow>
-        <m:r>
-          <m:rPr>
-            <m:sty m:val="p"/>
-          </m:rPr>
-          <m:t>=</m:t>
-        </m:r>
-        <m:sSub>
-          <m:e>
-            <m:limLow>
-              <m:e>
-                <m:r>
-                  <m:t>0</m:t>
-                </m:r>
-              </m:e>
-              <m:lim>
-                <m:r>
-                  <m:rPr>
-                    <m:sty m:val="p"/>
-                  </m:rPr>
-                  <m:t>∼</m:t>
-                </m:r>
-              </m:lim>
-            </m:limLow>
-          </m:e>
-          <m:sub>
-            <m:r>
-              <m:t>p</m:t>
-            </m:r>
-            <m:r>
-              <m:rPr>
-                <m:sty m:val="p"/>
-              </m:rPr>
-              <m:t>×</m:t>
-            </m:r>
-            <m:r>
-              <m:t>1</m:t>
-            </m:r>
-          </m:sub>
-        </m:sSub>
-      </m:oMath>
+      <w:r>
+        <w:t xml:space="preserve">$\mathord{\smash[b]{\underset{\raise.3ex\hbox{$\scriptstyle\sim$}}{z}}\vphantom{z}} = \mathord{\smash[b]{\underset{\raise.3ex\hbox{$\scriptstyle\sim$}}{0}}\vphantom{0}}_{p \times 1}$</w:t>
+      </w:r>
       <w:r>
         <w:t xml:space="preserve">.</w:t>
       </w:r>
@@ -7191,336 +5515,21 @@
       <w:pPr>
         <w:pStyle w:val="BodyText"/>
       </w:pPr>
-      <m:oMathPara>
-        <m:oMathParaPr>
-          <m:jc m:val="center"/>
-        </m:oMathParaPr>
-        <m:oMath>
-          <m:eqArr>
-            <m:e>
-              <m:sSup>
-                <m:e>
-                  <m:limLow>
-                    <m:e>
-                      <m:r>
-                        <m:t>z</m:t>
-                      </m:r>
-                    </m:e>
-                    <m:lim>
-                      <m:r>
-                        <m:rPr>
-                          <m:sty m:val="p"/>
-                        </m:rPr>
-                        <m:t>∼</m:t>
-                      </m:r>
-                    </m:lim>
-                  </m:limLow>
-                </m:e>
-                <m:sup>
-                  <m:r>
-                    <m:rPr>
-                      <m:scr m:val="sans-serif"/>
-                      <m:sty m:val="p"/>
-                    </m:rPr>
-                    <m:t>H</m:t>
-                  </m:r>
-                </m:sup>
-              </m:sSup>
-              <m:limLow>
-                <m:e>
-                  <m:r>
-                    <m:t>z</m:t>
-                  </m:r>
-                </m:e>
-                <m:lim>
-                  <m:r>
-                    <m:rPr>
-                      <m:sty m:val="p"/>
-                    </m:rPr>
-                    <m:t>∼</m:t>
-                  </m:r>
-                </m:lim>
-              </m:limLow>
-              <m:r>
-                <m:t>&amp;</m:t>
-              </m:r>
-              <m:r>
-                <m:rPr>
-                  <m:sty m:val="p"/>
-                </m:rPr>
-                <m:t>=</m:t>
-              </m:r>
-              <m:nary>
-                <m:naryPr>
-                  <m:chr m:val="∑"/>
-                  <m:limLoc m:val="undOvr"/>
-                  <m:subHide m:val="off"/>
-                  <m:supHide m:val="off"/>
-                </m:naryPr>
-                <m:sub>
-                  <m:r>
-                    <m:t>j</m:t>
-                  </m:r>
-                  <m:r>
-                    <m:rPr>
-                      <m:sty m:val="p"/>
-                    </m:rPr>
-                    <m:t>=</m:t>
-                  </m:r>
-                  <m:r>
-                    <m:t>1</m:t>
-                  </m:r>
-                </m:sub>
-                <m:sup>
-                  <m:r>
-                    <m:t>p</m:t>
-                  </m:r>
-                </m:sup>
-                <m:e>
-                  <m:bar>
-                    <m:barPr>
-                      <m:pos m:val="top"/>
-                    </m:barPr>
-                    <m:e>
-                      <m:sSub>
-                        <m:e>
-                          <m:r>
-                            <m:t>z</m:t>
-                          </m:r>
-                        </m:e>
-                        <m:sub>
-                          <m:r>
-                            <m:t>j</m:t>
-                          </m:r>
-                        </m:sub>
-                      </m:sSub>
-                    </m:e>
-                  </m:bar>
-                </m:e>
-              </m:nary>
-              <m:r>
-                <m:t> </m:t>
-              </m:r>
-              <m:sSub>
-                <m:e>
-                  <m:r>
-                    <m:t>z</m:t>
-                  </m:r>
-                </m:e>
-                <m:sub>
-                  <m:r>
-                    <m:t>j</m:t>
-                  </m:r>
-                </m:sub>
-              </m:sSub>
-              <m:r>
-                <m:t>&amp;</m:t>
-              </m:r>
-              <m:r>
-                <m:t>&amp;</m:t>
-              </m:r>
-              <m:r>
-                <m:rPr>
-                  <m:nor/>
-                  <m:sty m:val="p"/>
-                </m:rPr>
-                <m:t>(</m:t>
-              </m:r>
-              <m:r>
-                <m:rPr>
-                  <m:nor/>
-                  <m:sty m:val="p"/>
-                </m:rPr>
-                <m:t>Definition 4</m:t>
-              </m:r>
-              <m:r>
-                <m:rPr>
-                  <m:nor/>
-                  <m:sty m:val="p"/>
-                </m:rPr>
-                <m:t>, and the row-times-column product)</m:t>
-              </m:r>
-            </m:e>
-            <m:e>
-              <m:r>
-                <m:t>&amp;</m:t>
-              </m:r>
-              <m:r>
-                <m:rPr>
-                  <m:sty m:val="p"/>
-                </m:rPr>
-                <m:t>=</m:t>
-              </m:r>
-              <m:nary>
-                <m:naryPr>
-                  <m:chr m:val="∑"/>
-                  <m:limLoc m:val="undOvr"/>
-                  <m:subHide m:val="off"/>
-                  <m:supHide m:val="off"/>
-                </m:naryPr>
-                <m:sub>
-                  <m:r>
-                    <m:t>j</m:t>
-                  </m:r>
-                  <m:r>
-                    <m:rPr>
-                      <m:sty m:val="p"/>
-                    </m:rPr>
-                    <m:t>=</m:t>
-                  </m:r>
-                  <m:r>
-                    <m:t>1</m:t>
-                  </m:r>
-                </m:sub>
-                <m:sup>
-                  <m:r>
-                    <m:t>p</m:t>
-                  </m:r>
-                </m:sup>
-                <m:e>
-                  <m:sSub>
-                    <m:e>
-                      <m:r>
-                        <m:t>z</m:t>
-                      </m:r>
-                    </m:e>
-                    <m:sub>
-                      <m:r>
-                        <m:t>j</m:t>
-                      </m:r>
-                    </m:sub>
-                  </m:sSub>
-                </m:e>
-              </m:nary>
-              <m:r>
-                <m:t> </m:t>
-              </m:r>
-              <m:bar>
-                <m:barPr>
-                  <m:pos m:val="top"/>
-                </m:barPr>
-                <m:e>
-                  <m:sSub>
-                    <m:e>
-                      <m:r>
-                        <m:t>z</m:t>
-                      </m:r>
-                    </m:e>
-                    <m:sub>
-                      <m:r>
-                        <m:t>j</m:t>
-                      </m:r>
-                    </m:sub>
-                  </m:sSub>
-                </m:e>
-              </m:bar>
-              <m:r>
-                <m:t>&amp;</m:t>
-              </m:r>
-              <m:r>
-                <m:t>&amp;</m:t>
-              </m:r>
-              <m:r>
-                <m:rPr>
-                  <m:nor/>
-                  <m:sty m:val="p"/>
-                </m:rPr>
-                <m:t>(complex multiplication is commutative)</m:t>
-              </m:r>
-            </m:e>
-            <m:e>
-              <m:r>
-                <m:t>&amp;</m:t>
-              </m:r>
-              <m:r>
-                <m:rPr>
-                  <m:sty m:val="p"/>
-                </m:rPr>
-                <m:t>=</m:t>
-              </m:r>
-              <m:nary>
-                <m:naryPr>
-                  <m:chr m:val="∑"/>
-                  <m:limLoc m:val="undOvr"/>
-                  <m:subHide m:val="off"/>
-                  <m:supHide m:val="off"/>
-                </m:naryPr>
-                <m:sub>
-                  <m:r>
-                    <m:t>j</m:t>
-                  </m:r>
-                  <m:r>
-                    <m:rPr>
-                      <m:sty m:val="p"/>
-                    </m:rPr>
-                    <m:t>=</m:t>
-                  </m:r>
-                  <m:r>
-                    <m:t>1</m:t>
-                  </m:r>
-                </m:sub>
-                <m:sup>
-                  <m:r>
-                    <m:t>p</m:t>
-                  </m:r>
-                </m:sup>
-                <m:e>
-                  <m:r>
-                    <m:t>​</m:t>
-                  </m:r>
-                </m:e>
-              </m:nary>
-              <m:d>
-                <m:dPr>
-                  <m:begChr m:val="|"/>
-                  <m:sepChr m:val=""/>
-                  <m:endChr m:val="|"/>
-                  <m:grow/>
-                </m:dPr>
-                <m:e>
-                  <m:sSub>
-                    <m:e>
-                      <m:r>
-                        <m:t>z</m:t>
-                      </m:r>
-                    </m:e>
-                    <m:sub>
-                      <m:r>
-                        <m:t>j</m:t>
-                      </m:r>
-                    </m:sub>
-                  </m:sSub>
-                </m:e>
-              </m:d>
-              <m:sSup>
-                <m:e>
-                  <m:r>
-                    <m:t>​</m:t>
-                  </m:r>
-                </m:e>
-                <m:sup>
-                  <m:r>
-                    <m:t>2</m:t>
-                  </m:r>
-                </m:sup>
-              </m:sSup>
-              <m:r>
-                <m:t>&amp;</m:t>
-              </m:r>
-              <m:r>
-                <m:t>&amp;</m:t>
-              </m:r>
-              <m:r>
-                <m:rPr>
-                  <m:nor/>
-                  <m:sty m:val="p"/>
-                </m:rPr>
-                <m:t>(a number times its conjugate)</m:t>
-              </m:r>
-            </m:e>
-          </m:eqArr>
-        </m:oMath>
-      </m:oMathPara>
+      <w:r>
+        <w:t xml:space="preserve">$$
+    \begin{aligned}
+    \mathord{\smash[b]{\underset{\raise.3ex\hbox{$\scriptstyle\sim$}}{z}}\vphantom{z}}^{\mathsf{H}}\mathord{\smash[b]{\underset{\raise.3ex\hbox{$\scriptstyle\sim$}}{z}}\vphantom{z}}
+    &amp;= \sum_{j=1}^p\overline{z_j}\,z_j
+    &amp;&amp; \text{(}\text{Definition~4}\text{, and the row-times-column product)}
+    \\
+    &amp;= \sum_{j=1}^pz_j\,\overline{z_j}
+    &amp;&amp; \text{(complex multiplication is commutative)}
+    \\
+    &amp;= \sum_{j=1}^p\mathopen{}\left|z_j\right|\mathclose{}^2
+    &amp;&amp; \text{(a number times its conjugate)}
+    \end{aligned}
+    $$</w:t>
+      </w:r>
     </w:p>
     <w:p>
       <w:pPr>
@@ -7925,51 +5934,13 @@
         </w:rPr>
         <w:t xml:space="preserve"> </w:t>
       </w:r>
-      <m:oMath>
-        <m:sSup>
-          <m:e>
-            <m:limLow>
-              <m:e>
-                <m:r>
-                  <m:t>z</m:t>
-                </m:r>
-              </m:e>
-              <m:lim>
-                <m:r>
-                  <m:rPr>
-                    <m:sty m:val="p"/>
-                  </m:rPr>
-                  <m:t>∼</m:t>
-                </m:r>
-              </m:lim>
-            </m:limLow>
-          </m:e>
-          <m:sup>
-            <m:r>
-              <m:rPr>
-                <m:scr m:val="sans-serif"/>
-                <m:sty m:val="p"/>
-              </m:rPr>
-              <m:t>H</m:t>
-            </m:r>
-          </m:sup>
-        </m:sSup>
-        <m:limLow>
-          <m:e>
-            <m:r>
-              <m:t>z</m:t>
-            </m:r>
-          </m:e>
-          <m:lim>
-            <m:r>
-              <m:rPr>
-                <m:sty m:val="p"/>
-              </m:rPr>
-              <m:t>∼</m:t>
-            </m:r>
-          </m:lim>
-        </m:limLow>
-      </m:oMath>
+      <w:r>
+        <w:rPr>
+          <w:b/>
+          <w:bCs/>
+        </w:rPr>
+        <w:t xml:space="preserve">$\mathord{\smash[b]{\underset{\raise.3ex\hbox{$\scriptstyle\sim$}}{z}}\vphantom{z}}^{\mathsf{H}}\mathord{\smash[b]{\underset{\raise.3ex\hbox{$\scriptstyle\sim$}}{z}}\vphantom{z}}$</w:t>
+      </w:r>
       <w:r>
         <w:rPr>
           <w:b/>
@@ -7986,74 +5957,9 @@
       <w:r>
         <w:t xml:space="preserve"> </w:t>
       </w:r>
-      <m:oMath>
-        <m:limLow>
-          <m:e>
-            <m:r>
-              <m:t>z</m:t>
-            </m:r>
-          </m:e>
-          <m:lim>
-            <m:r>
-              <m:rPr>
-                <m:sty m:val="p"/>
-              </m:rPr>
-              <m:t>∼</m:t>
-            </m:r>
-          </m:lim>
-        </m:limLow>
-        <m:r>
-          <m:rPr>
-            <m:sty m:val="p"/>
-          </m:rPr>
-          <m:t>=</m:t>
-        </m:r>
-        <m:sSup>
-          <m:e>
-            <m:r>
-              <m:rPr>
-                <m:sty m:val="p"/>
-              </m:rPr>
-              <m:t>(</m:t>
-            </m:r>
-            <m:r>
-              <m:t>1</m:t>
-            </m:r>
-            <m:r>
-              <m:rPr>
-                <m:sty m:val="p"/>
-              </m:rPr>
-              <m:t>+</m:t>
-            </m:r>
-            <m:r>
-              <m:t>i</m:t>
-            </m:r>
-            <m:r>
-              <m:rPr>
-                <m:sty m:val="p"/>
-              </m:rPr>
-              <m:t>,</m:t>
-            </m:r>
-            <m:r>
-              <m:t>2</m:t>
-            </m:r>
-            <m:r>
-              <m:rPr>
-                <m:sty m:val="p"/>
-              </m:rPr>
-              <m:t>)</m:t>
-            </m:r>
-          </m:e>
-          <m:sup>
-            <m:r>
-              <m:rPr>
-                <m:sty m:val="p"/>
-              </m:rPr>
-              <m:t>⊤</m:t>
-            </m:r>
-          </m:sup>
-        </m:sSup>
-      </m:oMath>
+      <w:r>
+        <w:t xml:space="preserve">$\mathord{\smash[b]{\underset{\raise.3ex\hbox{$\scriptstyle\sim$}}{z}}\vphantom{z}} = {(1 + i, 2)}^{\top}$</w:t>
+      </w:r>
       <w:r>
         <w:t xml:space="preserve">.</w:t>
       </w:r>
@@ -8082,407 +5988,24 @@
       <w:pPr>
         <w:pStyle w:val="BodyText"/>
       </w:pPr>
-      <m:oMathPara>
-        <m:oMathParaPr>
-          <m:jc m:val="center"/>
-        </m:oMathParaPr>
-        <m:oMath>
-          <m:eqArr>
-            <m:e>
-              <m:limLow>
-                <m:e>
-                  <m:limLow>
-                    <m:e>
-                      <m:sSup>
-                        <m:e>
-                          <m:limLow>
-                            <m:e>
-                              <m:r>
-                                <m:t>z</m:t>
-                              </m:r>
-                            </m:e>
-                            <m:lim>
-                              <m:r>
-                                <m:rPr>
-                                  <m:sty m:val="p"/>
-                                </m:rPr>
-                                <m:t>∼</m:t>
-                              </m:r>
-                            </m:lim>
-                          </m:limLow>
-                        </m:e>
-                        <m:sup>
-                          <m:r>
-                            <m:rPr>
-                              <m:scr m:val="sans-serif"/>
-                              <m:sty m:val="p"/>
-                            </m:rPr>
-                            <m:t>H</m:t>
-                          </m:r>
-                        </m:sup>
-                      </m:sSup>
-                    </m:e>
-                    <m:lim>
-                      <m:r>
-                        <m:rPr>
-                          <m:sty m:val="p"/>
-                        </m:rPr>
-                        <m:t>⏟</m:t>
-                      </m:r>
-                    </m:lim>
-                  </m:limLow>
-                </m:e>
-                <m:lim>
-                  <m:r>
-                    <m:t>1</m:t>
-                  </m:r>
-                  <m:r>
-                    <m:rPr>
-                      <m:sty m:val="p"/>
-                    </m:rPr>
-                    <m:t>×</m:t>
-                  </m:r>
-                  <m:r>
-                    <m:t>2</m:t>
-                  </m:r>
-                </m:lim>
-              </m:limLow>
-              <m:r>
-                <m:t> </m:t>
-              </m:r>
-              <m:limLow>
-                <m:e>
-                  <m:limLow>
-                    <m:e>
-                      <m:limLow>
-                        <m:e>
-                          <m:r>
-                            <m:t>z</m:t>
-                          </m:r>
-                        </m:e>
-                        <m:lim>
-                          <m:r>
-                            <m:rPr>
-                              <m:sty m:val="p"/>
-                            </m:rPr>
-                            <m:t>∼</m:t>
-                          </m:r>
-                        </m:lim>
-                      </m:limLow>
-                    </m:e>
-                    <m:lim>
-                      <m:r>
-                        <m:rPr>
-                          <m:sty m:val="p"/>
-                        </m:rPr>
-                        <m:t>⏟</m:t>
-                      </m:r>
-                    </m:lim>
-                  </m:limLow>
-                </m:e>
-                <m:lim>
-                  <m:r>
-                    <m:t>2</m:t>
-                  </m:r>
-                  <m:r>
-                    <m:rPr>
-                      <m:sty m:val="p"/>
-                    </m:rPr>
-                    <m:t>×</m:t>
-                  </m:r>
-                  <m:r>
-                    <m:t>1</m:t>
-                  </m:r>
-                </m:lim>
-              </m:limLow>
-              <m:r>
-                <m:t>&amp;</m:t>
-              </m:r>
-              <m:r>
-                <m:rPr>
-                  <m:sty m:val="p"/>
-                </m:rPr>
-                <m:t>=</m:t>
-              </m:r>
-              <m:r>
-                <m:t>​</m:t>
-              </m:r>
-              <m:d>
-                <m:dPr>
-                  <m:begChr m:val="|"/>
-                  <m:sepChr m:val=""/>
-                  <m:endChr m:val="|"/>
-                  <m:grow/>
-                </m:dPr>
-                <m:e>
-                  <m:r>
-                    <m:t>1</m:t>
-                  </m:r>
-                  <m:r>
-                    <m:rPr>
-                      <m:sty m:val="p"/>
-                    </m:rPr>
-                    <m:t>+</m:t>
-                  </m:r>
-                  <m:r>
-                    <m:t>i</m:t>
-                  </m:r>
-                </m:e>
-              </m:d>
-              <m:sSup>
-                <m:e>
-                  <m:r>
-                    <m:t>​</m:t>
-                  </m:r>
-                </m:e>
-                <m:sup>
-                  <m:r>
-                    <m:t>2</m:t>
-                  </m:r>
-                </m:sup>
-              </m:sSup>
-              <m:r>
-                <m:rPr>
-                  <m:sty m:val="p"/>
-                </m:rPr>
-                <m:t>+</m:t>
-              </m:r>
-              <m:r>
-                <m:t>​</m:t>
-              </m:r>
-              <m:d>
-                <m:dPr>
-                  <m:begChr m:val="|"/>
-                  <m:sepChr m:val=""/>
-                  <m:endChr m:val="|"/>
-                  <m:grow/>
-                </m:dPr>
-                <m:e>
-                  <m:r>
-                    <m:t>2</m:t>
-                  </m:r>
-                </m:e>
-              </m:d>
-              <m:sSup>
-                <m:e>
-                  <m:r>
-                    <m:t>​</m:t>
-                  </m:r>
-                </m:e>
-                <m:sup>
-                  <m:r>
-                    <m:t>2</m:t>
-                  </m:r>
-                </m:sup>
-              </m:sSup>
-              <m:r>
-                <m:t>&amp;</m:t>
-              </m:r>
-              <m:r>
-                <m:t>&amp;</m:t>
-              </m:r>
-              <m:r>
-                <m:rPr>
-                  <m:nor/>
-                  <m:sty m:val="p"/>
-                </m:rPr>
-                <m:t>(</m:t>
-              </m:r>
-              <m:r>
-                <m:rPr>
-                  <m:nor/>
-                  <m:sty m:val="p"/>
-                </m:rPr>
-                <m:t>Theorem 3</m:t>
-              </m:r>
-              <m:r>
-                <m:rPr>
-                  <m:nor/>
-                  <m:sty m:val="p"/>
-                </m:rPr>
-                <m:t>)</m:t>
-              </m:r>
-            </m:e>
-            <m:e>
-              <m:r>
-                <m:t>&amp;</m:t>
-              </m:r>
-              <m:r>
-                <m:rPr>
-                  <m:sty m:val="p"/>
-                </m:rPr>
-                <m:t>=</m:t>
-              </m:r>
-              <m:r>
-                <m:rPr>
-                  <m:sty m:val="p"/>
-                </m:rPr>
-                <m:t>(</m:t>
-              </m:r>
-              <m:sSup>
-                <m:e>
-                  <m:r>
-                    <m:t>1</m:t>
-                  </m:r>
-                </m:e>
-                <m:sup>
-                  <m:r>
-                    <m:t>2</m:t>
-                  </m:r>
-                </m:sup>
-              </m:sSup>
-              <m:r>
-                <m:rPr>
-                  <m:sty m:val="p"/>
-                </m:rPr>
-                <m:t>+</m:t>
-              </m:r>
-              <m:sSup>
-                <m:e>
-                  <m:r>
-                    <m:t>1</m:t>
-                  </m:r>
-                </m:e>
-                <m:sup>
-                  <m:r>
-                    <m:t>2</m:t>
-                  </m:r>
-                </m:sup>
-              </m:sSup>
-              <m:r>
-                <m:rPr>
-                  <m:sty m:val="p"/>
-                </m:rPr>
-                <m:t>)</m:t>
-              </m:r>
-              <m:r>
-                <m:rPr>
-                  <m:sty m:val="p"/>
-                </m:rPr>
-                <m:t>+</m:t>
-              </m:r>
-              <m:r>
-                <m:rPr>
-                  <m:sty m:val="p"/>
-                </m:rPr>
-                <m:t>(</m:t>
-              </m:r>
-              <m:sSup>
-                <m:e>
-                  <m:r>
-                    <m:t>2</m:t>
-                  </m:r>
-                </m:e>
-                <m:sup>
-                  <m:r>
-                    <m:t>2</m:t>
-                  </m:r>
-                </m:sup>
-              </m:sSup>
-              <m:r>
-                <m:rPr>
-                  <m:sty m:val="p"/>
-                </m:rPr>
-                <m:t>+</m:t>
-              </m:r>
-              <m:sSup>
-                <m:e>
-                  <m:r>
-                    <m:t>0</m:t>
-                  </m:r>
-                </m:e>
-                <m:sup>
-                  <m:r>
-                    <m:t>2</m:t>
-                  </m:r>
-                </m:sup>
-              </m:sSup>
-              <m:r>
-                <m:rPr>
-                  <m:sty m:val="p"/>
-                </m:rPr>
-                <m:t>)</m:t>
-              </m:r>
-              <m:r>
-                <m:t>&amp;</m:t>
-              </m:r>
-              <m:r>
-                <m:t>&amp;</m:t>
-              </m:r>
-              <m:r>
-                <m:rPr>
-                  <m:nor/>
-                  <m:sty m:val="p"/>
-                </m:rPr>
-                <m:t>(definition of the absolute value, squared)</m:t>
-              </m:r>
-            </m:e>
-            <m:e>
-              <m:r>
-                <m:t>&amp;</m:t>
-              </m:r>
-              <m:r>
-                <m:rPr>
-                  <m:sty m:val="p"/>
-                </m:rPr>
-                <m:t>=</m:t>
-              </m:r>
-              <m:r>
-                <m:t>2</m:t>
-              </m:r>
-              <m:r>
-                <m:rPr>
-                  <m:sty m:val="p"/>
-                </m:rPr>
-                <m:t>+</m:t>
-              </m:r>
-              <m:r>
-                <m:t>4</m:t>
-              </m:r>
-              <m:r>
-                <m:t>&amp;</m:t>
-              </m:r>
-              <m:r>
-                <m:t>&amp;</m:t>
-              </m:r>
-              <m:r>
-                <m:rPr>
-                  <m:nor/>
-                  <m:sty m:val="p"/>
-                </m:rPr>
-                <m:t>(add inside each group)</m:t>
-              </m:r>
-            </m:e>
-            <m:e>
-              <m:r>
-                <m:t>&amp;</m:t>
-              </m:r>
-              <m:r>
-                <m:rPr>
-                  <m:sty m:val="p"/>
-                </m:rPr>
-                <m:t>=</m:t>
-              </m:r>
-              <m:r>
-                <m:t>6</m:t>
-              </m:r>
-              <m:r>
-                <m:t>&amp;</m:t>
-              </m:r>
-              <m:r>
-                <m:t>&amp;</m:t>
-              </m:r>
-              <m:r>
-                <m:rPr>
-                  <m:nor/>
-                  <m:sty m:val="p"/>
-                </m:rPr>
-                <m:t>(add)</m:t>
-              </m:r>
-            </m:e>
-          </m:eqArr>
-        </m:oMath>
-      </m:oMathPara>
+      <w:r>
+        <w:t xml:space="preserve">$$
+    \begin{aligned}
+    \underbrace{\mathord{\smash[b]{\underset{\raise.3ex\hbox{$\scriptstyle\sim$}}{z}}\vphantom{z}}^{\mathsf{H}}}_{1 \times 2}\,\underbrace{\mathord{\smash[b]{\underset{\raise.3ex\hbox{$\scriptstyle\sim$}}{z}}\vphantom{z}}}_{2 \times 1}
+    &amp;= \mathopen{}\left|1 + i\right|\mathclose{}^2 + \mathopen{}\left|2\right|\mathclose{}^2
+    &amp;&amp; \text{(}\text{Theorem~3}\text{)}
+    \\
+    &amp;= (1^2 + 1^2) + (2^2 + 0^2)
+    &amp;&amp; \text{(definition of the absolute value, squared)}
+    \\
+    &amp;= 2 + 4
+    &amp;&amp; \text{(add inside each group)}
+    \\
+    &amp;= 6
+    &amp;&amp; \text{(add)}
+    \end{aligned}
+    $$</w:t>
+      </w:r>
     </w:p>
     <w:p>
       <w:pPr>
@@ -8873,140 +6396,33 @@
       <w:r>
         <w:t xml:space="preserve"> </w:t>
       </w:r>
+      <w:r>
+        <w:t xml:space="preserve">$\mathord{\smash[b]{\underset{\raise.3ex\hbox{$\scriptstyle\sim$}}{x}}\vphantom{x}}$</w:t>
+      </w:r>
+      <w:r>
+        <w:t xml:space="preserve">,</w:t>
+      </w:r>
+      <w:r>
+        <w:t xml:space="preserve"> </w:t>
+      </w:r>
+      <w:r>
+        <w:t xml:space="preserve">${\mathord{\smash[b]{\underset{\raise.3ex\hbox{$\scriptstyle\sim$}}{x}}\vphantom{x}}}^{\top}\mathord{\smash[b]{\underset{\raise.3ex\hbox{$\scriptstyle\sim$}}{x}}\vphantom{x}}= \sum_{j=1}^px_j^2$</w:t>
+      </w:r>
+      <w:r>
+        <w:t xml:space="preserve"> </w:t>
+      </w:r>
+      <w:r>
+        <w:t xml:space="preserve">is</w:t>
+      </w:r>
+      <w:r>
+        <w:t xml:space="preserve"> </w:t>
+      </w:r>
       <m:oMath>
-        <m:limLow>
-          <m:e>
-            <m:r>
-              <m:t>x</m:t>
-            </m:r>
-          </m:e>
-          <m:lim>
-            <m:r>
-              <m:rPr>
-                <m:sty m:val="p"/>
-              </m:rPr>
-              <m:t>∼</m:t>
-            </m:r>
-          </m:lim>
-        </m:limLow>
+        <m:r>
+          <m:t>0</m:t>
+        </m:r>
       </m:oMath>
       <w:r>
-        <w:t xml:space="preserve">,</w:t>
-      </w:r>
-      <w:r>
-        <w:t xml:space="preserve"> </w:t>
-      </w:r>
-      <m:oMath>
-        <m:sSup>
-          <m:e>
-            <m:limLow>
-              <m:e>
-                <m:r>
-                  <m:t>x</m:t>
-                </m:r>
-              </m:e>
-              <m:lim>
-                <m:r>
-                  <m:rPr>
-                    <m:sty m:val="p"/>
-                  </m:rPr>
-                  <m:t>∼</m:t>
-                </m:r>
-              </m:lim>
-            </m:limLow>
-          </m:e>
-          <m:sup>
-            <m:r>
-              <m:rPr>
-                <m:sty m:val="p"/>
-              </m:rPr>
-              <m:t>⊤</m:t>
-            </m:r>
-          </m:sup>
-        </m:sSup>
-        <m:limLow>
-          <m:e>
-            <m:r>
-              <m:t>x</m:t>
-            </m:r>
-          </m:e>
-          <m:lim>
-            <m:r>
-              <m:rPr>
-                <m:sty m:val="p"/>
-              </m:rPr>
-              <m:t>∼</m:t>
-            </m:r>
-          </m:lim>
-        </m:limLow>
-        <m:r>
-          <m:rPr>
-            <m:sty m:val="p"/>
-          </m:rPr>
-          <m:t>=</m:t>
-        </m:r>
-        <m:nary>
-          <m:naryPr>
-            <m:chr m:val="∑"/>
-            <m:limLoc m:val="undOvr"/>
-            <m:subHide m:val="off"/>
-            <m:supHide m:val="off"/>
-          </m:naryPr>
-          <m:sub>
-            <m:r>
-              <m:t>j</m:t>
-            </m:r>
-            <m:r>
-              <m:rPr>
-                <m:sty m:val="p"/>
-              </m:rPr>
-              <m:t>=</m:t>
-            </m:r>
-            <m:r>
-              <m:t>1</m:t>
-            </m:r>
-          </m:sub>
-          <m:sup>
-            <m:r>
-              <m:t>p</m:t>
-            </m:r>
-          </m:sup>
-          <m:e>
-            <m:sSubSup>
-              <m:e>
-                <m:r>
-                  <m:t>x</m:t>
-                </m:r>
-              </m:e>
-              <m:sub>
-                <m:r>
-                  <m:t>j</m:t>
-                </m:r>
-              </m:sub>
-              <m:sup>
-                <m:r>
-                  <m:t>2</m:t>
-                </m:r>
-              </m:sup>
-            </m:sSubSup>
-          </m:e>
-        </m:nary>
-      </m:oMath>
-      <w:r>
-        <w:t xml:space="preserve"> </w:t>
-      </w:r>
-      <w:r>
-        <w:t xml:space="preserve">is</w:t>
-      </w:r>
-      <w:r>
-        <w:t xml:space="preserve"> </w:t>
-      </w:r>
-      <m:oMath>
-        <m:r>
-          <m:t>0</m:t>
-        </m:r>
-      </m:oMath>
-      <w:r>
         <w:t xml:space="preserve"> </w:t>
       </w:r>
       <w:r>
@@ -9015,23 +6431,9 @@
       <w:r>
         <w:t xml:space="preserve"> </w:t>
       </w:r>
-      <m:oMath>
-        <m:limLow>
-          <m:e>
-            <m:r>
-              <m:t>x</m:t>
-            </m:r>
-          </m:e>
-          <m:lim>
-            <m:r>
-              <m:rPr>
-                <m:sty m:val="p"/>
-              </m:rPr>
-              <m:t>∼</m:t>
-            </m:r>
-          </m:lim>
-        </m:limLow>
-      </m:oMath>
+      <w:r>
+        <w:t xml:space="preserve">$\mathord{\smash[b]{\underset{\raise.3ex\hbox{$\scriptstyle\sim$}}{x}}\vphantom{x}}$</w:t>
+      </w:r>
       <w:r>
         <w:t xml:space="preserve"> </w:t>
       </w:r>
@@ -9053,65 +6455,9 @@
       <w:r>
         <w:t xml:space="preserve"> </w:t>
       </w:r>
-      <m:oMath>
-        <m:limLow>
-          <m:e>
-            <m:r>
-              <m:t>z</m:t>
-            </m:r>
-          </m:e>
-          <m:lim>
-            <m:r>
-              <m:rPr>
-                <m:sty m:val="p"/>
-              </m:rPr>
-              <m:t>∼</m:t>
-            </m:r>
-          </m:lim>
-        </m:limLow>
-        <m:r>
-          <m:rPr>
-            <m:sty m:val="p"/>
-          </m:rPr>
-          <m:t>=</m:t>
-        </m:r>
-        <m:sSup>
-          <m:e>
-            <m:r>
-              <m:rPr>
-                <m:sty m:val="p"/>
-              </m:rPr>
-              <m:t>(</m:t>
-            </m:r>
-            <m:r>
-              <m:t>1</m:t>
-            </m:r>
-            <m:r>
-              <m:rPr>
-                <m:sty m:val="p"/>
-              </m:rPr>
-              <m:t>,</m:t>
-            </m:r>
-            <m:r>
-              <m:t>i</m:t>
-            </m:r>
-            <m:r>
-              <m:rPr>
-                <m:sty m:val="p"/>
-              </m:rPr>
-              <m:t>)</m:t>
-            </m:r>
-          </m:e>
-          <m:sup>
-            <m:r>
-              <m:rPr>
-                <m:sty m:val="p"/>
-              </m:rPr>
-              <m:t>⊤</m:t>
-            </m:r>
-          </m:sup>
-        </m:sSup>
-      </m:oMath>
+      <w:r>
+        <w:t xml:space="preserve">$\mathord{\smash[b]{\underset{\raise.3ex\hbox{$\scriptstyle\sim$}}{z}}\vphantom{z}} = {(1, i)}^{\top}$</w:t>
+      </w:r>
       <w:r>
         <w:t xml:space="preserve">. Then</w:t>
       </w:r>
@@ -9120,280 +6466,21 @@
       <w:pPr>
         <w:pStyle w:val="BodyText"/>
       </w:pPr>
-      <m:oMathPara>
-        <m:oMathParaPr>
-          <m:jc m:val="center"/>
-        </m:oMathParaPr>
-        <m:oMath>
-          <m:eqArr>
-            <m:e>
-              <m:limLow>
-                <m:e>
-                  <m:limLow>
-                    <m:e>
-                      <m:sSup>
-                        <m:e>
-                          <m:limLow>
-                            <m:e>
-                              <m:r>
-                                <m:t>z</m:t>
-                              </m:r>
-                            </m:e>
-                            <m:lim>
-                              <m:r>
-                                <m:rPr>
-                                  <m:sty m:val="p"/>
-                                </m:rPr>
-                                <m:t>∼</m:t>
-                              </m:r>
-                            </m:lim>
-                          </m:limLow>
-                        </m:e>
-                        <m:sup>
-                          <m:r>
-                            <m:rPr>
-                              <m:sty m:val="p"/>
-                            </m:rPr>
-                            <m:t>⊤</m:t>
-                          </m:r>
-                        </m:sup>
-                      </m:sSup>
-                    </m:e>
-                    <m:lim>
-                      <m:r>
-                        <m:rPr>
-                          <m:sty m:val="p"/>
-                        </m:rPr>
-                        <m:t>⏟</m:t>
-                      </m:r>
-                    </m:lim>
-                  </m:limLow>
-                </m:e>
-                <m:lim>
-                  <m:r>
-                    <m:t>1</m:t>
-                  </m:r>
-                  <m:r>
-                    <m:rPr>
-                      <m:sty m:val="p"/>
-                    </m:rPr>
-                    <m:t>×</m:t>
-                  </m:r>
-                  <m:r>
-                    <m:t>2</m:t>
-                  </m:r>
-                </m:lim>
-              </m:limLow>
-              <m:r>
-                <m:t> </m:t>
-              </m:r>
-              <m:limLow>
-                <m:e>
-                  <m:limLow>
-                    <m:e>
-                      <m:limLow>
-                        <m:e>
-                          <m:r>
-                            <m:t>z</m:t>
-                          </m:r>
-                        </m:e>
-                        <m:lim>
-                          <m:r>
-                            <m:rPr>
-                              <m:sty m:val="p"/>
-                            </m:rPr>
-                            <m:t>∼</m:t>
-                          </m:r>
-                        </m:lim>
-                      </m:limLow>
-                    </m:e>
-                    <m:lim>
-                      <m:r>
-                        <m:rPr>
-                          <m:sty m:val="p"/>
-                        </m:rPr>
-                        <m:t>⏟</m:t>
-                      </m:r>
-                    </m:lim>
-                  </m:limLow>
-                </m:e>
-                <m:lim>
-                  <m:r>
-                    <m:t>2</m:t>
-                  </m:r>
-                  <m:r>
-                    <m:rPr>
-                      <m:sty m:val="p"/>
-                    </m:rPr>
-                    <m:t>×</m:t>
-                  </m:r>
-                  <m:r>
-                    <m:t>1</m:t>
-                  </m:r>
-                </m:lim>
-              </m:limLow>
-              <m:r>
-                <m:t>&amp;</m:t>
-              </m:r>
-              <m:r>
-                <m:rPr>
-                  <m:sty m:val="p"/>
-                </m:rPr>
-                <m:t>=</m:t>
-              </m:r>
-              <m:r>
-                <m:t>1</m:t>
-              </m:r>
-              <m:r>
-                <m:rPr>
-                  <m:sty m:val="p"/>
-                </m:rPr>
-                <m:t>⋅</m:t>
-              </m:r>
-              <m:r>
-                <m:t>1</m:t>
-              </m:r>
-              <m:r>
-                <m:rPr>
-                  <m:sty m:val="p"/>
-                </m:rPr>
-                <m:t>+</m:t>
-              </m:r>
-              <m:r>
-                <m:t>i</m:t>
-              </m:r>
-              <m:r>
-                <m:rPr>
-                  <m:sty m:val="p"/>
-                </m:rPr>
-                <m:t>⋅</m:t>
-              </m:r>
-              <m:r>
-                <m:t>i</m:t>
-              </m:r>
-              <m:r>
-                <m:t>&amp;</m:t>
-              </m:r>
-              <m:r>
-                <m:t>&amp;</m:t>
-              </m:r>
-              <m:r>
-                <m:rPr>
-                  <m:nor/>
-                  <m:sty m:val="p"/>
-                </m:rPr>
-                <m:t>(multiply entry by entry and add)</m:t>
-              </m:r>
-            </m:e>
-            <m:e>
-              <m:r>
-                <m:t>&amp;</m:t>
-              </m:r>
-              <m:r>
-                <m:rPr>
-                  <m:sty m:val="p"/>
-                </m:rPr>
-                <m:t>=</m:t>
-              </m:r>
-              <m:r>
-                <m:t>1</m:t>
-              </m:r>
-              <m:r>
-                <m:rPr>
-                  <m:sty m:val="p"/>
-                </m:rPr>
-                <m:t>+</m:t>
-              </m:r>
-              <m:sSup>
-                <m:e>
-                  <m:r>
-                    <m:t>i</m:t>
-                  </m:r>
-                </m:e>
-                <m:sup>
-                  <m:r>
-                    <m:t>2</m:t>
-                  </m:r>
-                </m:sup>
-              </m:sSup>
-              <m:r>
-                <m:t>&amp;</m:t>
-              </m:r>
-              <m:r>
-                <m:t>&amp;</m:t>
-              </m:r>
-              <m:r>
-                <m:rPr>
-                  <m:nor/>
-                  <m:sty m:val="p"/>
-                </m:rPr>
-                <m:t>(multiply)</m:t>
-              </m:r>
-            </m:e>
-            <m:e>
-              <m:r>
-                <m:t>&amp;</m:t>
-              </m:r>
-              <m:r>
-                <m:rPr>
-                  <m:sty m:val="p"/>
-                </m:rPr>
-                <m:t>=</m:t>
-              </m:r>
-              <m:r>
-                <m:t>0</m:t>
-              </m:r>
-              <m:r>
-                <m:t>&amp;</m:t>
-              </m:r>
-              <m:r>
-                <m:t>&amp;</m:t>
-              </m:r>
-              <m:r>
-                <m:rPr>
-                  <m:nor/>
-                  <m:sty m:val="p"/>
-                </m:rPr>
-                <m:t>(</m:t>
-              </m:r>
-              <m:sSup>
-                <m:e>
-                  <m:r>
-                    <m:t>i</m:t>
-                  </m:r>
-                </m:e>
-                <m:sup>
-                  <m:r>
-                    <m:t>2</m:t>
-                  </m:r>
-                </m:sup>
-              </m:sSup>
-              <m:r>
-                <m:rPr>
-                  <m:sty m:val="p"/>
-                </m:rPr>
-                <m:t>=</m:t>
-              </m:r>
-              <m:r>
-                <m:rPr>
-                  <m:sty m:val="p"/>
-                </m:rPr>
-                <m:t>−</m:t>
-              </m:r>
-              <m:r>
-                <m:t>1</m:t>
-              </m:r>
-              <m:r>
-                <m:rPr>
-                  <m:nor/>
-                  <m:sty m:val="p"/>
-                </m:rPr>
-                <m:t>)</m:t>
-              </m:r>
-            </m:e>
-          </m:eqArr>
-        </m:oMath>
-      </m:oMathPara>
+      <w:r>
+        <w:t xml:space="preserve">$$
+    \begin{aligned}
+    \underbrace{{\mathord{\smash[b]{\underset{\raise.3ex\hbox{$\scriptstyle\sim$}}{z}}\vphantom{z}}}^{\top}}_{1 \times 2}\,\underbrace{\mathord{\smash[b]{\underset{\raise.3ex\hbox{$\scriptstyle\sim$}}{z}}\vphantom{z}}}_{2 \times 1}
+    &amp;= 1 \cdot 1 + i \cdot i
+    &amp;&amp; \text{(multiply entry by entry and add)}
+    \\
+    &amp;= 1 + i^2
+    &amp;&amp; \text{(multiply)}
+    \\
+    &amp;= 0
+    &amp;&amp; \text{(} i^2 = -1 \text{)}
+    \end{aligned}
+    $$</w:t>
+      </w:r>
     </w:p>
     <w:p>
       <w:pPr>
@@ -9405,62 +6492,9 @@
       <w:r>
         <w:t xml:space="preserve"> </w:t>
       </w:r>
-      <m:oMath>
-        <m:limLow>
-          <m:e>
-            <m:r>
-              <m:t>z</m:t>
-            </m:r>
-          </m:e>
-          <m:lim>
-            <m:r>
-              <m:rPr>
-                <m:sty m:val="p"/>
-              </m:rPr>
-              <m:t>∼</m:t>
-            </m:r>
-          </m:lim>
-        </m:limLow>
-        <m:r>
-          <m:rPr>
-            <m:sty m:val="p"/>
-          </m:rPr>
-          <m:t>≠</m:t>
-        </m:r>
-        <m:sSub>
-          <m:e>
-            <m:limLow>
-              <m:e>
-                <m:r>
-                  <m:t>0</m:t>
-                </m:r>
-              </m:e>
-              <m:lim>
-                <m:r>
-                  <m:rPr>
-                    <m:sty m:val="p"/>
-                  </m:rPr>
-                  <m:t>∼</m:t>
-                </m:r>
-              </m:lim>
-            </m:limLow>
-          </m:e>
-          <m:sub>
-            <m:r>
-              <m:t>2</m:t>
-            </m:r>
-            <m:r>
-              <m:rPr>
-                <m:sty m:val="p"/>
-              </m:rPr>
-              <m:t>×</m:t>
-            </m:r>
-            <m:r>
-              <m:t>1</m:t>
-            </m:r>
-          </m:sub>
-        </m:sSub>
-      </m:oMath>
+      <w:r>
+        <w:t xml:space="preserve">$\mathord{\smash[b]{\underset{\raise.3ex\hbox{$\scriptstyle\sim$}}{z}}\vphantom{z}} \neq \mathord{\smash[b]{\underset{\raise.3ex\hbox{$\scriptstyle\sim$}}{0}}\vphantom{0}}_{2 \times 1}$</w:t>
+      </w:r>
       <w:r>
         <w:t xml:space="preserve">.</w:t>
       </w:r>
@@ -9475,372 +6509,24 @@
       <w:pPr>
         <w:pStyle w:val="BodyText"/>
       </w:pPr>
-      <m:oMathPara>
-        <m:oMathParaPr>
-          <m:jc m:val="center"/>
-        </m:oMathParaPr>
-        <m:oMath>
-          <m:eqArr>
-            <m:e>
-              <m:limLow>
-                <m:e>
-                  <m:limLow>
-                    <m:e>
-                      <m:sSup>
-                        <m:e>
-                          <m:limLow>
-                            <m:e>
-                              <m:r>
-                                <m:t>z</m:t>
-                              </m:r>
-                            </m:e>
-                            <m:lim>
-                              <m:r>
-                                <m:rPr>
-                                  <m:sty m:val="p"/>
-                                </m:rPr>
-                                <m:t>∼</m:t>
-                              </m:r>
-                            </m:lim>
-                          </m:limLow>
-                        </m:e>
-                        <m:sup>
-                          <m:r>
-                            <m:rPr>
-                              <m:scr m:val="sans-serif"/>
-                              <m:sty m:val="p"/>
-                            </m:rPr>
-                            <m:t>H</m:t>
-                          </m:r>
-                        </m:sup>
-                      </m:sSup>
-                    </m:e>
-                    <m:lim>
-                      <m:r>
-                        <m:rPr>
-                          <m:sty m:val="p"/>
-                        </m:rPr>
-                        <m:t>⏟</m:t>
-                      </m:r>
-                    </m:lim>
-                  </m:limLow>
-                </m:e>
-                <m:lim>
-                  <m:r>
-                    <m:t>1</m:t>
-                  </m:r>
-                  <m:r>
-                    <m:rPr>
-                      <m:sty m:val="p"/>
-                    </m:rPr>
-                    <m:t>×</m:t>
-                  </m:r>
-                  <m:r>
-                    <m:t>2</m:t>
-                  </m:r>
-                </m:lim>
-              </m:limLow>
-              <m:r>
-                <m:t> </m:t>
-              </m:r>
-              <m:limLow>
-                <m:e>
-                  <m:limLow>
-                    <m:e>
-                      <m:limLow>
-                        <m:e>
-                          <m:r>
-                            <m:t>z</m:t>
-                          </m:r>
-                        </m:e>
-                        <m:lim>
-                          <m:r>
-                            <m:rPr>
-                              <m:sty m:val="p"/>
-                            </m:rPr>
-                            <m:t>∼</m:t>
-                          </m:r>
-                        </m:lim>
-                      </m:limLow>
-                    </m:e>
-                    <m:lim>
-                      <m:r>
-                        <m:rPr>
-                          <m:sty m:val="p"/>
-                        </m:rPr>
-                        <m:t>⏟</m:t>
-                      </m:r>
-                    </m:lim>
-                  </m:limLow>
-                </m:e>
-                <m:lim>
-                  <m:r>
-                    <m:t>2</m:t>
-                  </m:r>
-                  <m:r>
-                    <m:rPr>
-                      <m:sty m:val="p"/>
-                    </m:rPr>
-                    <m:t>×</m:t>
-                  </m:r>
-                  <m:r>
-                    <m:t>1</m:t>
-                  </m:r>
-                </m:lim>
-              </m:limLow>
-              <m:r>
-                <m:t>&amp;</m:t>
-              </m:r>
-              <m:r>
-                <m:rPr>
-                  <m:sty m:val="p"/>
-                </m:rPr>
-                <m:t>=</m:t>
-              </m:r>
-              <m:bar>
-                <m:barPr>
-                  <m:pos m:val="top"/>
-                </m:barPr>
-                <m:e>
-                  <m:r>
-                    <m:t>1</m:t>
-                  </m:r>
-                </m:e>
-              </m:bar>
-              <m:r>
-                <m:rPr>
-                  <m:sty m:val="p"/>
-                </m:rPr>
-                <m:t>⋅</m:t>
-              </m:r>
-              <m:r>
-                <m:t>1</m:t>
-              </m:r>
-              <m:r>
-                <m:rPr>
-                  <m:sty m:val="p"/>
-                </m:rPr>
-                <m:t>+</m:t>
-              </m:r>
-              <m:bar>
-                <m:barPr>
-                  <m:pos m:val="top"/>
-                </m:barPr>
-                <m:e>
-                  <m:r>
-                    <m:t>i</m:t>
-                  </m:r>
-                </m:e>
-              </m:bar>
-              <m:r>
-                <m:rPr>
-                  <m:sty m:val="p"/>
-                </m:rPr>
-                <m:t>⋅</m:t>
-              </m:r>
-              <m:r>
-                <m:t>i</m:t>
-              </m:r>
-              <m:r>
-                <m:t>&amp;</m:t>
-              </m:r>
-              <m:r>
-                <m:t>&amp;</m:t>
-              </m:r>
-              <m:r>
-                <m:rPr>
-                  <m:nor/>
-                  <m:sty m:val="p"/>
-                </m:rPr>
-                <m:t>(</m:t>
-              </m:r>
-              <m:r>
-                <m:rPr>
-                  <m:nor/>
-                  <m:sty m:val="p"/>
-                </m:rPr>
-                <m:t>Definition 4</m:t>
-              </m:r>
-              <m:r>
-                <m:rPr>
-                  <m:nor/>
-                  <m:sty m:val="p"/>
-                </m:rPr>
-                <m:t>)</m:t>
-              </m:r>
-            </m:e>
-            <m:e>
-              <m:r>
-                <m:t>&amp;</m:t>
-              </m:r>
-              <m:r>
-                <m:rPr>
-                  <m:sty m:val="p"/>
-                </m:rPr>
-                <m:t>=</m:t>
-              </m:r>
-              <m:r>
-                <m:t>1</m:t>
-              </m:r>
-              <m:r>
-                <m:rPr>
-                  <m:sty m:val="p"/>
-                </m:rPr>
-                <m:t>+</m:t>
-              </m:r>
-              <m:r>
-                <m:rPr>
-                  <m:sty m:val="p"/>
-                </m:rPr>
-                <m:t>(</m:t>
-              </m:r>
-              <m:r>
-                <m:rPr>
-                  <m:sty m:val="p"/>
-                </m:rPr>
-                <m:t>−</m:t>
-              </m:r>
-              <m:r>
-                <m:t>i</m:t>
-              </m:r>
-              <m:r>
-                <m:rPr>
-                  <m:sty m:val="p"/>
-                </m:rPr>
-                <m:t>)</m:t>
-              </m:r>
-              <m:r>
-                <m:rPr>
-                  <m:sty m:val="p"/>
-                </m:rPr>
-                <m:t>⋅</m:t>
-              </m:r>
-              <m:r>
-                <m:t>i</m:t>
-              </m:r>
-              <m:r>
-                <m:t>&amp;</m:t>
-              </m:r>
-              <m:r>
-                <m:t>&amp;</m:t>
-              </m:r>
-              <m:r>
-                <m:rPr>
-                  <m:nor/>
-                  <m:sty m:val="p"/>
-                </m:rPr>
-                <m:t>(conjugate each entry)</m:t>
-              </m:r>
-            </m:e>
-            <m:e>
-              <m:r>
-                <m:t>&amp;</m:t>
-              </m:r>
-              <m:r>
-                <m:rPr>
-                  <m:sty m:val="p"/>
-                </m:rPr>
-                <m:t>=</m:t>
-              </m:r>
-              <m:r>
-                <m:t>1</m:t>
-              </m:r>
-              <m:r>
-                <m:rPr>
-                  <m:sty m:val="p"/>
-                </m:rPr>
-                <m:t>−</m:t>
-              </m:r>
-              <m:sSup>
-                <m:e>
-                  <m:r>
-                    <m:t>i</m:t>
-                  </m:r>
-                </m:e>
-                <m:sup>
-                  <m:r>
-                    <m:t>2</m:t>
-                  </m:r>
-                </m:sup>
-              </m:sSup>
-              <m:r>
-                <m:t>&amp;</m:t>
-              </m:r>
-              <m:r>
-                <m:t>&amp;</m:t>
-              </m:r>
-              <m:r>
-                <m:rPr>
-                  <m:nor/>
-                  <m:sty m:val="p"/>
-                </m:rPr>
-                <m:t>(multiply)</m:t>
-              </m:r>
-            </m:e>
-            <m:e>
-              <m:r>
-                <m:t>&amp;</m:t>
-              </m:r>
-              <m:r>
-                <m:rPr>
-                  <m:sty m:val="p"/>
-                </m:rPr>
-                <m:t>=</m:t>
-              </m:r>
-              <m:r>
-                <m:t>2</m:t>
-              </m:r>
-              <m:r>
-                <m:t>&amp;</m:t>
-              </m:r>
-              <m:r>
-                <m:t>&amp;</m:t>
-              </m:r>
-              <m:r>
-                <m:rPr>
-                  <m:nor/>
-                  <m:sty m:val="p"/>
-                </m:rPr>
-                <m:t>(</m:t>
-              </m:r>
-              <m:sSup>
-                <m:e>
-                  <m:r>
-                    <m:t>i</m:t>
-                  </m:r>
-                </m:e>
-                <m:sup>
-                  <m:r>
-                    <m:t>2</m:t>
-                  </m:r>
-                </m:sup>
-              </m:sSup>
-              <m:r>
-                <m:rPr>
-                  <m:sty m:val="p"/>
-                </m:rPr>
-                <m:t>=</m:t>
-              </m:r>
-              <m:r>
-                <m:rPr>
-                  <m:sty m:val="p"/>
-                </m:rPr>
-                <m:t>−</m:t>
-              </m:r>
-              <m:r>
-                <m:t>1</m:t>
-              </m:r>
-              <m:r>
-                <m:rPr>
-                  <m:nor/>
-                  <m:sty m:val="p"/>
-                </m:rPr>
-                <m:t>)</m:t>
-              </m:r>
-            </m:e>
-          </m:eqArr>
-        </m:oMath>
-      </m:oMathPara>
+      <w:r>
+        <w:t xml:space="preserve">$$
+    \begin{aligned}
+    \underbrace{\mathord{\smash[b]{\underset{\raise.3ex\hbox{$\scriptstyle\sim$}}{z}}\vphantom{z}}^{\mathsf{H}}}_{1 \times 2}\,\underbrace{\mathord{\smash[b]{\underset{\raise.3ex\hbox{$\scriptstyle\sim$}}{z}}\vphantom{z}}}_{2 \times 1}
+    &amp;= \overline{1} \cdot 1 + \overline{i} \cdot i
+    &amp;&amp; \text{(}\text{Definition~4}\text{)}
+    \\
+    &amp;= 1 + (-i) \cdot i
+    &amp;&amp; \text{(conjugate each entry)}
+    \\
+    &amp;= 1 - i^2
+    &amp;&amp; \text{(multiply)}
+    \\
+    &amp;= 2
+    &amp;&amp; \text{(} i^2 = -1 \text{)}
+    \end{aligned}
+    $$</w:t>
+      </w:r>
     </w:p>
     <w:p>
       <w:pPr>
@@ -10114,130 +6800,9 @@
       <w:r>
         <w:t xml:space="preserve"> </w:t>
       </w:r>
-      <m:oMath>
-        <m:r>
-          <m:t>​</m:t>
-        </m:r>
-        <m:d>
-          <m:dPr>
-            <m:begChr m:val="⟨"/>
-            <m:sepChr m:val=""/>
-            <m:endChr m:val="⟩"/>
-            <m:grow/>
-          </m:dPr>
-          <m:e>
-            <m:r>
-              <m:rPr>
-                <m:sty m:val="bi"/>
-              </m:rPr>
-              <m:t>A</m:t>
-            </m:r>
-            <m:limLow>
-              <m:e>
-                <m:r>
-                  <m:t>u</m:t>
-                </m:r>
-              </m:e>
-              <m:lim>
-                <m:r>
-                  <m:rPr>
-                    <m:sty m:val="p"/>
-                  </m:rPr>
-                  <m:t>∼</m:t>
-                </m:r>
-              </m:lim>
-            </m:limLow>
-            <m:r>
-              <m:rPr>
-                <m:sty m:val="p"/>
-              </m:rPr>
-              <m:t>,</m:t>
-            </m:r>
-            <m:limLow>
-              <m:e>
-                <m:r>
-                  <m:t>v</m:t>
-                </m:r>
-              </m:e>
-              <m:lim>
-                <m:r>
-                  <m:rPr>
-                    <m:sty m:val="p"/>
-                  </m:rPr>
-                  <m:t>∼</m:t>
-                </m:r>
-              </m:lim>
-            </m:limLow>
-          </m:e>
-        </m:d>
-        <m:r>
-          <m:t>​</m:t>
-        </m:r>
-        <m:r>
-          <m:rPr>
-            <m:sty m:val="p"/>
-          </m:rPr>
-          <m:t>=</m:t>
-        </m:r>
-        <m:r>
-          <m:t>​</m:t>
-        </m:r>
-        <m:d>
-          <m:dPr>
-            <m:begChr m:val="⟨"/>
-            <m:sepChr m:val=""/>
-            <m:endChr m:val="⟩"/>
-            <m:grow/>
-          </m:dPr>
-          <m:e>
-            <m:limLow>
-              <m:e>
-                <m:r>
-                  <m:t>u</m:t>
-                </m:r>
-              </m:e>
-              <m:lim>
-                <m:r>
-                  <m:rPr>
-                    <m:sty m:val="p"/>
-                  </m:rPr>
-                  <m:t>∼</m:t>
-                </m:r>
-              </m:lim>
-            </m:limLow>
-            <m:r>
-              <m:rPr>
-                <m:sty m:val="p"/>
-              </m:rPr>
-              <m:t>,</m:t>
-            </m:r>
-            <m:r>
-              <m:rPr>
-                <m:sty m:val="bi"/>
-              </m:rPr>
-              <m:t>A</m:t>
-            </m:r>
-            <m:limLow>
-              <m:e>
-                <m:r>
-                  <m:t>v</m:t>
-                </m:r>
-              </m:e>
-              <m:lim>
-                <m:r>
-                  <m:rPr>
-                    <m:sty m:val="p"/>
-                  </m:rPr>
-                  <m:t>∼</m:t>
-                </m:r>
-              </m:lim>
-            </m:limLow>
-          </m:e>
-        </m:d>
-        <m:r>
-          <m:t>​</m:t>
-        </m:r>
-      </m:oMath>
+      <w:r>
+        <w:t xml:space="preserve">$\mathopen{}\left\langle \mathbf{A}\mathord{\smash[b]{\underset{\raise.3ex\hbox{$\scriptstyle\sim$}}{u}}\vphantom{u}}, \mathord{\smash[b]{\underset{\raise.3ex\hbox{$\scriptstyle\sim$}}{v}}\vphantom{v}}\right\rangle\mathclose{} = \mathopen{}\left\langle \mathord{\smash[b]{\underset{\raise.3ex\hbox{$\scriptstyle\sim$}}{u}}\vphantom{u}}, \mathbf{A}\mathord{\smash[b]{\underset{\raise.3ex\hbox{$\scriptstyle\sim$}}{v}}\vphantom{v}}\right\rangle\mathclose{}$</w:t>
+      </w:r>
       <w:r>
         <w:t xml:space="preserve"> </w:t>
       </w:r>
@@ -10247,66 +6812,9 @@
       <w:r>
         <w:t xml:space="preserve"> </w:t>
       </w:r>
-      <m:oMath>
-        <m:limLow>
-          <m:e>
-            <m:r>
-              <m:t>u</m:t>
-            </m:r>
-          </m:e>
-          <m:lim>
-            <m:r>
-              <m:rPr>
-                <m:sty m:val="p"/>
-              </m:rPr>
-              <m:t>∼</m:t>
-            </m:r>
-          </m:lim>
-        </m:limLow>
-        <m:r>
-          <m:rPr>
-            <m:sty m:val="p"/>
-          </m:rPr>
-          <m:t>,</m:t>
-        </m:r>
-        <m:limLow>
-          <m:e>
-            <m:r>
-              <m:t>v</m:t>
-            </m:r>
-          </m:e>
-          <m:lim>
-            <m:r>
-              <m:rPr>
-                <m:sty m:val="p"/>
-              </m:rPr>
-              <m:t>∼</m:t>
-            </m:r>
-          </m:lim>
-        </m:limLow>
-        <m:r>
-          <m:rPr>
-            <m:sty m:val="p"/>
-          </m:rPr>
-          <m:t>∈</m:t>
-        </m:r>
-        <m:sSup>
-          <m:e>
-            <m:r>
-              <m:rPr>
-                <m:scr m:val="double-struck"/>
-                <m:sty m:val="p"/>
-              </m:rPr>
-              <m:t>C</m:t>
-            </m:r>
-          </m:e>
-          <m:sup>
-            <m:r>
-              <m:t>n</m:t>
-            </m:r>
-          </m:sup>
-        </m:sSup>
-      </m:oMath>
+      <w:r>
+        <w:t xml:space="preserve">$\mathord{\smash[b]{\underset{\raise.3ex\hbox{$\scriptstyle\sim$}}{u}}\vphantom{u}}, \mathord{\smash[b]{\underset{\raise.3ex\hbox{$\scriptstyle\sim$}}{v}}\vphantom{v}} \in \mathbb{C}^n$</w:t>
+      </w:r>
       <w:r>
         <w:t xml:space="preserve">.</w:t>
       </w:r>

--- a/linear-algebra-complex.docx
+++ b/linear-algebra-complex.docx
@@ -15,7 +15,7 @@
         <w:pStyle w:val="Date"/>
       </w:pPr>
       <w:r>
-        <w:t xml:space="preserve">Last modified: 2026-10-17 04:46:25 (PDT)</w:t>
+        <w:t xml:space="preserve">Last modified: 2026-10-17 06:29:34 (PDT)</w:t>
       </w:r>
     </w:p>
     <w:bookmarkStart w:id="38" w:name="sec-complex-vectors-matrices"/>

--- a/linear-algebra-complex.docx
+++ b/linear-algebra-complex.docx
@@ -15,7 +15,7 @@
         <w:pStyle w:val="Date"/>
       </w:pPr>
       <w:r>
-        <w:t xml:space="preserve">Last modified: 2026-10-17 06:29:34 (PDT)</w:t>
+        <w:t xml:space="preserve">Last modified: 2026-10-17 07:35:34 (PDT)</w:t>
       </w:r>
     </w:p>
     <w:bookmarkStart w:id="38" w:name="sec-complex-vectors-matrices"/>

--- a/linear-algebra-complex.docx
+++ b/linear-algebra-complex.docx
@@ -15,7 +15,7 @@
         <w:pStyle w:val="Date"/>
       </w:pPr>
       <w:r>
-        <w:t xml:space="preserve">Last modified: 2026-10-17 15:54:57 (PDT)</w:t>
+        <w:t xml:space="preserve">Last modified: 2026-10-17 22:01:17 (PDT)</w:t>
       </w:r>
     </w:p>
     <w:bookmarkStart w:id="35" w:name="sec-complex-vectors-matrices"/>

--- a/linear-algebra-complex.docx
+++ b/linear-algebra-complex.docx
@@ -15,7 +15,7 @@
         <w:pStyle w:val="Date"/>
       </w:pPr>
       <w:r>
-        <w:t xml:space="preserve">Last modified: 2026-10-17 22:01:17 (PDT)</w:t>
+        <w:t xml:space="preserve">Last modified: 2026-10-18 11:27:44 (PDT)</w:t>
       </w:r>
     </w:p>
     <w:bookmarkStart w:id="35" w:name="sec-complex-vectors-matrices"/>
@@ -559,7 +559,7 @@
         <w:t xml:space="preserve"> </w:t>
       </w:r>
       <w:r>
-        <w:t xml:space="preserve">(Wikipedia contributors 2026a)</w:t>
+        <w:t xml:space="preserve">[1]</w:t>
       </w:r>
       <w:r>
         <w:t xml:space="preserve"> </w:t>
@@ -983,7 +983,7 @@
         <w:t xml:space="preserve">in pure mathematics (</w:t>
       </w:r>
       <w:r>
-        <w:t xml:space="preserve">Axler (2024, Definition 7.7, p. 231)</w:t>
+        <w:t xml:space="preserve">Axler [2], Definition 7.7, p. 231</w:t>
       </w:r>
       <w:r>
         <w:t xml:space="preserve">),</w:t>
@@ -5281,7 +5281,7 @@
         <w:t xml:space="preserve">(</w:t>
       </w:r>
       <w:r>
-        <w:t xml:space="preserve">Axler (2024, Definition 7.1, p. 226)</w:t>
+        <w:t xml:space="preserve">Axler [2], Definition 7.1, p. 226</w:t>
       </w:r>
       <w:r>
         <w:t xml:space="preserve">).</w:t>
@@ -5383,7 +5383,7 @@
         <w:t xml:space="preserve">(</w:t>
       </w:r>
       <w:r>
-        <w:t xml:space="preserve">Axler (2024, Proposition 7.9, p. 231)</w:t>
+        <w:t xml:space="preserve">Axler [2], Proposition 7.9, p. 231</w:t>
       </w:r>
       <w:r>
         <w:t xml:space="preserve">).</w:t>
@@ -6640,7 +6640,7 @@
         <w:t xml:space="preserve"> </w:t>
       </w:r>
       <w:r>
-        <w:t xml:space="preserve">(Wikipedia contributors 2026b)</w:t>
+        <w:t xml:space="preserve">[3]</w:t>
       </w:r>
       <w:r>
         <w:t xml:space="preserve"> </w:t>
@@ -7773,7 +7773,7 @@
         <w:t xml:space="preserve"> </w:t>
       </w:r>
       <w:r>
-        <w:t xml:space="preserve">(Wikipedia contributors 2026c)</w:t>
+        <w:t xml:space="preserve">[4]</w:t>
       </w:r>
       <w:r>
         <w:t xml:space="preserve"> </w:t>
@@ -11268,7 +11268,7 @@
         </w:numPr>
       </w:pPr>
       <w:r>
-        <w:t xml:space="preserve">Wikipedia contributors (2026a)</w:t>
+        <w:t xml:space="preserve">Wikipedia contributors [1]</w:t>
       </w:r>
       <w:r>
         <w:t xml:space="preserve"> </w:t>
@@ -11285,7 +11285,7 @@
         </w:numPr>
       </w:pPr>
       <w:r>
-        <w:t xml:space="preserve">Wikipedia contributors (2026b)</w:t>
+        <w:t xml:space="preserve">Wikipedia contributors [3]</w:t>
       </w:r>
       <w:r>
         <w:t xml:space="preserve"> </w:t>
@@ -11302,7 +11302,7 @@
         </w:numPr>
       </w:pPr>
       <w:r>
-        <w:t xml:space="preserve">Wikipedia contributors (2026c)</w:t>
+        <w:t xml:space="preserve">Wikipedia contributors [4]</w:t>
       </w:r>
       <w:r>
         <w:t xml:space="preserve"> </w:t>
@@ -11312,103 +11312,54 @@
       </w:r>
     </w:p>
     <w:bookmarkStart w:id="44" w:name="refs"/>
-    <w:bookmarkStart w:id="37" w:name="ref-axler2024linear"/>
+    <w:bookmarkStart w:id="37" w:name="ref-wikipedia_conjugate_transpose"/>
     <w:p>
       <w:pPr>
         <w:pStyle w:val="Bibliography"/>
       </w:pPr>
       <w:r>
-        <w:t xml:space="preserve">Axler, Sheldon. 2024.</w:t>
-      </w:r>
-      <w:r>
-        <w:t xml:space="preserve"> </w:t>
-      </w:r>
-      <w:r>
-        <w:rPr>
-          <w:i/>
-          <w:iCs/>
-        </w:rPr>
-        <w:t xml:space="preserve">Linear Algebra Done Right</w:t>
-      </w:r>
-      <w:r>
-        <w:t xml:space="preserve">. 4th ed. Undergraduate Texts in Mathematics. Springer.</w:t>
+        <w:t xml:space="preserve">[1]</w:t>
+      </w:r>
+      <w:r>
+        <w:t xml:space="preserve"> </w:t>
+      </w:r>
+      <w:r>
+        <w:t xml:space="preserve">	</w:t>
+      </w:r>
+      <w:r>
+        <w:t xml:space="preserve">Wikipedia contributors,</w:t>
+      </w:r>
+      <w:r>
+        <w:t xml:space="preserve"> </w:t>
+      </w:r>
+      <w:r>
+        <w:t xml:space="preserve">“Conjugate transpose —</w:t>
+      </w:r>
+      <w:r>
+        <w:t xml:space="preserve"> </w:t>
+      </w:r>
+      <w:r>
+        <w:t xml:space="preserve">Wikipedia</w:t>
+      </w:r>
+      <w:r>
+        <w:t xml:space="preserve">,</w:t>
+      </w:r>
+      <w:r>
+        <w:t xml:space="preserve"> </w:t>
+      </w:r>
+      <w:r>
+        <w:t xml:space="preserve">the free encyclopedia.”</w:t>
+      </w:r>
+      <w:r>
+        <w:t xml:space="preserve"> </w:t>
+      </w:r>
+      <w:r>
+        <w:t xml:space="preserve">2026. Available:</w:t>
       </w:r>
       <w:r>
         <w:t xml:space="preserve"> </w:t>
       </w:r>
       <w:hyperlink r:id="rId36">
-        <w:r>
-          <w:rPr>
-            <w:rStyle w:val="Hyperlink"/>
-          </w:rPr>
-          <w:t xml:space="preserve">https://doi.org/10.1007/978-3-031-41026-0</w:t>
-        </w:r>
-      </w:hyperlink>
-      <w:r>
-        <w:t xml:space="preserve">.</w:t>
-      </w:r>
-    </w:p>
-    <w:bookmarkEnd w:id="37"/>
-    <w:bookmarkStart w:id="39" w:name="ref-wikipedia_conjugate_transpose"/>
-    <w:p>
-      <w:pPr>
-        <w:pStyle w:val="Bibliography"/>
-      </w:pPr>
-      <w:r>
-        <w:t xml:space="preserve">Wikipedia contributors. 2026a.</w:t>
-      </w:r>
-      <w:r>
-        <w:t xml:space="preserve"> </w:t>
-      </w:r>
-      <w:r>
-        <w:rPr>
-          <w:i/>
-          <w:iCs/>
-        </w:rPr>
-        <w:t xml:space="preserve">Conjugate Transpose —</w:t>
-      </w:r>
-      <w:r>
-        <w:rPr>
-          <w:i/>
-          <w:iCs/>
-        </w:rPr>
-        <w:t xml:space="preserve"> </w:t>
-      </w:r>
-      <w:r>
-        <w:rPr>
-          <w:i/>
-          <w:iCs/>
-        </w:rPr>
-        <w:t xml:space="preserve">Wikipedia</w:t>
-      </w:r>
-      <w:r>
-        <w:rPr>
-          <w:i/>
-          <w:iCs/>
-        </w:rPr>
-        <w:t xml:space="preserve">,</w:t>
-      </w:r>
-      <w:r>
-        <w:rPr>
-          <w:i/>
-          <w:iCs/>
-        </w:rPr>
-        <w:t xml:space="preserve"> </w:t>
-      </w:r>
-      <w:r>
-        <w:rPr>
-          <w:i/>
-          <w:iCs/>
-        </w:rPr>
-        <w:t xml:space="preserve">the Free Encyclopedia</w:t>
-      </w:r>
-      <w:r>
-        <w:t xml:space="preserve">.</w:t>
-      </w:r>
-      <w:r>
-        <w:t xml:space="preserve"> </w:t>
-      </w:r>
-      <w:hyperlink r:id="rId38">
         <w:r>
           <w:rPr>
             <w:rStyle w:val="Hyperlink"/>
@@ -11416,6 +11367,49 @@
           <w:t xml:space="preserve">https://en.wikipedia.org/wiki/Conjugate_transpose</w:t>
         </w:r>
       </w:hyperlink>
+    </w:p>
+    <w:bookmarkEnd w:id="37"/>
+    <w:bookmarkStart w:id="39" w:name="ref-axler2024linear"/>
+    <w:p>
+      <w:pPr>
+        <w:pStyle w:val="Bibliography"/>
+      </w:pPr>
+      <w:r>
+        <w:t xml:space="preserve">[2]</w:t>
+      </w:r>
+      <w:r>
+        <w:t xml:space="preserve"> </w:t>
+      </w:r>
+      <w:r>
+        <w:t xml:space="preserve">	</w:t>
+      </w:r>
+      <w:r>
+        <w:t xml:space="preserve">S. Axler,</w:t>
+      </w:r>
+      <w:r>
+        <w:t xml:space="preserve"> </w:t>
+      </w:r>
+      <w:r>
+        <w:rPr>
+          <w:i/>
+          <w:iCs/>
+        </w:rPr>
+        <w:t xml:space="preserve">Linear algebra done right</w:t>
+      </w:r>
+      <w:r>
+        <w:t xml:space="preserve">, 4th ed. in Undergraduate texts in mathematics. Springer, 2024. doi:</w:t>
+      </w:r>
+      <w:r>
+        <w:t xml:space="preserve"> </w:t>
+      </w:r>
+      <w:hyperlink r:id="rId38">
+        <w:r>
+          <w:rPr>
+            <w:rStyle w:val="Hyperlink"/>
+          </w:rPr>
+          <w:t xml:space="preserve">10.1007/978-3-031-41026-0</w:t>
+        </w:r>
+      </w:hyperlink>
       <w:r>
         <w:t xml:space="preserve">.</w:t>
       </w:r>
@@ -11427,55 +11421,43 @@
         <w:pStyle w:val="Bibliography"/>
       </w:pPr>
       <w:r>
-        <w:t xml:space="preserve">Wikipedia contributors. 2026b.</w:t>
-      </w:r>
-      <w:r>
-        <w:t xml:space="preserve"> </w:t>
-      </w:r>
-      <w:r>
-        <w:rPr>
-          <w:i/>
-          <w:iCs/>
-        </w:rPr>
-        <w:t xml:space="preserve">Hermitian Matrix —</w:t>
-      </w:r>
-      <w:r>
-        <w:rPr>
-          <w:i/>
-          <w:iCs/>
-        </w:rPr>
-        <w:t xml:space="preserve"> </w:t>
-      </w:r>
-      <w:r>
-        <w:rPr>
-          <w:i/>
-          <w:iCs/>
-        </w:rPr>
+        <w:t xml:space="preserve">[3]</w:t>
+      </w:r>
+      <w:r>
+        <w:t xml:space="preserve"> </w:t>
+      </w:r>
+      <w:r>
+        <w:t xml:space="preserve">	</w:t>
+      </w:r>
+      <w:r>
+        <w:t xml:space="preserve">Wikipedia contributors,</w:t>
+      </w:r>
+      <w:r>
+        <w:t xml:space="preserve"> </w:t>
+      </w:r>
+      <w:r>
+        <w:t xml:space="preserve">“Hermitian matrix —</w:t>
+      </w:r>
+      <w:r>
+        <w:t xml:space="preserve"> </w:t>
+      </w:r>
+      <w:r>
         <w:t xml:space="preserve">Wikipedia</w:t>
       </w:r>
       <w:r>
-        <w:rPr>
-          <w:i/>
-          <w:iCs/>
-        </w:rPr>
         <w:t xml:space="preserve">,</w:t>
       </w:r>
       <w:r>
-        <w:rPr>
-          <w:i/>
-          <w:iCs/>
-        </w:rPr>
-        <w:t xml:space="preserve"> </w:t>
-      </w:r>
-      <w:r>
-        <w:rPr>
-          <w:i/>
-          <w:iCs/>
-        </w:rPr>
-        <w:t xml:space="preserve">the Free Encyclopedia</w:t>
-      </w:r>
-      <w:r>
-        <w:t xml:space="preserve">.</w:t>
+        <w:t xml:space="preserve"> </w:t>
+      </w:r>
+      <w:r>
+        <w:t xml:space="preserve">the free encyclopedia.”</w:t>
+      </w:r>
+      <w:r>
+        <w:t xml:space="preserve"> </w:t>
+      </w:r>
+      <w:r>
+        <w:t xml:space="preserve">2026. Available:</w:t>
       </w:r>
       <w:r>
         <w:t xml:space="preserve"> </w:t>
@@ -11488,9 +11470,6 @@
           <w:t xml:space="preserve">https://en.wikipedia.org/wiki/Hermitian_matrix</w:t>
         </w:r>
       </w:hyperlink>
-      <w:r>
-        <w:t xml:space="preserve">.</w:t>
-      </w:r>
     </w:p>
     <w:bookmarkEnd w:id="41"/>
     <w:bookmarkStart w:id="43" w:name="ref-wikipedia_skew_hermitian_matrix"/>
@@ -11499,55 +11478,43 @@
         <w:pStyle w:val="Bibliography"/>
       </w:pPr>
       <w:r>
-        <w:t xml:space="preserve">Wikipedia contributors. 2026c.</w:t>
-      </w:r>
-      <w:r>
-        <w:t xml:space="preserve"> </w:t>
-      </w:r>
-      <w:r>
-        <w:rPr>
-          <w:i/>
-          <w:iCs/>
-        </w:rPr>
-        <w:t xml:space="preserve">Skew-Hermitian Matrix —</w:t>
-      </w:r>
-      <w:r>
-        <w:rPr>
-          <w:i/>
-          <w:iCs/>
-        </w:rPr>
-        <w:t xml:space="preserve"> </w:t>
-      </w:r>
-      <w:r>
-        <w:rPr>
-          <w:i/>
-          <w:iCs/>
-        </w:rPr>
+        <w:t xml:space="preserve">[4]</w:t>
+      </w:r>
+      <w:r>
+        <w:t xml:space="preserve"> </w:t>
+      </w:r>
+      <w:r>
+        <w:t xml:space="preserve">	</w:t>
+      </w:r>
+      <w:r>
+        <w:t xml:space="preserve">Wikipedia contributors,</w:t>
+      </w:r>
+      <w:r>
+        <w:t xml:space="preserve"> </w:t>
+      </w:r>
+      <w:r>
+        <w:t xml:space="preserve">“Skew-hermitian matrix —</w:t>
+      </w:r>
+      <w:r>
+        <w:t xml:space="preserve"> </w:t>
+      </w:r>
+      <w:r>
         <w:t xml:space="preserve">Wikipedia</w:t>
       </w:r>
       <w:r>
-        <w:rPr>
-          <w:i/>
-          <w:iCs/>
-        </w:rPr>
         <w:t xml:space="preserve">,</w:t>
       </w:r>
       <w:r>
-        <w:rPr>
-          <w:i/>
-          <w:iCs/>
-        </w:rPr>
-        <w:t xml:space="preserve"> </w:t>
-      </w:r>
-      <w:r>
-        <w:rPr>
-          <w:i/>
-          <w:iCs/>
-        </w:rPr>
-        <w:t xml:space="preserve">the Free Encyclopedia</w:t>
-      </w:r>
-      <w:r>
-        <w:t xml:space="preserve">.</w:t>
+        <w:t xml:space="preserve"> </w:t>
+      </w:r>
+      <w:r>
+        <w:t xml:space="preserve">the free encyclopedia.”</w:t>
+      </w:r>
+      <w:r>
+        <w:t xml:space="preserve"> </w:t>
+      </w:r>
+      <w:r>
+        <w:t xml:space="preserve">2026. Available:</w:t>
       </w:r>
       <w:r>
         <w:t xml:space="preserve"> </w:t>
@@ -11560,9 +11527,6 @@
           <w:t xml:space="preserve">https://en.wikipedia.org/wiki/Skew-Hermitian_matrix</w:t>
         </w:r>
       </w:hyperlink>
-      <w:r>
-        <w:t xml:space="preserve">.</w:t>
-      </w:r>
     </w:p>
     <w:bookmarkEnd w:id="43"/>
     <w:bookmarkEnd w:id="44"/>

--- a/linear-algebra-complex.docx
+++ b/linear-algebra-complex.docx
@@ -15,10 +15,10 @@
         <w:pStyle w:val="Date"/>
       </w:pPr>
       <w:r>
-        <w:t xml:space="preserve">Last modified: 2026-10-18 11:27:44 (PDT)</w:t>
+        <w:t xml:space="preserve">Last modified: 2026-10-18 13:21:32 (PDT)</w:t>
       </w:r>
     </w:p>
-    <w:bookmarkStart w:id="35" w:name="sec-complex-vectors-matrices"/>
+    <w:bookmarkStart w:id="44" w:name="sec-complex-vectors-matrices"/>
     <w:p>
       <w:pPr>
         <w:pStyle w:val="Heading2"/>
@@ -11250,71 +11250,10 @@
         </m:oMath>
       </m:oMathPara>
     </w:p>
-    <w:bookmarkEnd w:id="35"/>
-    <w:bookmarkStart w:id="45" w:name="further-reading"/>
+    <w:bookmarkStart w:id="43" w:name="refs"/>
+    <w:bookmarkStart w:id="36" w:name="ref-wikipedia_conjugate_transpose"/>
     <w:p>
       <w:pPr>
-        <w:pStyle w:val="Heading2"/>
-      </w:pPr>
-      <w:r>
-        <w:t xml:space="preserve">Further reading</w:t>
-      </w:r>
-    </w:p>
-    <w:p>
-      <w:pPr>
-        <w:numPr>
-          <w:ilvl w:val="0"/>
-          <w:numId w:val="1003"/>
-        </w:numPr>
-      </w:pPr>
-      <w:r>
-        <w:t xml:space="preserve">Wikipedia contributors [1]</w:t>
-      </w:r>
-      <w:r>
-        <w:t xml:space="preserve"> </w:t>
-      </w:r>
-      <w:r>
-        <w:t xml:space="preserve">— the conjugate transpose and its properties</w:t>
-      </w:r>
-    </w:p>
-    <w:p>
-      <w:pPr>
-        <w:numPr>
-          <w:ilvl w:val="0"/>
-          <w:numId w:val="1003"/>
-        </w:numPr>
-      </w:pPr>
-      <w:r>
-        <w:t xml:space="preserve">Wikipedia contributors [3]</w:t>
-      </w:r>
-      <w:r>
-        <w:t xml:space="preserve"> </w:t>
-      </w:r>
-      <w:r>
-        <w:t xml:space="preserve">— Hermitian matrices, with examples and the spectral theorem</w:t>
-      </w:r>
-    </w:p>
-    <w:p>
-      <w:pPr>
-        <w:numPr>
-          <w:ilvl w:val="0"/>
-          <w:numId w:val="1003"/>
-        </w:numPr>
-      </w:pPr>
-      <w:r>
-        <w:t xml:space="preserve">Wikipedia contributors [4]</w:t>
-      </w:r>
-      <w:r>
-        <w:t xml:space="preserve"> </w:t>
-      </w:r>
-      <w:r>
-        <w:t xml:space="preserve">— skew-Hermitian matrices</w:t>
-      </w:r>
-    </w:p>
-    <w:bookmarkStart w:id="44" w:name="refs"/>
-    <w:bookmarkStart w:id="37" w:name="ref-wikipedia_conjugate_transpose"/>
-    <w:p>
-      <w:pPr>
         <w:pStyle w:val="Bibliography"/>
       </w:pPr>
       <w:r>
@@ -11359,7 +11298,7 @@
       <w:r>
         <w:t xml:space="preserve"> </w:t>
       </w:r>
-      <w:hyperlink r:id="rId36">
+      <w:hyperlink r:id="rId35">
         <w:r>
           <w:rPr>
             <w:rStyle w:val="Hyperlink"/>
@@ -11368,8 +11307,8 @@
         </w:r>
       </w:hyperlink>
     </w:p>
-    <w:bookmarkEnd w:id="37"/>
-    <w:bookmarkStart w:id="39" w:name="ref-axler2024linear"/>
+    <w:bookmarkEnd w:id="36"/>
+    <w:bookmarkStart w:id="38" w:name="ref-axler2024linear"/>
     <w:p>
       <w:pPr>
         <w:pStyle w:val="Bibliography"/>
@@ -11402,7 +11341,7 @@
       <w:r>
         <w:t xml:space="preserve"> </w:t>
       </w:r>
-      <w:hyperlink r:id="rId38">
+      <w:hyperlink r:id="rId37">
         <w:r>
           <w:rPr>
             <w:rStyle w:val="Hyperlink"/>
@@ -11414,8 +11353,8 @@
         <w:t xml:space="preserve">.</w:t>
       </w:r>
     </w:p>
-    <w:bookmarkEnd w:id="39"/>
-    <w:bookmarkStart w:id="41" w:name="ref-wikipedia_hermitian_matrix"/>
+    <w:bookmarkEnd w:id="38"/>
+    <w:bookmarkStart w:id="40" w:name="ref-wikipedia_hermitian_matrix"/>
     <w:p>
       <w:pPr>
         <w:pStyle w:val="Bibliography"/>
@@ -11462,7 +11401,7 @@
       <w:r>
         <w:t xml:space="preserve"> </w:t>
       </w:r>
-      <w:hyperlink r:id="rId40">
+      <w:hyperlink r:id="rId39">
         <w:r>
           <w:rPr>
             <w:rStyle w:val="Hyperlink"/>
@@ -11471,8 +11410,8 @@
         </w:r>
       </w:hyperlink>
     </w:p>
-    <w:bookmarkEnd w:id="41"/>
-    <w:bookmarkStart w:id="43" w:name="ref-wikipedia_skew_hermitian_matrix"/>
+    <w:bookmarkEnd w:id="40"/>
+    <w:bookmarkStart w:id="42" w:name="ref-wikipedia_skew_hermitian_matrix"/>
     <w:p>
       <w:pPr>
         <w:pStyle w:val="Bibliography"/>
@@ -11519,7 +11458,7 @@
       <w:r>
         <w:t xml:space="preserve"> </w:t>
       </w:r>
-      <w:hyperlink r:id="rId42">
+      <w:hyperlink r:id="rId41">
         <w:r>
           <w:rPr>
             <w:rStyle w:val="Hyperlink"/>
@@ -11528,9 +11467,9 @@
         </w:r>
       </w:hyperlink>
     </w:p>
+    <w:bookmarkEnd w:id="42"/>
     <w:bookmarkEnd w:id="43"/>
     <w:bookmarkEnd w:id="44"/>
-    <w:bookmarkEnd w:id="45"/>
     <w:sectPr>
       <w:footnotePr>
         <w:numRestart w:val="eachSect"/>
@@ -11863,9 +11802,6 @@
     </w:lvlOverride>
   </w:num>
   <w:num w:numId="1002">
-    <w:abstractNumId w:val="991"/>
-  </w:num>
-  <w:num w:numId="1003">
     <w:abstractNumId w:val="991"/>
   </w:num>
 </w:numbering>

--- a/linear-algebra-complex.docx
+++ b/linear-algebra-complex.docx
@@ -15,7 +15,7 @@
         <w:pStyle w:val="Date"/>
       </w:pPr>
       <w:r>
-        <w:t xml:space="preserve">Last modified: 2026-10-18 13:21:32 (PDT)</w:t>
+        <w:t xml:space="preserve">Last modified: 2026-10-18 16:43:42 (PDT)</w:t>
       </w:r>
     </w:p>
     <w:bookmarkStart w:id="44" w:name="sec-complex-vectors-matrices"/>

--- a/linear-algebra-complex.docx
+++ b/linear-algebra-complex.docx
@@ -15,7 +15,7 @@
         <w:pStyle w:val="Date"/>
       </w:pPr>
       <w:r>
-        <w:t xml:space="preserve">Last modified: 2026-10-18 16:43:42 (PDT)</w:t>
+        <w:t xml:space="preserve">Last modified: 2026-10-19 00:47:50 (PDT)</w:t>
       </w:r>
     </w:p>
     <w:bookmarkStart w:id="44" w:name="sec-complex-vectors-matrices"/>

--- a/linear-algebra-complex.docx
+++ b/linear-algebra-complex.docx
@@ -15,7 +15,7 @@
         <w:pStyle w:val="Date"/>
       </w:pPr>
       <w:r>
-        <w:t xml:space="preserve">Last modified: 2026-10-19 00:47:50 (PDT)</w:t>
+        <w:t xml:space="preserve">Last modified: 2026-10-19 02:15:55 (PDT)</w:t>
       </w:r>
     </w:p>
     <w:bookmarkStart w:id="44" w:name="sec-complex-vectors-matrices"/>

--- a/linear-algebra-complex.docx
+++ b/linear-algebra-complex.docx
@@ -15,7 +15,7 @@
         <w:pStyle w:val="Date"/>
       </w:pPr>
       <w:r>
-        <w:t xml:space="preserve">Last modified: 2026-10-19 02:15:55 (PDT)</w:t>
+        <w:t xml:space="preserve">Last modified: 2026-10-19 03:23:43 (PDT)</w:t>
       </w:r>
     </w:p>
     <w:bookmarkStart w:id="44" w:name="sec-complex-vectors-matrices"/>

--- a/linear-algebra-complex.docx
+++ b/linear-algebra-complex.docx
@@ -15,7 +15,7 @@
         <w:pStyle w:val="Date"/>
       </w:pPr>
       <w:r>
-        <w:t xml:space="preserve">Last modified: 2026-10-19 03:23:43 (PDT)</w:t>
+        <w:t xml:space="preserve">Last modified: 2026-10-19 04:41:29 (PDT)</w:t>
       </w:r>
     </w:p>
     <w:bookmarkStart w:id="44" w:name="sec-complex-vectors-matrices"/>

--- a/linear-algebra-complex.docx
+++ b/linear-algebra-complex.docx
@@ -15,7 +15,7 @@
         <w:pStyle w:val="Date"/>
       </w:pPr>
       <w:r>
-        <w:t xml:space="preserve">Last modified: 2026-10-19 04:41:29 (PDT)</w:t>
+        <w:t xml:space="preserve">Last modified: 2026-10-19 05:58:02 (PDT)</w:t>
       </w:r>
     </w:p>
     <w:bookmarkStart w:id="44" w:name="sec-complex-vectors-matrices"/>

--- a/linear-algebra-complex.docx
+++ b/linear-algebra-complex.docx
@@ -15,7 +15,7 @@
         <w:pStyle w:val="Date"/>
       </w:pPr>
       <w:r>
-        <w:t xml:space="preserve">Last modified: 2026-10-19 05:58:02 (PDT)</w:t>
+        <w:t xml:space="preserve">Last modified: 2026-10-19 09:38:56 (PDT)</w:t>
       </w:r>
     </w:p>
     <w:bookmarkStart w:id="44" w:name="sec-complex-vectors-matrices"/>

--- a/linear-algebra-complex.docx
+++ b/linear-algebra-complex.docx
@@ -15,7 +15,7 @@
         <w:pStyle w:val="Date"/>
       </w:pPr>
       <w:r>
-        <w:t xml:space="preserve">Last modified: 2026-10-19 09:38:56 (PDT)</w:t>
+        <w:t xml:space="preserve">Last modified: 2026-10-19 11:02:25 (PDT)</w:t>
       </w:r>
     </w:p>
     <w:bookmarkStart w:id="44" w:name="sec-complex-vectors-matrices"/>

--- a/linear-algebra-complex.docx
+++ b/linear-algebra-complex.docx
@@ -15,7 +15,7 @@
         <w:pStyle w:val="Date"/>
       </w:pPr>
       <w:r>
-        <w:t xml:space="preserve">Last modified: 2026-10-19 11:02:25 (PDT)</w:t>
+        <w:t xml:space="preserve">Last modified: 2026-10-19 12:33:15 (PDT)</w:t>
       </w:r>
     </w:p>
     <w:bookmarkStart w:id="44" w:name="sec-complex-vectors-matrices"/>

--- a/linear-algebra-complex.docx
+++ b/linear-algebra-complex.docx
@@ -15,7 +15,7 @@
         <w:pStyle w:val="Date"/>
       </w:pPr>
       <w:r>
-        <w:t xml:space="preserve">Last modified: 2026-10-19 12:33:15 (PDT)</w:t>
+        <w:t xml:space="preserve">Last modified: 2026-10-19 23:31:34 (PDT)</w:t>
       </w:r>
     </w:p>
     <w:bookmarkStart w:id="44" w:name="sec-complex-vectors-matrices"/>

--- a/linear-algebra-complex.docx
+++ b/linear-algebra-complex.docx
@@ -15,7 +15,7 @@
         <w:pStyle w:val="Date"/>
       </w:pPr>
       <w:r>
-        <w:t xml:space="preserve">Last modified: 2026-10-19 23:31:34 (PDT)</w:t>
+        <w:t xml:space="preserve">Last modified: 2026-10-20 00:42:48 (PDT)</w:t>
       </w:r>
     </w:p>
     <w:bookmarkStart w:id="44" w:name="sec-complex-vectors-matrices"/>

--- a/linear-algebra-complex.docx
+++ b/linear-algebra-complex.docx
@@ -15,7 +15,7 @@
         <w:pStyle w:val="Date"/>
       </w:pPr>
       <w:r>
-        <w:t xml:space="preserve">Last modified: 2026-10-20 00:42:48 (PDT)</w:t>
+        <w:t xml:space="preserve">Last modified: 2026-10-21 13:11:08 (PDT)</w:t>
       </w:r>
     </w:p>
     <w:bookmarkStart w:id="44" w:name="sec-complex-vectors-matrices"/>

--- a/linear-algebra-complex.docx
+++ b/linear-algebra-complex.docx
@@ -15,7 +15,7 @@
         <w:pStyle w:val="Date"/>
       </w:pPr>
       <w:r>
-        <w:t xml:space="preserve">Last modified: 2026-10-21 13:11:08 (PDT)</w:t>
+        <w:t xml:space="preserve">Last modified: 2026-10-21 14:24:09 (PDT)</w:t>
       </w:r>
     </w:p>
     <w:bookmarkStart w:id="44" w:name="sec-complex-vectors-matrices"/>

--- a/linear-algebra-complex.docx
+++ b/linear-algebra-complex.docx
@@ -15,7 +15,7 @@
         <w:pStyle w:val="Date"/>
       </w:pPr>
       <w:r>
-        <w:t xml:space="preserve">Last modified: 2026-10-21 14:24:09 (PDT)</w:t>
+        <w:t xml:space="preserve">Last modified: 2026-10-22 00:50:13 (PDT)</w:t>
       </w:r>
     </w:p>
     <w:bookmarkStart w:id="44" w:name="sec-complex-vectors-matrices"/>

--- a/linear-algebra-complex.docx
+++ b/linear-algebra-complex.docx
@@ -15,7 +15,7 @@
         <w:pStyle w:val="Date"/>
       </w:pPr>
       <w:r>
-        <w:t xml:space="preserve">Last modified: 2026-10-22 00:50:13 (PDT)</w:t>
+        <w:t xml:space="preserve">Last modified: 2026-10-22 08:26:35 (PDT)</w:t>
       </w:r>
     </w:p>
     <w:bookmarkStart w:id="44" w:name="sec-complex-vectors-matrices"/>

--- a/linear-algebra-complex.docx
+++ b/linear-algebra-complex.docx
@@ -15,7 +15,7 @@
         <w:pStyle w:val="Date"/>
       </w:pPr>
       <w:r>
-        <w:t xml:space="preserve">Last modified: 2026-10-22 08:26:35 (PDT)</w:t>
+        <w:t xml:space="preserve">Last modified: 2026-10-22 09:50:17 (PDT)</w:t>
       </w:r>
     </w:p>
     <w:bookmarkStart w:id="44" w:name="sec-complex-vectors-matrices"/>

--- a/linear-algebra-complex.docx
+++ b/linear-algebra-complex.docx
@@ -15,7 +15,7 @@
         <w:pStyle w:val="Date"/>
       </w:pPr>
       <w:r>
-        <w:t xml:space="preserve">Last modified: 2026-10-22 09:50:17 (PDT)</w:t>
+        <w:t xml:space="preserve">Last modified: 2026-10-22 11:05:55 (PDT)</w:t>
       </w:r>
     </w:p>
     <w:bookmarkStart w:id="44" w:name="sec-complex-vectors-matrices"/>

--- a/linear-algebra-complex.docx
+++ b/linear-algebra-complex.docx
@@ -15,7 +15,7 @@
         <w:pStyle w:val="Date"/>
       </w:pPr>
       <w:r>
-        <w:t xml:space="preserve">Last modified: 2026-10-24 15:35:26 (PDT)</w:t>
+        <w:t xml:space="preserve">Last modified: 2026-10-24 20:19:00 (PDT)</w:t>
       </w:r>
     </w:p>
     <w:bookmarkStart w:id="44" w:name="sec-complex-vectors-matrices"/>

--- a/linear-algebra-complex.docx
+++ b/linear-algebra-complex.docx
@@ -15,7 +15,7 @@
         <w:pStyle w:val="Date"/>
       </w:pPr>
       <w:r>
-        <w:t xml:space="preserve">Last modified: 2026-10-24 20:19:00 (PDT)</w:t>
+        <w:t xml:space="preserve">Last modified: 2026-10-25 16:46:34 (PDT)</w:t>
       </w:r>
     </w:p>
     <w:bookmarkStart w:id="44" w:name="sec-complex-vectors-matrices"/>

--- a/linear-algebra-complex.docx
+++ b/linear-algebra-complex.docx
@@ -15,7 +15,7 @@
         <w:pStyle w:val="Date"/>
       </w:pPr>
       <w:r>
-        <w:t xml:space="preserve">Last modified: 2026-10-25 16:46:34 (PDT)</w:t>
+        <w:t xml:space="preserve">Last modified: 2026-10-25 18:01:14 (PDT)</w:t>
       </w:r>
     </w:p>
     <w:bookmarkStart w:id="44" w:name="sec-complex-vectors-matrices"/>

--- a/linear-algebra-complex.docx
+++ b/linear-algebra-complex.docx
@@ -15,7 +15,7 @@
         <w:pStyle w:val="Date"/>
       </w:pPr>
       <w:r>
-        <w:t xml:space="preserve">Last modified: 2026-10-25 18:01:14 (PDT)</w:t>
+        <w:t xml:space="preserve">Last modified: 2026-10-26 02:21:32 (PDT)</w:t>
       </w:r>
     </w:p>
     <w:bookmarkStart w:id="44" w:name="sec-complex-vectors-matrices"/>

--- a/linear-algebra-complex.docx
+++ b/linear-algebra-complex.docx
@@ -15,7 +15,7 @@
         <w:pStyle w:val="Date"/>
       </w:pPr>
       <w:r>
-        <w:t xml:space="preserve">Last modified: 2026-10-26 02:21:32 (PDT)</w:t>
+        <w:t xml:space="preserve">Last modified: 2026-10-26 03:33:07 (PDT)</w:t>
       </w:r>
     </w:p>
     <w:bookmarkStart w:id="44" w:name="sec-complex-vectors-matrices"/>

--- a/linear-algebra-complex.docx
+++ b/linear-algebra-complex.docx
@@ -15,7 +15,7 @@
         <w:pStyle w:val="Date"/>
       </w:pPr>
       <w:r>
-        <w:t xml:space="preserve">Last modified: 2026-10-26 03:33:07 (PDT)</w:t>
+        <w:t xml:space="preserve">Last modified: 2026-10-26 10:13:13 (PDT)</w:t>
       </w:r>
     </w:p>
     <w:bookmarkStart w:id="44" w:name="sec-complex-vectors-matrices"/>

--- a/linear-algebra-complex.docx
+++ b/linear-algebra-complex.docx
@@ -15,7 +15,7 @@
         <w:pStyle w:val="Date"/>
       </w:pPr>
       <w:r>
-        <w:t xml:space="preserve">Last modified: 2026-10-26 10:13:13 (PDT)</w:t>
+        <w:t xml:space="preserve">Last modified: 2026-10-26 12:55:55 (PDT)</w:t>
       </w:r>
     </w:p>
     <w:bookmarkStart w:id="44" w:name="sec-complex-vectors-matrices"/>

--- a/linear-algebra-complex.docx
+++ b/linear-algebra-complex.docx
@@ -15,7 +15,7 @@
         <w:pStyle w:val="Date"/>
       </w:pPr>
       <w:r>
-        <w:t xml:space="preserve">Last modified: 2026-10-26 12:55:55 (PDT)</w:t>
+        <w:t xml:space="preserve">Last modified: 2026-10-26 14:36:46 (PDT)</w:t>
       </w:r>
     </w:p>
     <w:bookmarkStart w:id="44" w:name="sec-complex-vectors-matrices"/>

--- a/linear-algebra-complex.docx
+++ b/linear-algebra-complex.docx
@@ -15,7 +15,7 @@
         <w:pStyle w:val="Date"/>
       </w:pPr>
       <w:r>
-        <w:t xml:space="preserve">Last modified: 2026-10-26 14:36:46 (PDT)</w:t>
+        <w:t xml:space="preserve">Last modified: 2026-10-26 20:57:05 (PDT)</w:t>
       </w:r>
     </w:p>
     <w:bookmarkStart w:id="44" w:name="sec-complex-vectors-matrices"/>

--- a/linear-algebra-complex.docx
+++ b/linear-algebra-complex.docx
@@ -15,7 +15,7 @@
         <w:pStyle w:val="Date"/>
       </w:pPr>
       <w:r>
-        <w:t xml:space="preserve">Last modified: 2026-10-26 20:57:05 (PDT)</w:t>
+        <w:t xml:space="preserve">Last modified: 2026-10-26 23:10:47 (PDT)</w:t>
       </w:r>
     </w:p>
     <w:bookmarkStart w:id="44" w:name="sec-complex-vectors-matrices"/>

--- a/linear-algebra-complex.docx
+++ b/linear-algebra-complex.docx
@@ -15,7 +15,7 @@
         <w:pStyle w:val="Date"/>
       </w:pPr>
       <w:r>
-        <w:t xml:space="preserve">Last modified: 2026-10-26 23:10:47 (PDT)</w:t>
+        <w:t xml:space="preserve">Last modified: 2026-10-27 00:23:12 (PDT)</w:t>
       </w:r>
     </w:p>
     <w:bookmarkStart w:id="44" w:name="sec-complex-vectors-matrices"/>

--- a/linear-algebra-complex.docx
+++ b/linear-algebra-complex.docx
@@ -15,7 +15,7 @@
         <w:pStyle w:val="Date"/>
       </w:pPr>
       <w:r>
-        <w:t xml:space="preserve">Last modified: 2026-10-27 00:23:12 (PDT)</w:t>
+        <w:t xml:space="preserve">Last modified: 2026-10-27 01:34:30 (PDT)</w:t>
       </w:r>
     </w:p>
     <w:bookmarkStart w:id="44" w:name="sec-complex-vectors-matrices"/>

--- a/linear-algebra-complex.docx
+++ b/linear-algebra-complex.docx
@@ -15,7 +15,7 @@
         <w:pStyle w:val="Date"/>
       </w:pPr>
       <w:r>
-        <w:t xml:space="preserve">Last modified: 2026-10-27 01:34:30 (PDT)</w:t>
+        <w:t xml:space="preserve">Last modified: 2026-10-27 09:35:20 (PDT)</w:t>
       </w:r>
     </w:p>
     <w:bookmarkStart w:id="44" w:name="sec-complex-vectors-matrices"/>

--- a/linear-algebra-complex.docx
+++ b/linear-algebra-complex.docx
@@ -15,7 +15,7 @@
         <w:pStyle w:val="Date"/>
       </w:pPr>
       <w:r>
-        <w:t xml:space="preserve">Last modified: 2026-10-27 09:35:20 (PDT)</w:t>
+        <w:t xml:space="preserve">Last modified: 2026-10-27 11:01:31 (PDT)</w:t>
       </w:r>
     </w:p>
     <w:bookmarkStart w:id="44" w:name="sec-complex-vectors-matrices"/>

--- a/linear-algebra-complex.docx
+++ b/linear-algebra-complex.docx
@@ -15,7 +15,7 @@
         <w:pStyle w:val="Date"/>
       </w:pPr>
       <w:r>
-        <w:t xml:space="preserve">Last modified: 2026-10-27 11:01:31 (PDT)</w:t>
+        <w:t xml:space="preserve">Last modified: 2026-10-27 17:38:18 (PDT)</w:t>
       </w:r>
     </w:p>
     <w:bookmarkStart w:id="44" w:name="sec-complex-vectors-matrices"/>

--- a/linear-algebra-complex.docx
+++ b/linear-algebra-complex.docx
@@ -15,7 +15,7 @@
         <w:pStyle w:val="Date"/>
       </w:pPr>
       <w:r>
-        <w:t xml:space="preserve">Last modified: 2026-10-27 17:38:18 (PDT)</w:t>
+        <w:t xml:space="preserve">Last modified: 2026-10-27 20:53:54 (PDT)</w:t>
       </w:r>
     </w:p>
     <w:bookmarkStart w:id="44" w:name="sec-complex-vectors-matrices"/>

--- a/linear-algebra-complex.docx
+++ b/linear-algebra-complex.docx
@@ -15,7 +15,7 @@
         <w:pStyle w:val="Date"/>
       </w:pPr>
       <w:r>
-        <w:t xml:space="preserve">Last modified: 2026-10-27 20:53:54 (PDT)</w:t>
+        <w:t xml:space="preserve">Last modified: 2026-10-28 13:13:09 (PDT)</w:t>
       </w:r>
     </w:p>
     <w:bookmarkStart w:id="44" w:name="sec-complex-vectors-matrices"/>

--- a/linear-algebra-complex.docx
+++ b/linear-algebra-complex.docx
@@ -15,7 +15,7 @@
         <w:pStyle w:val="Date"/>
       </w:pPr>
       <w:r>
-        <w:t xml:space="preserve">Last modified: 2026-10-28 13:13:09 (PDT)</w:t>
+        <w:t xml:space="preserve">Last modified: 2026-10-28 16:00:43 (PDT)</w:t>
       </w:r>
     </w:p>
     <w:bookmarkStart w:id="44" w:name="sec-complex-vectors-matrices"/>

--- a/linear-algebra-complex.docx
+++ b/linear-algebra-complex.docx
@@ -15,7 +15,7 @@
         <w:pStyle w:val="Date"/>
       </w:pPr>
       <w:r>
-        <w:t xml:space="preserve">Last modified: 2026-10-28 16:00:43 (PDT)</w:t>
+        <w:t xml:space="preserve">Last modified: 2026-10-28 17:04:35 (PDT)</w:t>
       </w:r>
     </w:p>
     <w:bookmarkStart w:id="44" w:name="sec-complex-vectors-matrices"/>

--- a/linear-algebra-complex.docx
+++ b/linear-algebra-complex.docx
@@ -15,7 +15,7 @@
         <w:pStyle w:val="Date"/>
       </w:pPr>
       <w:r>
-        <w:t xml:space="preserve">Last modified: 2026-10-28 17:04:35 (PDT)</w:t>
+        <w:t xml:space="preserve">Last modified: 2026-10-28 18:32:18 (PDT)</w:t>
       </w:r>
     </w:p>
     <w:bookmarkStart w:id="44" w:name="sec-complex-vectors-matrices"/>

--- a/linear-algebra-complex.docx
+++ b/linear-algebra-complex.docx
@@ -15,7 +15,7 @@
         <w:pStyle w:val="Date"/>
       </w:pPr>
       <w:r>
-        <w:t xml:space="preserve">Last modified: 2026-10-28 18:32:18 (PDT)</w:t>
+        <w:t xml:space="preserve">Last modified: 2026-10-28 20:07:26 (PDT)</w:t>
       </w:r>
     </w:p>
     <w:bookmarkStart w:id="44" w:name="sec-complex-vectors-matrices"/>

--- a/linear-algebra-complex.docx
+++ b/linear-algebra-complex.docx
@@ -15,7 +15,7 @@
         <w:pStyle w:val="Date"/>
       </w:pPr>
       <w:r>
-        <w:t xml:space="preserve">Last modified: 2026-10-28 20:07:26 (PDT)</w:t>
+        <w:t xml:space="preserve">Last modified: 2026-10-28 21:37:44 (PDT)</w:t>
       </w:r>
     </w:p>
     <w:bookmarkStart w:id="44" w:name="sec-complex-vectors-matrices"/>

--- a/linear-algebra-complex.docx
+++ b/linear-algebra-complex.docx
@@ -15,7 +15,7 @@
         <w:pStyle w:val="Date"/>
       </w:pPr>
       <w:r>
-        <w:t xml:space="preserve">Last modified: 2026-10-28 21:37:44 (PDT)</w:t>
+        <w:t xml:space="preserve">Last modified: 2026-10-28 23:05:07 (PDT)</w:t>
       </w:r>
     </w:p>
     <w:bookmarkStart w:id="44" w:name="sec-complex-vectors-matrices"/>

--- a/linear-algebra-complex.docx
+++ b/linear-algebra-complex.docx
@@ -15,7 +15,7 @@
         <w:pStyle w:val="Date"/>
       </w:pPr>
       <w:r>
-        <w:t xml:space="preserve">Last modified: 2026-10-28 23:05:07 (PDT)</w:t>
+        <w:t xml:space="preserve">Last modified: 2026-10-29 00:14:30 (PDT)</w:t>
       </w:r>
     </w:p>
     <w:bookmarkStart w:id="44" w:name="sec-complex-vectors-matrices"/>

--- a/linear-algebra-complex.docx
+++ b/linear-algebra-complex.docx
@@ -15,7 +15,7 @@
         <w:pStyle w:val="Date"/>
       </w:pPr>
       <w:r>
-        <w:t xml:space="preserve">Last modified: 2026-10-29 00:14:30 (PDT)</w:t>
+        <w:t xml:space="preserve">Last modified: 2026-10-29 01:38:31 (PDT)</w:t>
       </w:r>
     </w:p>
     <w:bookmarkStart w:id="44" w:name="sec-complex-vectors-matrices"/>

--- a/linear-algebra-complex.docx
+++ b/linear-algebra-complex.docx
@@ -15,7 +15,7 @@
         <w:pStyle w:val="Date"/>
       </w:pPr>
       <w:r>
-        <w:t xml:space="preserve">Last modified: 2026-10-29 01:38:31 (PDT)</w:t>
+        <w:t xml:space="preserve">Last modified: 2026-10-29 07:45:31 (PDT)</w:t>
       </w:r>
     </w:p>
     <w:bookmarkStart w:id="44" w:name="sec-complex-vectors-matrices"/>

--- a/linear-algebra-complex.docx
+++ b/linear-algebra-complex.docx
@@ -15,7 +15,7 @@
         <w:pStyle w:val="Date"/>
       </w:pPr>
       <w:r>
-        <w:t xml:space="preserve">Last modified: 2026-10-29 07:45:31 (PDT)</w:t>
+        <w:t xml:space="preserve">Last modified: 2026-10-29 09:12:46 (PDT)</w:t>
       </w:r>
     </w:p>
     <w:bookmarkStart w:id="44" w:name="sec-complex-vectors-matrices"/>

--- a/linear-algebra-complex.docx
+++ b/linear-algebra-complex.docx
@@ -15,7 +15,7 @@
         <w:pStyle w:val="Date"/>
       </w:pPr>
       <w:r>
-        <w:t xml:space="preserve">Last modified: 2026-10-29 09:12:46 (PDT)</w:t>
+        <w:t xml:space="preserve">Last modified: 2026-10-29 10:33:15 (PDT)</w:t>
       </w:r>
     </w:p>
     <w:bookmarkStart w:id="44" w:name="sec-complex-vectors-matrices"/>

--- a/linear-algebra-complex.docx
+++ b/linear-algebra-complex.docx
@@ -15,7 +15,7 @@
         <w:pStyle w:val="Date"/>
       </w:pPr>
       <w:r>
-        <w:t xml:space="preserve">Last modified: 2026-10-29 10:33:15 (PDT)</w:t>
+        <w:t xml:space="preserve">Last modified: 2026-10-29 11:51:41 (PDT)</w:t>
       </w:r>
     </w:p>
     <w:bookmarkStart w:id="44" w:name="sec-complex-vectors-matrices"/>

--- a/linear-algebra-complex.docx
+++ b/linear-algebra-complex.docx
@@ -15,7 +15,7 @@
         <w:pStyle w:val="Date"/>
       </w:pPr>
       <w:r>
-        <w:t xml:space="preserve">Last modified: 2026-10-29 11:51:41 (PDT)</w:t>
+        <w:t xml:space="preserve">Last modified: 2026-10-29 13:28:16 (PDT)</w:t>
       </w:r>
     </w:p>
     <w:bookmarkStart w:id="44" w:name="sec-complex-vectors-matrices"/>

--- a/linear-algebra-complex.docx
+++ b/linear-algebra-complex.docx
@@ -15,7 +15,7 @@
         <w:pStyle w:val="Date"/>
       </w:pPr>
       <w:r>
-        <w:t xml:space="preserve">Last modified: 2026-10-29 13:28:16 (PDT)</w:t>
+        <w:t xml:space="preserve">Last modified: 2026-10-29 14:56:31 (PDT)</w:t>
       </w:r>
     </w:p>
     <w:bookmarkStart w:id="44" w:name="sec-complex-vectors-matrices"/>

--- a/linear-algebra-complex.docx
+++ b/linear-algebra-complex.docx
@@ -15,7 +15,7 @@
         <w:pStyle w:val="Date"/>
       </w:pPr>
       <w:r>
-        <w:t xml:space="preserve">Last modified: 2026-10-29 14:56:31 (PDT)</w:t>
+        <w:t xml:space="preserve">Last modified: 2026-10-29 16:45:03 (PDT)</w:t>
       </w:r>
     </w:p>
     <w:bookmarkStart w:id="44" w:name="sec-complex-vectors-matrices"/>

--- a/linear-algebra-complex.docx
+++ b/linear-algebra-complex.docx
@@ -15,7 +15,7 @@
         <w:pStyle w:val="Date"/>
       </w:pPr>
       <w:r>
-        <w:t xml:space="preserve">Last modified: 2026-10-29 16:45:03 (PDT)</w:t>
+        <w:t xml:space="preserve">Last modified: 2026-10-29 20:01:11 (PDT)</w:t>
       </w:r>
     </w:p>
     <w:bookmarkStart w:id="44" w:name="sec-complex-vectors-matrices"/>

--- a/linear-algebra-complex.docx
+++ b/linear-algebra-complex.docx
@@ -15,7 +15,7 @@
         <w:pStyle w:val="Date"/>
       </w:pPr>
       <w:r>
-        <w:t xml:space="preserve">Last modified: 2026-10-29 20:01:11 (PDT)</w:t>
+        <w:t xml:space="preserve">Last modified: 2026-10-30 00:52:40 (PDT)</w:t>
       </w:r>
     </w:p>
     <w:bookmarkStart w:id="44" w:name="sec-complex-vectors-matrices"/>

--- a/linear-algebra-complex.docx
+++ b/linear-algebra-complex.docx
@@ -15,7 +15,7 @@
         <w:pStyle w:val="Date"/>
       </w:pPr>
       <w:r>
-        <w:t xml:space="preserve">Last modified: 2026-10-30 00:52:40 (PDT)</w:t>
+        <w:t xml:space="preserve">Last modified: 2026-10-30 02:22:19 (PDT)</w:t>
       </w:r>
     </w:p>
     <w:bookmarkStart w:id="44" w:name="sec-complex-vectors-matrices"/>

--- a/linear-algebra-complex.docx
+++ b/linear-algebra-complex.docx
@@ -15,7 +15,7 @@
         <w:pStyle w:val="Date"/>
       </w:pPr>
       <w:r>
-        <w:t xml:space="preserve">Last modified: 2026-10-30 02:22:19 (PDT)</w:t>
+        <w:t xml:space="preserve">Last modified: 2026-10-30 12:07:09 (PDT)</w:t>
       </w:r>
     </w:p>
     <w:bookmarkStart w:id="44" w:name="sec-complex-vectors-matrices"/>

--- a/linear-algebra-complex.docx
+++ b/linear-algebra-complex.docx
@@ -15,7 +15,7 @@
         <w:pStyle w:val="Date"/>
       </w:pPr>
       <w:r>
-        <w:t xml:space="preserve">Last modified: 2026-10-30 12:07:09 (PDT)</w:t>
+        <w:t xml:space="preserve">Last modified: 2026-10-30 13:54:56 (PDT)</w:t>
       </w:r>
     </w:p>
     <w:bookmarkStart w:id="44" w:name="sec-complex-vectors-matrices"/>

--- a/linear-algebra-complex.docx
+++ b/linear-algebra-complex.docx
@@ -15,7 +15,7 @@
         <w:pStyle w:val="Date"/>
       </w:pPr>
       <w:r>
-        <w:t xml:space="preserve">Last modified: 2026-10-30 13:54:56 (PDT)</w:t>
+        <w:t xml:space="preserve">Last modified: 2026-10-30 15:46:06 (PDT)</w:t>
       </w:r>
     </w:p>
     <w:bookmarkStart w:id="44" w:name="sec-complex-vectors-matrices"/>

--- a/linear-algebra-complex.docx
+++ b/linear-algebra-complex.docx
@@ -15,7 +15,7 @@
         <w:pStyle w:val="Date"/>
       </w:pPr>
       <w:r>
-        <w:t xml:space="preserve">Last modified: 2026-10-30 15:46:06 (PDT)</w:t>
+        <w:t xml:space="preserve">Last modified: 2026-10-30 17:15:43 (PDT)</w:t>
       </w:r>
     </w:p>
     <w:bookmarkStart w:id="44" w:name="sec-complex-vectors-matrices"/>

--- a/linear-algebra-complex.docx
+++ b/linear-algebra-complex.docx
@@ -15,7 +15,7 @@
         <w:pStyle w:val="Date"/>
       </w:pPr>
       <w:r>
-        <w:t xml:space="preserve">Last modified: 2026-10-30 17:15:43 (PDT)</w:t>
+        <w:t xml:space="preserve">Last modified: 2026-10-30 18:45:42 (PDT)</w:t>
       </w:r>
     </w:p>
     <w:bookmarkStart w:id="44" w:name="sec-complex-vectors-matrices"/>

--- a/linear-algebra-complex.docx
+++ b/linear-algebra-complex.docx
@@ -15,7 +15,7 @@
         <w:pStyle w:val="Date"/>
       </w:pPr>
       <w:r>
-        <w:t xml:space="preserve">Last modified: 2026-10-30 18:45:42 (PDT)</w:t>
+        <w:t xml:space="preserve">Last modified: 2026-10-30 21:18:12 (PDT)</w:t>
       </w:r>
     </w:p>
     <w:bookmarkStart w:id="44" w:name="sec-complex-vectors-matrices"/>

--- a/linear-algebra-complex.docx
+++ b/linear-algebra-complex.docx
@@ -15,7 +15,7 @@
         <w:pStyle w:val="Date"/>
       </w:pPr>
       <w:r>
-        <w:t xml:space="preserve">Last modified: 2026-10-30 21:18:12 (PDT)</w:t>
+        <w:t xml:space="preserve">Last modified: 2026-10-31 00:08:50 (PDT)</w:t>
       </w:r>
     </w:p>
     <w:bookmarkStart w:id="44" w:name="sec-complex-vectors-matrices"/>

--- a/linear-algebra-complex.docx
+++ b/linear-algebra-complex.docx
@@ -15,7 +15,7 @@
         <w:pStyle w:val="Date"/>
       </w:pPr>
       <w:r>
-        <w:t xml:space="preserve">Last modified: 2026-10-31 00:08:50 (PDT)</w:t>
+        <w:t xml:space="preserve">Last modified: 2026-10-31 06:43:52 (PDT)</w:t>
       </w:r>
     </w:p>
     <w:bookmarkStart w:id="44" w:name="sec-complex-vectors-matrices"/>
